--- a/9 семестр/Математические методы сокрытия и маскирования информации/Лабораторная 1/Документы/ForLab (3).docx
+++ b/9 семестр/Математические методы сокрытия и маскирования информации/Лабораторная 1/Документы/ForLab (3).docx
@@ -12,14 +12,14 @@
       <w:r>
         <w:rPr>
           <w:lang w:val="en-US"/>
-          <w:color w:val="000000"/>
+          <w:color w:val="FF0000"/>
         </w:rPr>
         <w:t xml:space="preserve">Q</w:t>
       </w:r>
       <w:r>
         <w:rPr>
           <w:lang w:val="en-US"/>
-          <w:color w:val="000000"/>
+          <w:color w:val="FF0000"/>
         </w:rPr>
         <w:t xml:space="preserve">w</w:t>
       </w:r>
@@ -40,14 +40,14 @@
       <w:r>
         <w:rPr>
           <w:lang w:val="en-US"/>
-          <w:color w:val="000000"/>
+          <w:color w:val="FF0000"/>
         </w:rPr>
         <w:t xml:space="preserve">t</w:t>
       </w:r>
       <w:r>
         <w:rPr>
           <w:lang w:val="en-US"/>
-          <w:color w:val="000000"/>
+          <w:color w:val="FF0000"/>
         </w:rPr>
         <w:t xml:space="preserve">y</w:t>
       </w:r>
@@ -61,8 +61,225 @@
       <w:r>
         <w:rPr>
           <w:lang w:val="en-US"/>
+          <w:color w:val="000000"/>
+        </w:rPr>
+        <w:t xml:space="preserve">i</w:t>
+      </w:r>
+      <w:r>
+        <w:rPr>
+          <w:lang w:val="en-US"/>
           <w:color w:val="FF0000"/>
         </w:rPr>
+        <w:t xml:space="preserve">o</w:t>
+      </w:r>
+      <w:r>
+        <w:rPr>
+          <w:lang w:val="en-US"/>
+          <w:color w:val="000000"/>
+        </w:rPr>
+        <w:t xml:space="preserve">p</w:t>
+      </w:r>
+      <w:r>
+        <w:rPr>
+          <w:lang w:val="en-US"/>
+          <w:color w:val="FF0000"/>
+        </w:rPr>
+        <w:t xml:space="preserve">[</w:t>
+      </w:r>
+      <w:r>
+        <w:rPr>
+          <w:lang w:val="en-US"/>
+          <w:color w:val="FF0000"/>
+        </w:rPr>
+        <w:t xml:space="preserve">‘</w:t>
+      </w:r>
+      <w:r>
+        <w:rPr>
+          <w:lang w:val="en-US"/>
+          <w:color w:val="000000"/>
+        </w:rPr>
+        <w:t xml:space="preserve">;</w:t>
+      </w:r>
+      <w:r>
+        <w:rPr>
+          <w:lang w:val="en-US"/>
+          <w:color w:val="000000"/>
+        </w:rPr>
+        <w:t xml:space="preserve">l</w:t>
+      </w:r>
+      <w:r>
+        <w:rPr>
+          <w:lang w:val="en-US"/>
+          <w:color w:val="000000"/>
+        </w:rPr>
+        <w:t xml:space="preserve">k</w:t>
+      </w:r>
+      <w:r>
+        <w:rPr>
+          <w:lang w:val="en-US"/>
+          <w:color w:val="FF0000"/>
+        </w:rPr>
+        <w:t xml:space="preserve">j</w:t>
+      </w:r>
+      <w:r>
+        <w:rPr>
+          <w:lang w:val="en-US"/>
+          <w:color w:val="000000"/>
+        </w:rPr>
+        <w:t xml:space="preserve">h</w:t>
+      </w:r>
+      <w:r>
+        <w:rPr>
+          <w:lang w:val="en-US"/>
+          <w:color w:val="000000"/>
+        </w:rPr>
+        <w:t xml:space="preserve">g</w:t>
+      </w:r>
+      <w:r>
+        <w:rPr>
+          <w:lang w:val="en-US"/>
+          <w:color w:val="000000"/>
+        </w:rPr>
+        <w:t xml:space="preserve">f</w:t>
+      </w:r>
+      <w:r>
+        <w:rPr>
+          <w:lang w:val="en-US"/>
+          <w:color w:val="000000"/>
+        </w:rPr>
+        <w:t xml:space="preserve">d</w:t>
+      </w:r>
+      <w:r>
+        <w:rPr>
+          <w:lang w:val="en-US"/>
+          <w:color w:val="000000"/>
+        </w:rPr>
+        <w:t xml:space="preserve">s</w:t>
+      </w:r>
+      <w:r>
+        <w:rPr>
+          <w:lang w:val="en-US"/>
+          <w:color w:val="000000"/>
+        </w:rPr>
+        <w:t xml:space="preserve">a</w:t>
+      </w:r>
+      <w:r>
+        <w:rPr>
+          <w:lang w:val="en-US"/>
+          <w:color w:val="FF0000"/>
+        </w:rPr>
+        <w:t xml:space="preserve">z</w:t>
+      </w:r>
+      <w:r>
+        <w:rPr>
+          <w:lang w:val="en-US"/>
+          <w:color w:val="FF0000"/>
+        </w:rPr>
+        <w:t xml:space="preserve">x</w:t>
+      </w:r>
+      <w:r>
+        <w:rPr>
+          <w:lang w:val="en-US"/>
+          <w:color w:val="000000"/>
+        </w:rPr>
+        <w:t xml:space="preserve">c</w:t>
+      </w:r>
+      <w:r>
+        <w:rPr>
+          <w:lang w:val="en-US"/>
+          <w:color w:val="000000"/>
+        </w:rPr>
+        <w:t xml:space="preserve">v</w:t>
+      </w:r>
+      <w:r>
+        <w:rPr>
+          <w:lang w:val="en-US"/>
+          <w:color w:val="FF0000"/>
+        </w:rPr>
+        <w:t xml:space="preserve">b</w:t>
+      </w:r>
+      <w:r>
+        <w:rPr>
+          <w:lang w:val="en-US"/>
+          <w:color w:val="000000"/>
+        </w:rPr>
+        <w:t xml:space="preserve">n</w:t>
+      </w:r>
+      <w:r>
+        <w:rPr>
+          <w:lang w:val="en-US"/>
+          <w:color w:val="FF0000"/>
+        </w:rPr>
+        <w:t xml:space="preserve">m</w:t>
+      </w:r>
+      <w:r>
+        <w:rPr>
+          <w:lang w:val="en-US"/>
+          <w:color w:val="000000"/>
+        </w:rPr>
+        <w:t xml:space="preserve">,</w:t>
+      </w:r>
+      <w:r>
+        <w:rPr>
+          <w:lang w:val="en-US"/>
+          <w:color w:val="FF0000"/>
+        </w:rPr>
+        <w:t xml:space="preserve">.</w:t>
+      </w:r>
+      <w:r>
+        <w:rPr>
+          <w:lang w:val="en-US"/>
+          <w:color w:val="FF0000"/>
+        </w:rPr>
+        <w:t xml:space="preserve">/</w:t>
+      </w:r>
+      <w:r>
+        <w:rPr>
+          <w:lang w:val="en-US"/>
+          <w:color w:val="FF0000"/>
+        </w:rPr>
+        <w:t xml:space="preserve">.</w:t>
+      </w:r>
+      <w:r>
+        <w:rPr>
+          <w:lang w:val="en-US"/>
+          <w:color w:val="000000"/>
+        </w:rPr>
+        <w:t xml:space="preserve">;</w:t>
+      </w:r>
+      <w:r>
+        <w:rPr>
+          <w:lang w:val="en-US"/>
+          <w:color w:val="000000"/>
+        </w:rPr>
+        <w:t xml:space="preserve">p</w:t>
+      </w:r>
+      <w:r>
+        <w:rPr>
+          <w:lang w:val="en-US"/>
+          <w:color w:val="FF0000"/>
+        </w:rPr>
+        <w:t xml:space="preserve">o</w:t>
+      </w:r>
+      <w:r>
+        <w:rPr>
+          <w:lang w:val="en-US"/>
+          <w:color w:val="000000"/>
+        </w:rPr>
+        <w:t xml:space="preserve">k</w:t>
+      </w:r>
+      <w:r>
+        <w:rPr>
+          <w:lang w:val="en-US"/>
+          <w:color w:val="FF0000"/>
+        </w:rPr>
+        <w:t xml:space="preserve">m</w:t>
+      </w:r>
+      <w:r>
+        <w:rPr>
+          <w:lang w:val="en-US"/>
+          <w:color w:val="FF0000"/>
+        </w:rPr>
         <w:t xml:space="preserve">i</w:t>
       </w:r>
       <w:r>
@@ -70,6 +287,1224 @@
           <w:lang w:val="en-US"/>
           <w:color w:val="000000"/>
         </w:rPr>
+        <w:t xml:space="preserve">j</w:t>
+      </w:r>
+      <w:r>
+        <w:rPr>
+          <w:lang w:val="en-US"/>
+          <w:color w:val="000000"/>
+        </w:rPr>
+        <w:t xml:space="preserve">n</w:t>
+      </w:r>
+      <w:r>
+        <w:rPr>
+          <w:lang w:val="en-US"/>
+          <w:color w:val="000000"/>
+        </w:rPr>
+        <w:t xml:space="preserve">j</w:t>
+      </w:r>
+      <w:r>
+        <w:rPr>
+          <w:lang w:val="en-US"/>
+          <w:color w:val="FF0000"/>
+        </w:rPr>
+        <w:t xml:space="preserve">u</w:t>
+      </w:r>
+      <w:r>
+        <w:rPr>
+          <w:lang w:val="en-US"/>
+          <w:color w:val="000000"/>
+        </w:rPr>
+        <w:t xml:space="preserve">h</w:t>
+      </w:r>
+      <w:r>
+        <w:rPr>
+          <w:lang w:val="en-US"/>
+          <w:color w:val="FF0000"/>
+        </w:rPr>
+        <w:t xml:space="preserve">b</w:t>
+      </w:r>
+      <w:r>
+        <w:rPr>
+          <w:lang w:val="en-US"/>
+          <w:color w:val="000000"/>
+        </w:rPr>
+        <w:t xml:space="preserve">b</w:t>
+      </w:r>
+      <w:r>
+        <w:rPr>
+          <w:lang w:val="en-US"/>
+          <w:color w:val="000000"/>
+        </w:rPr>
+        <w:t xml:space="preserve">h</w:t>
+      </w:r>
+      <w:r>
+        <w:rPr>
+          <w:lang w:val="en-US"/>
+          <w:color w:val="000000"/>
+        </w:rPr>
+        <w:t xml:space="preserve">y</w:t>
+      </w:r>
+      <w:r>
+        <w:rPr>
+          <w:lang w:val="en-US"/>
+          <w:color w:val="FF0000"/>
+        </w:rPr>
+        <w:t xml:space="preserve">u</w:t>
+      </w:r>
+      <w:r>
+        <w:rPr>
+          <w:lang w:val="en-US"/>
+          <w:color w:val="FF0000"/>
+        </w:rPr>
+        <w:t xml:space="preserve">g</w:t>
+      </w:r>
+      <w:r>
+        <w:rPr>
+          <w:lang w:val="en-US"/>
+          <w:color w:val="000000"/>
+        </w:rPr>
+        <w:t xml:space="preserve">v</w:t>
+      </w:r>
+      <w:r>
+        <w:rPr>
+          <w:lang w:val="en-US"/>
+          <w:color w:val="000000"/>
+        </w:rPr>
+        <w:t xml:space="preserve">v</w:t>
+      </w:r>
+      <w:r>
+        <w:rPr>
+          <w:lang w:val="en-US"/>
+          <w:color w:val="000000"/>
+        </w:rPr>
+        <w:t xml:space="preserve">g</w:t>
+      </w:r>
+      <w:r>
+        <w:rPr>
+          <w:lang w:val="en-US"/>
+          <w:color w:val="000000"/>
+        </w:rPr>
+        <w:t xml:space="preserve">t</w:t>
+      </w:r>
+      <w:r>
+        <w:rPr>
+          <w:lang w:val="en-US"/>
+          <w:color w:val="FF0000"/>
+        </w:rPr>
+        <w:t xml:space="preserve">f</w:t>
+      </w:r>
+      <w:r>
+        <w:rPr>
+          <w:lang w:val="en-US"/>
+          <w:color w:val="FF0000"/>
+        </w:rPr>
+        <w:t xml:space="preserve">c</w:t>
+      </w:r>
+      <w:r>
+        <w:rPr>
+          <w:lang w:val="en-US"/>
+          <w:color w:val="000000"/>
+        </w:rPr>
+        <w:t xml:space="preserve">u</w:t>
+      </w:r>
+      <w:r>
+        <w:rPr>
+          <w:lang w:val="en-US"/>
+          <w:color w:val="000000"/>
+        </w:rPr>
+        <w:t xml:space="preserve">y</w:t>
+      </w:r>
+      <w:r>
+        <w:rPr>
+          <w:lang w:val="en-US"/>
+          <w:color w:val="FF0000"/>
+        </w:rPr>
+        <w:t xml:space="preserve">7</w:t>
+      </w:r>
+      <w:r>
+        <w:rPr>
+          <w:lang w:val="en-US"/>
+          <w:color w:val="FF0000"/>
+        </w:rPr>
+        <w:t xml:space="preserve">6</w:t>
+      </w:r>
+      <w:r>
+        <w:rPr>
+          <w:lang w:val="en-US"/>
+          <w:color w:val="000000"/>
+        </w:rPr>
+        <w:t xml:space="preserve">5</w:t>
+      </w:r>
+      <w:r>
+        <w:rPr>
+          <w:lang w:val="en-US"/>
+          <w:color w:val="000000"/>
+        </w:rPr>
+        <w:t xml:space="preserve">4</w:t>
+      </w:r>
+      <w:r>
+        <w:rPr>
+          <w:lang w:val="en-US"/>
+          <w:color w:val="FF0000"/>
+        </w:rPr>
+        <w:t xml:space="preserve">3</w:t>
+      </w:r>
+      <w:r>
+        <w:rPr>
+          <w:lang w:val="en-US"/>
+          <w:color w:val="000000"/>
+        </w:rPr>
+        <w:t xml:space="preserve">2</w:t>
+      </w:r>
+      <w:r>
+        <w:rPr>
+          <w:lang w:val="en-US"/>
+          <w:color w:val="FF0000"/>
+        </w:rPr>
+        <w:t xml:space="preserve">q</w:t>
+      </w:r>
+      <w:r>
+        <w:rPr>
+          <w:lang w:val="en-US"/>
+          <w:color w:val="000000"/>
+        </w:rPr>
+        <w:t xml:space="preserve">w</w:t>
+      </w:r>
+      <w:r>
+        <w:rPr>
+          <w:lang w:val="en-US"/>
+          <w:color w:val="000000"/>
+        </w:rPr>
+        <w:t xml:space="preserve">s</w:t>
+      </w:r>
+      <w:r>
+        <w:rPr>
+          <w:lang w:val="en-US"/>
+          <w:color w:val="FF0000"/>
+        </w:rPr>
+        <w:t xml:space="preserve">e</w:t>
+      </w:r>
+      <w:r>
+        <w:rPr>
+          <w:lang w:val="en-US"/>
+          <w:color w:val="000000"/>
+        </w:rPr>
+        <w:t xml:space="preserve">d</w:t>
+      </w:r>
+      <w:r>
+        <w:rPr>
+          <w:lang w:val="en-US"/>
+          <w:color w:val="000000"/>
+        </w:rPr>
+        <w:t xml:space="preserve">f</w:t>
+      </w:r>
+      <w:r>
+        <w:rPr>
+          <w:lang w:val="en-US"/>
+          <w:color w:val="FF0000"/>
+        </w:rPr>
+        <w:t xml:space="preserve">g</w:t>
+      </w:r>
+      <w:r>
+        <w:rPr>
+          <w:lang w:val="en-US"/>
+          <w:color w:val="FF0000"/>
+        </w:rPr>
+        <w:t xml:space="preserve">h</w:t>
+      </w:r>
+      <w:r>
+        <w:rPr>
+          <w:lang w:val="en-US"/>
+          <w:color w:val="FF0000"/>
+        </w:rPr>
+        <w:t xml:space="preserve">j</w:t>
+      </w:r>
+      <w:r>
+        <w:rPr>
+          <w:lang w:val="en-US"/>
+          <w:color w:val="FF0000"/>
+        </w:rPr>
+        <w:t xml:space="preserve">i</w:t>
+      </w:r>
+      <w:r>
+        <w:rPr>
+          <w:lang w:val="en-US"/>
+          <w:color w:val="FF0000"/>
+        </w:rPr>
+        <w:t xml:space="preserve">u</w:t>
+      </w:r>
+      <w:r>
+        <w:rPr>
+          <w:lang w:val="en-US"/>
+          <w:color w:val="FF0000"/>
+        </w:rPr>
+        <w:t xml:space="preserve">8</w:t>
+      </w:r>
+      <w:r>
+        <w:rPr>
+          <w:lang w:val="en-US"/>
+          <w:color w:val="000000"/>
+        </w:rPr>
+        <w:t xml:space="preserve">y</w:t>
+      </w:r>
+      <w:r>
+        <w:rPr>
+          <w:lang w:val="en-US"/>
+          <w:color w:val="FF0000"/>
+        </w:rPr>
+        <w:t xml:space="preserve">7</w:t>
+      </w:r>
+      <w:r>
+        <w:rPr>
+          <w:lang w:val="en-US"/>
+          <w:color w:val="000000"/>
+        </w:rPr>
+        <w:t xml:space="preserve">t</w:t>
+      </w:r>
+      <w:r>
+        <w:rPr>
+          <w:lang w:val="en-US"/>
+          <w:color w:val="000000"/>
+        </w:rPr>
+        <w:t xml:space="preserve">6</w:t>
+      </w:r>
+      <w:r>
+        <w:rPr>
+          <w:lang w:val="en-US"/>
+          <w:color w:val="000000"/>
+        </w:rPr>
+        <w:t xml:space="preserve">r</w:t>
+      </w:r>
+      <w:r>
+        <w:rPr>
+          <w:lang w:val="en-US"/>
+          <w:color w:val="000000"/>
+        </w:rPr>
+        <w:t xml:space="preserve">5</w:t>
+      </w:r>
+      <w:r>
+        <w:rPr>
+          <w:lang w:val="en-US"/>
+          <w:color w:val="FF0000"/>
+        </w:rPr>
+        <w:t xml:space="preserve">e</w:t>
+      </w:r>
+      <w:r>
+        <w:rPr>
+          <w:lang w:val="en-US"/>
+          <w:color w:val="FF0000"/>
+        </w:rPr>
+        <w:t xml:space="preserve">d</w:t>
+      </w:r>
+      <w:r>
+        <w:rPr>
+          <w:lang w:val="en-US"/>
+          <w:color w:val="000000"/>
+        </w:rPr>
+        <w:t xml:space="preserve">f</w:t>
+      </w:r>
+      <w:r>
+        <w:rPr>
+          <w:lang w:val="en-US"/>
+          <w:color w:val="000000"/>
+        </w:rPr>
+        <w:t xml:space="preserve">c</w:t>
+      </w:r>
+      <w:r>
+        <w:rPr>
+          <w:lang w:val="en-US"/>
+          <w:color w:val="FF0000"/>
+        </w:rPr>
+        <w:t xml:space="preserve">v</w:t>
+      </w:r>
+      <w:r>
+        <w:rPr>
+          <w:lang w:val="en-US"/>
+          <w:color w:val="000000"/>
+        </w:rPr>
+        <w:t xml:space="preserve">g</w:t>
+      </w:r>
+      <w:r>
+        <w:rPr>
+          <w:lang w:val="en-US"/>
+          <w:color w:val="FF0000"/>
+        </w:rPr>
+        <w:t xml:space="preserve">b</w:t>
+      </w:r>
+      <w:r>
+        <w:rPr>
+          <w:lang w:val="en-US"/>
+          <w:color w:val="FF0000"/>
+        </w:rPr>
+        <w:t xml:space="preserve">h</w:t>
+      </w:r>
+      <w:r>
+        <w:rPr>
+          <w:lang w:val="en-US"/>
+          <w:color w:val="000000"/>
+        </w:rPr>
+        <w:t xml:space="preserve">n</w:t>
+      </w:r>
+      <w:r>
+        <w:rPr>
+          <w:lang w:val="en-US"/>
+          <w:color w:val="000000"/>
+        </w:rPr>
+        <w:t xml:space="preserve">j</w:t>
+      </w:r>
+      <w:r>
+        <w:rPr>
+          <w:lang w:val="en-US"/>
+          <w:color w:val="FF0000"/>
+        </w:rPr>
+        <w:t xml:space="preserve">i</w:t>
+      </w:r>
+      <w:r>
+        <w:rPr>
+          <w:lang w:val="en-US"/>
+          <w:color w:val="FF0000"/>
+        </w:rPr>
+        <w:t xml:space="preserve">u</w:t>
+      </w:r>
+      <w:r>
+        <w:rPr>
+          <w:lang w:val="en-US"/>
+          <w:color w:val="FF0000"/>
+        </w:rPr>
+        <w:t xml:space="preserve">y</w:t>
+      </w:r>
+      <w:r>
+        <w:rPr>
+          <w:lang w:val="en-US"/>
+          <w:color w:val="FF0000"/>
+        </w:rPr>
+        <w:t xml:space="preserve">7</w:t>
+      </w:r>
+      <w:r>
+        <w:rPr>
+          <w:lang w:val="en-US"/>
+          <w:color w:val="000000"/>
+        </w:rPr>
+        <w:t xml:space="preserve">t</w:t>
+      </w:r>
+      <w:r>
+        <w:rPr>
+          <w:lang w:val="en-US"/>
+          <w:color w:val="FF0000"/>
+        </w:rPr>
+        <w:t xml:space="preserve">6</w:t>
+      </w:r>
+      <w:r>
+        <w:rPr>
+          <w:lang w:val="en-US"/>
+          <w:color w:val="000000"/>
+        </w:rPr>
+        <w:t xml:space="preserve">r</w:t>
+      </w:r>
+      <w:r>
+        <w:rPr>
+          <w:lang w:val="en-US"/>
+          <w:color w:val="000000"/>
+        </w:rPr>
+        <w:t xml:space="preserve">5</w:t>
+      </w:r>
+      <w:r>
+        <w:rPr>
+          <w:lang w:val="en-US"/>
+          <w:color w:val="000000"/>
+        </w:rPr>
+        <w:t xml:space="preserve">d</w:t>
+      </w:r>
+      <w:r>
+        <w:rPr>
+          <w:lang w:val="en-US"/>
+          <w:color w:val="000000"/>
+        </w:rPr>
+        <w:t xml:space="preserve">f</w:t>
+      </w:r>
+      <w:r>
+        <w:rPr>
+          <w:lang w:val="en-US"/>
+          <w:color w:val="FF0000"/>
+        </w:rPr>
+        <w:t xml:space="preserve">c</w:t>
+      </w:r>
+      <w:r>
+        <w:rPr>
+          <w:lang w:val="en-US"/>
+          <w:color w:val="FF0000"/>
+        </w:rPr>
+        <w:t xml:space="preserve">v</w:t>
+      </w:r>
+      <w:r>
+        <w:rPr>
+          <w:lang w:val="en-US"/>
+          <w:color w:val="000000"/>
+        </w:rPr>
+        <w:t xml:space="preserve">g</w:t>
+      </w:r>
+      <w:r>
+        <w:rPr>
+          <w:lang w:val="en-US"/>
+          <w:color w:val="FF0000"/>
+        </w:rPr>
+        <w:t xml:space="preserve">b</w:t>
+      </w:r>
+      <w:r>
+        <w:rPr>
+          <w:lang w:val="en-US"/>
+          <w:color w:val="000000"/>
+        </w:rPr>
+        <w:t xml:space="preserve">h</w:t>
+      </w:r>
+      <w:r>
+        <w:rPr>
+          <w:lang w:val="en-US"/>
+          <w:color w:val="FF0000"/>
+        </w:rPr>
+        <w:t xml:space="preserve">u</w:t>
+      </w:r>
+      <w:r>
+        <w:rPr>
+          <w:lang w:val="en-US"/>
+          <w:color w:val="000000"/>
+        </w:rPr>
+        <w:t xml:space="preserve">y</w:t>
+      </w:r>
+      <w:r>
+        <w:rPr>
+          <w:lang w:val="en-US"/>
+          <w:color w:val="FF0000"/>
+        </w:rPr>
+        <w:t xml:space="preserve">7</w:t>
+      </w:r>
+      <w:r>
+        <w:rPr>
+          <w:lang w:val="en-US"/>
+          <w:color w:val="FF0000"/>
+        </w:rPr>
+        <w:t xml:space="preserve">6</w:t>
+      </w:r>
+      <w:r>
+        <w:rPr>
+          <w:lang w:val="en-US"/>
+          <w:color w:val="FF0000"/>
+        </w:rPr>
+        <w:t xml:space="preserve">t</w:t>
+      </w:r>
+      <w:r>
+        <w:rPr>
+          <w:lang w:val="en-US"/>
+          <w:color w:val="000000"/>
+        </w:rPr>
+        <w:t xml:space="preserve">r</w:t>
+      </w:r>
+      <w:r>
+        <w:rPr>
+          <w:lang w:val="en-US"/>
+          <w:color w:val="FF0000"/>
+        </w:rPr>
+        <w:t xml:space="preserve">f</w:t>
+      </w:r>
+      <w:r>
+        <w:rPr>
+          <w:lang w:val="en-US"/>
+          <w:color w:val="000000"/>
+        </w:rPr>
+        <w:t xml:space="preserve">g</w:t>
+      </w:r>
+      <w:r>
+        <w:rPr>
+          <w:lang w:val="en-US"/>
+          <w:color w:val="000000"/>
+        </w:rPr>
+        <w:t xml:space="preserve">h</w:t>
+      </w:r>
+      <w:r>
+        <w:rPr>
+          <w:lang w:val="en-US"/>
+          <w:color w:val="000000"/>
+        </w:rPr>
+        <w:t xml:space="preserve">j</w:t>
+      </w:r>
+      <w:r>
+        <w:rPr>
+          <w:lang w:val="en-US"/>
+          <w:color w:val="FF0000"/>
+        </w:rPr>
+        <w:t xml:space="preserve">g</w:t>
+      </w:r>
+      <w:r>
+        <w:rPr>
+          <w:lang w:val="en-US"/>
+          <w:color w:val="FF0000"/>
+        </w:rPr>
+        <w:t xml:space="preserve">f</w:t>
+      </w:r>
+      <w:r>
+        <w:rPr>
+          <w:lang w:val="en-US"/>
+          <w:color w:val="FF0000"/>
+        </w:rPr>
+        <w:t xml:space="preserve">y</w:t>
+      </w:r>
+      <w:r>
+        <w:rPr>
+          <w:lang w:val="en-US"/>
+          <w:color w:val="FF0000"/>
+        </w:rPr>
+        <w:t xml:space="preserve">t</w:t>
+      </w:r>
+      <w:r>
+        <w:rPr>
+          <w:lang w:val="en-US"/>
+          <w:color w:val="000000"/>
+        </w:rPr>
+        <w:t xml:space="preserve">h</w:t>
+      </w:r>
+      <w:r>
+        <w:rPr>
+          <w:lang w:val="en-US"/>
+          <w:color w:val="000000"/>
+        </w:rPr>
+        <w:t xml:space="preserve">g</w:t>
+      </w:r>
+      <w:r>
+        <w:rPr>
+          <w:lang w:val="en-US"/>
+          <w:color w:val="000000"/>
+        </w:rPr>
+        <w:t xml:space="preserve">v</w:t>
+      </w:r>
+      <w:r>
+        <w:rPr>
+          <w:lang w:val="en-US"/>
+          <w:color w:val="000000"/>
+        </w:rPr>
+        <w:t xml:space="preserve">g</w:t>
+      </w:r>
+      <w:r>
+        <w:rPr>
+          <w:lang w:val="en-US"/>
+          <w:color w:val="000000"/>
+        </w:rPr>
+        <w:t xml:space="preserve">y</w:t>
+      </w:r>
+      <w:r>
+        <w:rPr>
+          <w:lang w:val="en-US"/>
+          <w:color w:val="FF0000"/>
+        </w:rPr>
+        <w:t xml:space="preserve">g</w:t>
+      </w:r>
+      <w:r>
+        <w:rPr>
+          <w:lang w:val="en-US"/>
+          <w:color w:val="FF0000"/>
+        </w:rPr>
+        <w:t xml:space="preserve">j</w:t>
+      </w:r>
+      <w:r>
+        <w:rPr>
+          <w:lang w:val="en-US"/>
+          <w:color w:val="000000"/>
+        </w:rPr>
+        <w:t xml:space="preserve">h</w:t>
+      </w:r>
+      <w:r>
+        <w:rPr>
+          <w:lang w:val="en-US"/>
+          <w:color w:val="FF0000"/>
+        </w:rPr>
+        <w:t xml:space="preserve">s</w:t>
+      </w:r>
+      <w:r>
+        <w:rPr>
+          <w:lang w:val="en-US"/>
+          <w:color w:val="FF0000"/>
+        </w:rPr>
+        <w:t xml:space="preserve">d</w:t>
+      </w:r>
+      <w:r>
+        <w:rPr>
+          <w:lang w:val="en-US"/>
+          <w:color w:val="000000"/>
+        </w:rPr>
+        <w:t xml:space="preserve">f</w:t>
+      </w:r>
+      <w:r>
+        <w:rPr>
+          <w:lang w:val="en-US"/>
+          <w:color w:val="FF0000"/>
+        </w:rPr>
+        <w:t xml:space="preserve">h</w:t>
+      </w:r>
+      <w:r>
+        <w:rPr>
+          <w:lang w:val="en-US"/>
+          <w:color w:val="000000"/>
+        </w:rPr>
+        <w:t xml:space="preserve">y</w:t>
+      </w:r>
+      <w:r>
+        <w:rPr>
+          <w:lang w:val="en-US"/>
+          <w:color w:val="FF0000"/>
+        </w:rPr>
+        <w:t xml:space="preserve">d</w:t>
+      </w:r>
+      <w:r>
+        <w:rPr>
+          <w:lang w:val="en-US"/>
+          <w:color w:val="000000"/>
+        </w:rPr>
+        <w:t xml:space="preserve">u</w:t>
+      </w:r>
+      <w:r>
+        <w:rPr>
+          <w:lang w:val="en-US"/>
+          <w:color w:val="FF0000"/>
+        </w:rPr>
+        <w:t xml:space="preserve">h</w:t>
+      </w:r>
+      <w:r>
+        <w:rPr>
+          <w:lang w:val="en-US"/>
+          <w:color w:val="000000"/>
+        </w:rPr>
+        <w:t xml:space="preserve">j</w:t>
+      </w:r>
+      <w:r>
+        <w:rPr>
+          <w:lang w:val="en-US"/>
+          <w:color w:val="FF0000"/>
+        </w:rPr>
+        <w:t xml:space="preserve">b</w:t>
+      </w:r>
+      <w:r>
+        <w:rPr>
+          <w:lang w:val="en-US"/>
+          <w:color w:val="000000"/>
+        </w:rPr>
+        <w:t xml:space="preserve">c</w:t>
+      </w:r>
+      <w:r>
+        <w:rPr>
+          <w:lang w:val="en-US"/>
+          <w:color w:val="000000"/>
+        </w:rPr>
+        <w:t xml:space="preserve">h</w:t>
+      </w:r>
+      <w:r>
+        <w:rPr>
+          <w:lang w:val="en-US"/>
+          <w:color w:val="000000"/>
+        </w:rPr>
+        <w:t xml:space="preserve">f</w:t>
+      </w:r>
+      <w:r>
+        <w:rPr>
+          <w:lang w:val="en-US"/>
+          <w:color w:val="FF0000"/>
+        </w:rPr>
+        <w:t xml:space="preserve">s</w:t>
+      </w:r>
+      <w:r>
+        <w:rPr>
+          <w:lang w:val="en-US"/>
+          <w:color w:val="000000"/>
+        </w:rPr>
+        <w:t xml:space="preserve">i</w:t>
+      </w:r>
+      <w:r>
+        <w:rPr>
+          <w:lang w:val="en-US"/>
+          <w:color w:val="000000"/>
+        </w:rPr>
+        <w:t xml:space="preserve">y</w:t>
+      </w:r>
+      <w:r>
+        <w:rPr>
+          <w:lang w:val="en-US"/>
+          <w:color w:val="FF0000"/>
+        </w:rPr>
+        <w:t xml:space="preserve">f</w:t>
+      </w:r>
+      <w:r>
+        <w:rPr>
+          <w:lang w:val="en-US"/>
+          <w:color w:val="FF0000"/>
+        </w:rPr>
+        <w:t xml:space="preserve">h</w:t>
+      </w:r>
+      <w:r>
+        <w:rPr>
+          <w:lang w:val="en-US"/>
+          <w:color w:val="000000"/>
+        </w:rPr>
+        <w:t xml:space="preserve">b</w:t>
+      </w:r>
+      <w:r>
+        <w:rPr>
+          <w:lang w:val="en-US"/>
+          <w:color w:val="FF0000"/>
+        </w:rPr>
+        <w:t xml:space="preserve">f</w:t>
+      </w:r>
+      <w:r>
+        <w:rPr>
+          <w:lang w:val="en-US"/>
+          <w:color w:val="FF0000"/>
+        </w:rPr>
+        <w:t xml:space="preserve">h</w:t>
+      </w:r>
+      <w:r>
+        <w:rPr>
+          <w:lang w:val="en-US"/>
+          <w:color w:val="000000"/>
+        </w:rPr>
+        <w:t xml:space="preserve">s</w:t>
+      </w:r>
+      <w:r>
+        <w:rPr>
+          <w:lang w:val="en-US"/>
+          <w:color w:val="000000"/>
+        </w:rPr>
+        <w:t xml:space="preserve">u</w:t>
+      </w:r>
+      <w:r>
+        <w:rPr>
+          <w:lang w:val="en-US"/>
+          <w:color w:val="000000"/>
+        </w:rPr>
+        <w:t xml:space="preserve">y</w:t>
+      </w:r>
+      <w:r>
+        <w:rPr>
+          <w:lang w:val="en-US"/>
+          <w:color w:val="000000"/>
+        </w:rPr>
+        <w:t xml:space="preserve">r</w:t>
+      </w:r>
+      <w:r>
+        <w:rPr>
+          <w:lang w:val="en-US"/>
+          <w:color w:val="FF0000"/>
+        </w:rPr>
+        <w:t xml:space="preserve">y</w:t>
+      </w:r>
+      <w:r>
+        <w:rPr>
+          <w:lang w:val="en-US"/>
+          <w:color w:val="000000"/>
+        </w:rPr>
+        <w:t xml:space="preserve">g</w:t>
+      </w:r>
+      <w:r>
+        <w:rPr>
+          <w:lang w:val="en-US"/>
+          <w:color w:val="FF0000"/>
+        </w:rPr>
+        <w:t xml:space="preserve">f</w:t>
+      </w:r>
+      <w:r>
+        <w:rPr>
+          <w:lang w:val="en-US"/>
+          <w:color w:val="000000"/>
+        </w:rPr>
+        <w:t xml:space="preserve">s</w:t>
+      </w:r>
+      <w:r>
+        <w:rPr>
+          <w:lang w:val="en-US"/>
+          <w:color w:val="FF0000"/>
+        </w:rPr>
+        <w:t xml:space="preserve">h</w:t>
+      </w:r>
+      <w:r>
+        <w:rPr>
+          <w:lang w:val="en-US"/>
+          <w:color w:val="000000"/>
+        </w:rPr>
+        <w:t xml:space="preserve">k</w:t>
+      </w:r>
+      <w:r>
+        <w:rPr>
+          <w:lang w:val="en-US"/>
+          <w:color w:val="FF0000"/>
+        </w:rPr>
+        <w:t xml:space="preserve">u</w:t>
+      </w:r>
+      <w:r>
+        <w:rPr>
+          <w:lang w:val="en-US"/>
+          <w:color w:val="000000"/>
+        </w:rPr>
+        <w:t xml:space="preserve">d</w:t>
+      </w:r>
+      <w:r>
+        <w:rPr>
+          <w:lang w:val="en-US"/>
+          <w:color w:val="000000"/>
+        </w:rPr>
+        <w:t xml:space="preserve">y</w:t>
+      </w:r>
+      <w:r>
+        <w:rPr>
+          <w:lang w:val="en-US"/>
+          <w:color w:val="000000"/>
+        </w:rPr>
+        <w:t xml:space="preserve">7</w:t>
+      </w:r>
+      <w:r>
+        <w:rPr>
+          <w:lang w:val="en-US"/>
+          <w:color w:val="000000"/>
+        </w:rPr>
+        <w:t xml:space="preserve">f</w:t>
+      </w:r>
+      <w:r>
+        <w:rPr>
+          <w:lang w:val="en-US"/>
+          <w:color w:val="FF0000"/>
+        </w:rPr>
+        <w:t xml:space="preserve">y</w:t>
+      </w:r>
+      <w:r>
+        <w:rPr>
+          <w:lang w:val="en-US"/>
+          <w:color w:val="000000"/>
+        </w:rPr>
+        <w:t xml:space="preserve">e</w:t>
+      </w:r>
+      <w:r>
+        <w:rPr>
+          <w:lang w:val="en-US"/>
+          <w:color w:val="FF0000"/>
+        </w:rPr>
+        <w:t xml:space="preserve">g</w:t>
+      </w:r>
+      <w:r>
+        <w:rPr>
+          <w:lang w:val="en-US"/>
+          <w:color w:val="000000"/>
+        </w:rPr>
+        <w:t xml:space="preserve">d</w:t>
+      </w:r>
+      <w:r>
+        <w:rPr>
+          <w:lang w:val="en-US"/>
+          <w:color w:val="FF0000"/>
+        </w:rPr>
+        <w:t xml:space="preserve">h</w:t>
+      </w:r>
+      <w:r>
+        <w:rPr>
+          <w:lang w:val="en-US"/>
+          <w:color w:val="000000"/>
+        </w:rPr>
+        <w:t xml:space="preserve">8</w:t>
+      </w:r>
+      <w:r>
+        <w:rPr>
+          <w:lang w:val="en-US"/>
+          <w:color w:val="000000"/>
+        </w:rPr>
+        <w:t xml:space="preserve">6</w:t>
+      </w:r>
+      <w:r>
+        <w:rPr>
+          <w:lang w:val="en-US"/>
+          <w:color w:val="FF0000"/>
+        </w:rPr>
+        <w:t xml:space="preserve">7</w:t>
+      </w:r>
+      <w:r>
+        <w:rPr>
+          <w:lang w:val="en-US"/>
+          <w:color w:val="000000"/>
+        </w:rPr>
+        <w:t xml:space="preserve">t</w:t>
+      </w:r>
+      <w:r>
+        <w:rPr>
+          <w:lang w:val="en-US"/>
+          <w:color w:val="000000"/>
+        </w:rPr>
+        <w:t xml:space="preserve">w</w:t>
+      </w:r>
+      <w:r>
+        <w:rPr>
+          <w:lang w:val="en-US"/>
+          <w:color w:val="000000"/>
+        </w:rPr>
+        <w:t xml:space="preserve">q</w:t>
+      </w:r>
+      <w:r>
+        <w:rPr>
+          <w:lang w:val="en-US"/>
+          <w:color w:val="000000"/>
+        </w:rPr>
+        <w:t xml:space="preserve">y</w:t>
+      </w:r>
+      <w:r>
+        <w:rPr>
+          <w:lang w:val="en-US"/>
+          <w:color w:val="000000"/>
+        </w:rPr>
+        <w:t xml:space="preserve">g</w:t>
+      </w:r>
+      <w:r>
+        <w:rPr>
+          <w:lang w:val="en-US"/>
+          <w:color w:val="000000"/>
+        </w:rPr>
+        <w:t xml:space="preserve">6</w:t>
+      </w:r>
+      <w:r>
+        <w:rPr>
+          <w:lang w:val="en-US"/>
+          <w:color w:val="000000"/>
+        </w:rPr>
+        <w:t xml:space="preserve">s</w:t>
+      </w:r>
+      <w:r>
+        <w:rPr>
+          <w:lang w:val="en-US"/>
+          <w:color w:val="000000"/>
+        </w:rPr>
+        <w:t xml:space="preserve">5</w:t>
+      </w:r>
+      <w:r>
+        <w:rPr>
+          <w:lang w:val="en-US"/>
+          <w:color w:val="FF0000"/>
+        </w:rPr>
+        <w:t xml:space="preserve">r</w:t>
+      </w:r>
+      <w:r>
+        <w:rPr>
+          <w:lang w:val="en-US"/>
+          <w:color w:val="FF0000"/>
+        </w:rPr>
+        <w:t xml:space="preserve">s</w:t>
+      </w:r>
+      <w:r>
+        <w:rPr>
+          <w:lang w:val="en-US"/>
+          <w:color w:val="000000"/>
+        </w:rPr>
+        <w:t xml:space="preserve">f</w:t>
+      </w:r>
+      <w:r>
+        <w:rPr>
+          <w:lang w:val="en-US"/>
+          <w:color w:val="000000"/>
+        </w:rPr>
+        <w:t xml:space="preserve">q</w:t>
+      </w:r>
+      <w:r>
+        <w:rPr>
+          <w:lang w:val="en-US"/>
+          <w:color w:val="FF0000"/>
+        </w:rPr>
+        <w:t xml:space="preserve">y</w:t>
+      </w:r>
+      <w:r>
+        <w:rPr>
+          <w:lang w:val="en-US"/>
+          <w:color w:val="000000"/>
+        </w:rPr>
+        <w:t xml:space="preserve">g</w:t>
+      </w:r>
+      <w:r>
+        <w:rPr>
+          <w:lang w:val="en-US"/>
+          <w:color w:val="FF0000"/>
+        </w:rPr>
+        <w:t xml:space="preserve">u</w:t>
+      </w:r>
+      <w:r>
+        <w:rPr>
+          <w:lang w:val="en-US"/>
+          <w:color w:val="FF0000"/>
+        </w:rPr>
+        <w:t xml:space="preserve">d</w:t>
+      </w:r>
+      <w:r>
+        <w:rPr>
+          <w:lang w:val="en-US"/>
+          <w:color w:val="000000"/>
+        </w:rPr>
+        <w:t xml:space="preserve">t</w:t>
+      </w:r>
+      <w:r>
+        <w:rPr>
+          <w:lang w:val="en-US"/>
+          <w:color w:val="FF0000"/>
+        </w:rPr>
+        <w:t xml:space="preserve">w</w:t>
+      </w:r>
+      <w:r>
+        <w:rPr>
+          <w:lang w:val="en-US"/>
+          <w:color w:val="FF0000"/>
+        </w:rPr>
+        <w:t xml:space="preserve">6</w:t>
+      </w:r>
+      <w:r>
+        <w:rPr>
+          <w:lang w:val="en-US"/>
+          <w:color w:val="000000"/>
+        </w:rPr>
+        <w:t xml:space="preserve">f</w:t>
+      </w:r>
+      <w:r>
+        <w:rPr>
+          <w:lang w:val="en-US"/>
+          <w:color w:val="FF0000"/>
+        </w:rPr>
+        <w:t xml:space="preserve">u</w:t>
+      </w:r>
+      <w:r>
+        <w:rPr>
+          <w:lang w:val="en-US"/>
+          <w:color w:val="000000"/>
+        </w:rPr>
+        <w:t xml:space="preserve">g</w:t>
+      </w:r>
+      <w:r>
+        <w:rPr>
+          <w:lang w:val="en-US"/>
+          <w:color w:val="000000"/>
+        </w:rPr>
+        <w:t xml:space="preserve">s</w:t>
+      </w:r>
+      <w:r>
+        <w:rPr>
+          <w:lang w:val="en-US"/>
+          <w:color w:val="FF0000"/>
+        </w:rPr>
+        <w:t xml:space="preserve">j</w:t>
+      </w:r>
+      <w:r>
+        <w:rPr>
+          <w:lang w:val="en-US"/>
+          <w:color w:val="000000"/>
+        </w:rPr>
+        <w:t xml:space="preserve">h</w:t>
+      </w:r>
+      <w:r>
+        <w:rPr>
+          <w:lang w:val="en-US"/>
+          <w:color w:val="FF0000"/>
+        </w:rPr>
+        <w:t xml:space="preserve">b</w:t>
+      </w:r>
+      <w:r>
+        <w:rPr>
+          <w:lang w:val="en-US"/>
+          <w:color w:val="000000"/>
+        </w:rPr>
+        <w:t xml:space="preserve">d</w:t>
+      </w:r>
+      <w:r>
+        <w:rPr>
+          <w:lang w:val="en-US"/>
+          <w:color w:val="000000"/>
+        </w:rPr>
+        <w:t xml:space="preserve">f</w:t>
+      </w:r>
+      <w:r>
+        <w:rPr>
+          <w:lang w:val="en-US"/>
+          <w:color w:val="000000"/>
+        </w:rPr>
+        <w:t xml:space="preserve">u</w:t>
+      </w:r>
+      <w:r>
+        <w:rPr>
+          <w:lang w:val="en-US"/>
+          <w:color w:val="FF0000"/>
+        </w:rPr>
+        <w:t xml:space="preserve">i</w:t>
+      </w:r>
+      <w:r>
+        <w:rPr>
+          <w:lang w:val="en-US"/>
+          <w:color w:val="FF0000"/>
+        </w:rPr>
+        <w:t xml:space="preserve">g</w:t>
+      </w:r>
+      <w:r>
+        <w:rPr>
+          <w:lang w:val="en-US"/>
+          <w:color w:val="000000"/>
+        </w:rPr>
+        <w:t xml:space="preserve">y</w:t>
+      </w:r>
+      <w:r>
+        <w:rPr>
+          <w:lang w:val="en-US"/>
+          <w:color w:val="FF0000"/>
+        </w:rPr>
+        <w:t xml:space="preserve">u</w:t>
+      </w:r>
+      <w:r>
+        <w:rPr>
+          <w:lang w:val="en-US"/>
+          <w:color w:val="000000"/>
+        </w:rPr>
+        <w:t xml:space="preserve">w</w:t>
+      </w:r>
+      <w:r>
+        <w:rPr>
+          <w:lang w:val="en-US"/>
+          <w:color w:val="000000"/>
+        </w:rPr>
+        <w:t xml:space="preserve">e</w:t>
+      </w:r>
+      <w:r>
+        <w:rPr>
+          <w:lang w:val="en-US"/>
+          <w:color w:val="FF0000"/>
+        </w:rPr>
+        <w:t xml:space="preserve">r</w:t>
+      </w:r>
+      <w:r>
+        <w:rPr>
+          <w:lang w:val="en-US"/>
+          <w:color w:val="000000"/>
+        </w:rPr>
+        <w:t xml:space="preserve">t</w:t>
+      </w:r>
+      <w:r>
+        <w:rPr>
+          <w:lang w:val="en-US"/>
+          <w:color w:val="FF0000"/>
+        </w:rPr>
+        <w:t xml:space="preserve">y</w:t>
+      </w:r>
+      <w:r>
+        <w:rPr>
+          <w:lang w:val="en-US"/>
+          <w:color w:val="000000"/>
+        </w:rPr>
+        <w:t xml:space="preserve">u</w:t>
+      </w:r>
+      <w:r>
+        <w:rPr>
+          <w:lang w:val="en-US"/>
+          <w:color w:val="000000"/>
+        </w:rPr>
+        <w:t xml:space="preserve">i</w:t>
+      </w:r>
+      <w:r>
+        <w:rPr>
+          <w:lang w:val="en-US"/>
+          <w:color w:val="000000"/>
+        </w:rPr>
         <w:t xml:space="preserve">o</w:t>
       </w:r>
       <w:r>
@@ -82,14 +1517,14 @@
       <w:r>
         <w:rPr>
           <w:lang w:val="en-US"/>
-          <w:color w:val="000000"/>
+          <w:color w:val="FF0000"/>
         </w:rPr>
         <w:t xml:space="preserve">[</w:t>
       </w:r>
       <w:r>
         <w:rPr>
           <w:lang w:val="en-US"/>
-          <w:color w:val="000000"/>
+          <w:color w:val="FF0000"/>
         </w:rPr>
         <w:t xml:space="preserve">‘</w:t>
       </w:r>
@@ -103,21 +1538,21 @@
       <w:r>
         <w:rPr>
           <w:lang w:val="en-US"/>
-          <w:color w:val="000000"/>
+          <w:color w:val="FF0000"/>
         </w:rPr>
         <w:t xml:space="preserve">l</w:t>
       </w:r>
       <w:r>
         <w:rPr>
           <w:lang w:val="en-US"/>
-          <w:color w:val="000000"/>
+          <w:color w:val="FF0000"/>
         </w:rPr>
         <w:t xml:space="preserve">k</w:t>
       </w:r>
       <w:r>
         <w:rPr>
           <w:lang w:val="en-US"/>
-          <w:color w:val="000000"/>
+          <w:color w:val="FF0000"/>
         </w:rPr>
         <w:t xml:space="preserve">j</w:t>
       </w:r>
@@ -145,7 +1580,7 @@
       <w:r>
         <w:rPr>
           <w:lang w:val="en-US"/>
-          <w:color w:val="000000"/>
+          <w:color w:val="FF0000"/>
         </w:rPr>
         <w:t xml:space="preserve">d</w:t>
       </w:r>
@@ -159,7 +1594,7 @@
       <w:r>
         <w:rPr>
           <w:lang w:val="en-US"/>
-          <w:color w:val="000000"/>
+          <w:color w:val="FF0000"/>
         </w:rPr>
         <w:t xml:space="preserve">a</w:t>
       </w:r>
@@ -180,7 +1615,7 @@
       <w:r>
         <w:rPr>
           <w:lang w:val="en-US"/>
-          <w:color w:val="000000"/>
+          <w:color w:val="FF0000"/>
         </w:rPr>
         <w:t xml:space="preserve">c</w:t>
       </w:r>
@@ -194,8 +1629,134 @@
       <w:r>
         <w:rPr>
           <w:lang w:val="en-US"/>
+          <w:color w:val="000000"/>
+        </w:rPr>
+        <w:t xml:space="preserve">b</w:t>
+      </w:r>
+      <w:r>
+        <w:rPr>
+          <w:lang w:val="en-US"/>
+          <w:color w:val="000000"/>
+        </w:rPr>
+        <w:t xml:space="preserve">n</w:t>
+      </w:r>
+      <w:r>
+        <w:rPr>
+          <w:lang w:val="en-US"/>
+          <w:color w:val="000000"/>
+        </w:rPr>
+        <w:t xml:space="preserve">m</w:t>
+      </w:r>
+      <w:r>
+        <w:rPr>
+          <w:lang w:val="en-US"/>
+          <w:color w:val="000000"/>
+        </w:rPr>
+        <w:t xml:space="preserve">,</w:t>
+      </w:r>
+      <w:r>
+        <w:rPr>
+          <w:lang w:val="en-US"/>
           <w:color w:val="FF0000"/>
         </w:rPr>
+        <w:t xml:space="preserve">.</w:t>
+      </w:r>
+      <w:r>
+        <w:rPr>
+          <w:lang w:val="en-US"/>
+          <w:color w:val="FF0000"/>
+        </w:rPr>
+        <w:t xml:space="preserve">/</w:t>
+      </w:r>
+      <w:r>
+        <w:rPr>
+          <w:lang w:val="en-US"/>
+          <w:color w:val="000000"/>
+        </w:rPr>
+        <w:t xml:space="preserve">.</w:t>
+      </w:r>
+      <w:r>
+        <w:rPr>
+          <w:lang w:val="en-US"/>
+          <w:color w:val="FF0000"/>
+        </w:rPr>
+        <w:t xml:space="preserve">;</w:t>
+      </w:r>
+      <w:r>
+        <w:rPr>
+          <w:lang w:val="en-US"/>
+          <w:color w:val="000000"/>
+        </w:rPr>
+        <w:t xml:space="preserve">p</w:t>
+      </w:r>
+      <w:r>
+        <w:rPr>
+          <w:lang w:val="en-US"/>
+          <w:color w:val="000000"/>
+        </w:rPr>
+        <w:t xml:space="preserve">o</w:t>
+      </w:r>
+      <w:r>
+        <w:rPr>
+          <w:lang w:val="en-US"/>
+          <w:color w:val="000000"/>
+        </w:rPr>
+        <w:t xml:space="preserve">k</w:t>
+      </w:r>
+      <w:r>
+        <w:rPr>
+          <w:lang w:val="en-US"/>
+          <w:color w:val="FF0000"/>
+        </w:rPr>
+        <w:t xml:space="preserve">m</w:t>
+      </w:r>
+      <w:r>
+        <w:rPr>
+          <w:lang w:val="en-US"/>
+          <w:color w:val="FF0000"/>
+        </w:rPr>
+        <w:t xml:space="preserve">i</w:t>
+      </w:r>
+      <w:r>
+        <w:rPr>
+          <w:lang w:val="en-US"/>
+          <w:color w:val="FF0000"/>
+        </w:rPr>
+        <w:t xml:space="preserve">j</w:t>
+      </w:r>
+      <w:r>
+        <w:rPr>
+          <w:lang w:val="en-US"/>
+          <w:color w:val="FF0000"/>
+        </w:rPr>
+        <w:t xml:space="preserve">n</w:t>
+      </w:r>
+      <w:r>
+        <w:rPr>
+          <w:lang w:val="en-US"/>
+          <w:color w:val="000000"/>
+        </w:rPr>
+        <w:t xml:space="preserve">j</w:t>
+      </w:r>
+      <w:r>
+        <w:rPr>
+          <w:lang w:val="en-US"/>
+          <w:color w:val="FF0000"/>
+        </w:rPr>
+        <w:t xml:space="preserve">u</w:t>
+      </w:r>
+      <w:r>
+        <w:rPr>
+          <w:lang w:val="en-US"/>
+          <w:color w:val="000000"/>
+        </w:rPr>
+        <w:t xml:space="preserve">h</w:t>
+      </w:r>
+      <w:r>
+        <w:rPr>
+          <w:lang w:val="en-US"/>
+          <w:color w:val="000000"/>
+        </w:rPr>
         <w:t xml:space="preserve">b</w:t>
       </w:r>
       <w:r>
@@ -203,1594 +1764,33 @@
           <w:lang w:val="en-US"/>
           <w:color w:val="000000"/>
         </w:rPr>
-        <w:t xml:space="preserve">n</w:t>
+        <w:t xml:space="preserve">b</w:t>
+      </w:r>
+      <w:r>
+        <w:rPr>
+          <w:lang w:val="en-US"/>
+          <w:color w:val="000000"/>
+        </w:rPr>
+        <w:t xml:space="preserve">h</w:t>
       </w:r>
       <w:r>
         <w:rPr>
           <w:lang w:val="en-US"/>
           <w:color w:val="FF0000"/>
         </w:rPr>
-        <w:t xml:space="preserve">m</w:t>
+        <w:t xml:space="preserve">y</w:t>
       </w:r>
       <w:r>
         <w:rPr>
           <w:lang w:val="en-US"/>
           <w:color w:val="FF0000"/>
         </w:rPr>
-        <w:t xml:space="preserve">,</w:t>
-      </w:r>
-      <w:r>
-        <w:rPr>
-          <w:lang w:val="en-US"/>
-          <w:color w:val="FF0000"/>
-        </w:rPr>
-        <w:t xml:space="preserve">.</w:t>
-      </w:r>
-      <w:r>
-        <w:rPr>
-          <w:lang w:val="en-US"/>
-          <w:color w:val="000000"/>
-        </w:rPr>
-        <w:t xml:space="preserve">/</w:t>
-      </w:r>
-      <w:r>
-        <w:rPr>
-          <w:lang w:val="en-US"/>
-          <w:color w:val="FF0000"/>
-        </w:rPr>
-        <w:t xml:space="preserve">.</w:t>
-      </w:r>
-      <w:r>
-        <w:rPr>
-          <w:lang w:val="en-US"/>
-          <w:color w:val="FF0000"/>
-        </w:rPr>
-        <w:t xml:space="preserve">;</w:t>
-      </w:r>
-      <w:r>
-        <w:rPr>
-          <w:lang w:val="en-US"/>
-          <w:color w:val="FF0000"/>
-        </w:rPr>
-        <w:t xml:space="preserve">p</w:t>
-      </w:r>
-      <w:r>
-        <w:rPr>
-          <w:lang w:val="en-US"/>
-          <w:color w:val="FF0000"/>
-        </w:rPr>
-        <w:t xml:space="preserve">o</w:t>
-      </w:r>
-      <w:r>
-        <w:rPr>
-          <w:lang w:val="en-US"/>
-          <w:color w:val="000000"/>
-        </w:rPr>
-        <w:t xml:space="preserve">k</w:t>
-      </w:r>
-      <w:r>
-        <w:rPr>
-          <w:lang w:val="en-US"/>
-          <w:color w:val="000000"/>
-        </w:rPr>
-        <w:t xml:space="preserve">m</w:t>
-      </w:r>
-      <w:r>
-        <w:rPr>
-          <w:lang w:val="en-US"/>
-          <w:color w:val="FF0000"/>
-        </w:rPr>
-        <w:t xml:space="preserve">i</w:t>
-      </w:r>
-      <w:r>
-        <w:rPr>
-          <w:lang w:val="en-US"/>
-          <w:color w:val="FF0000"/>
-        </w:rPr>
-        <w:t xml:space="preserve">j</w:t>
-      </w:r>
-      <w:r>
-        <w:rPr>
-          <w:lang w:val="en-US"/>
-          <w:color w:val="000000"/>
-        </w:rPr>
-        <w:t xml:space="preserve">n</w:t>
-      </w:r>
-      <w:r>
-        <w:rPr>
-          <w:lang w:val="en-US"/>
-          <w:color w:val="000000"/>
-        </w:rPr>
-        <w:t xml:space="preserve">j</w:t>
-      </w:r>
-      <w:r>
-        <w:rPr>
-          <w:lang w:val="en-US"/>
-          <w:color w:val="000000"/>
-        </w:rPr>
         <w:t xml:space="preserve">u</w:t>
       </w:r>
       <w:r>
         <w:rPr>
           <w:lang w:val="en-US"/>
           <w:color w:val="000000"/>
-        </w:rPr>
-        <w:t xml:space="preserve">h</w:t>
-      </w:r>
-      <w:r>
-        <w:rPr>
-          <w:lang w:val="en-US"/>
-          <w:color w:val="FF0000"/>
-        </w:rPr>
-        <w:t xml:space="preserve">b</w:t>
-      </w:r>
-      <w:r>
-        <w:rPr>
-          <w:lang w:val="en-US"/>
-          <w:color w:val="000000"/>
-        </w:rPr>
-        <w:t xml:space="preserve">b</w:t>
-      </w:r>
-      <w:r>
-        <w:rPr>
-          <w:lang w:val="en-US"/>
-          <w:color w:val="FF0000"/>
-        </w:rPr>
-        <w:t xml:space="preserve">h</w:t>
-      </w:r>
-      <w:r>
-        <w:rPr>
-          <w:lang w:val="en-US"/>
-          <w:color w:val="000000"/>
-        </w:rPr>
-        <w:t xml:space="preserve">y</w:t>
-      </w:r>
-      <w:r>
-        <w:rPr>
-          <w:lang w:val="en-US"/>
-          <w:color w:val="FF0000"/>
-        </w:rPr>
-        <w:t xml:space="preserve">u</w:t>
-      </w:r>
-      <w:r>
-        <w:rPr>
-          <w:lang w:val="en-US"/>
-          <w:color w:val="000000"/>
-        </w:rPr>
-        <w:t xml:space="preserve">g</w:t>
-      </w:r>
-      <w:r>
-        <w:rPr>
-          <w:lang w:val="en-US"/>
-          <w:color w:val="000000"/>
-        </w:rPr>
-        <w:t xml:space="preserve">v</w:t>
-      </w:r>
-      <w:r>
-        <w:rPr>
-          <w:lang w:val="en-US"/>
-          <w:color w:val="000000"/>
-        </w:rPr>
-        <w:t xml:space="preserve">v</w:t>
-      </w:r>
-      <w:r>
-        <w:rPr>
-          <w:lang w:val="en-US"/>
-          <w:color w:val="FF0000"/>
-        </w:rPr>
-        <w:t xml:space="preserve">g</w:t>
-      </w:r>
-      <w:r>
-        <w:rPr>
-          <w:lang w:val="en-US"/>
-          <w:color w:val="000000"/>
-        </w:rPr>
-        <w:t xml:space="preserve">t</w:t>
-      </w:r>
-      <w:r>
-        <w:rPr>
-          <w:lang w:val="en-US"/>
-          <w:color w:val="000000"/>
-        </w:rPr>
-        <w:t xml:space="preserve">f</w:t>
-      </w:r>
-      <w:r>
-        <w:rPr>
-          <w:lang w:val="en-US"/>
-          <w:color w:val="000000"/>
-        </w:rPr>
-        <w:t xml:space="preserve">c</w:t>
-      </w:r>
-      <w:r>
-        <w:rPr>
-          <w:lang w:val="en-US"/>
-          <w:color w:val="000000"/>
-        </w:rPr>
-        <w:t xml:space="preserve">u</w:t>
-      </w:r>
-      <w:r>
-        <w:rPr>
-          <w:lang w:val="en-US"/>
-          <w:color w:val="FF0000"/>
-        </w:rPr>
-        <w:t xml:space="preserve">y</w:t>
-      </w:r>
-      <w:r>
-        <w:rPr>
-          <w:lang w:val="en-US"/>
-          <w:color w:val="000000"/>
-        </w:rPr>
-        <w:t xml:space="preserve">7</w:t>
-      </w:r>
-      <w:r>
-        <w:rPr>
-          <w:lang w:val="en-US"/>
-          <w:color w:val="000000"/>
-        </w:rPr>
-        <w:t xml:space="preserve">6</w:t>
-      </w:r>
-      <w:r>
-        <w:rPr>
-          <w:color w:val="000000"/>
-          <w:lang w:val="en-US"/>
-        </w:rPr>
-        <w:t xml:space="preserve">5</w:t>
-      </w:r>
-      <w:r>
-        <w:rPr>
-          <w:color w:val="000000"/>
-          <w:lang w:val="en-US"/>
-        </w:rPr>
-        <w:t xml:space="preserve">4</w:t>
-      </w:r>
-      <w:r>
-        <w:rPr>
-          <w:color w:val="000000"/>
-          <w:lang w:val="en-US"/>
-        </w:rPr>
-        <w:t xml:space="preserve">3</w:t>
-      </w:r>
-      <w:r>
-        <w:rPr>
-          <w:color w:val="000000"/>
-          <w:lang w:val="en-US"/>
-        </w:rPr>
-        <w:t xml:space="preserve">2</w:t>
-      </w:r>
-      <w:r>
-        <w:rPr>
-          <w:color w:val="000000"/>
-          <w:lang w:val="en-US"/>
-        </w:rPr>
-        <w:t xml:space="preserve">q</w:t>
-      </w:r>
-      <w:r>
-        <w:rPr>
-          <w:color w:val="000000"/>
-          <w:lang w:val="en-US"/>
-        </w:rPr>
-        <w:t xml:space="preserve">w</w:t>
-      </w:r>
-      <w:r>
-        <w:rPr>
-          <w:color w:val="000000"/>
-          <w:lang w:val="en-US"/>
-        </w:rPr>
-        <w:t xml:space="preserve">s</w:t>
-      </w:r>
-      <w:r>
-        <w:rPr>
-          <w:color w:val="000000"/>
-          <w:lang w:val="en-US"/>
-        </w:rPr>
-        <w:t xml:space="preserve">e</w:t>
-      </w:r>
-      <w:r>
-        <w:rPr>
-          <w:color w:val="000000"/>
-          <w:lang w:val="en-US"/>
-        </w:rPr>
-        <w:t xml:space="preserve">d</w:t>
-      </w:r>
-      <w:r>
-        <w:rPr>
-          <w:color w:val="000000"/>
-          <w:lang w:val="en-US"/>
-        </w:rPr>
-        <w:t xml:space="preserve">f</w:t>
-      </w:r>
-      <w:r>
-        <w:rPr>
-          <w:color w:val="000000"/>
-          <w:lang w:val="en-US"/>
-        </w:rPr>
-        <w:t xml:space="preserve">g</w:t>
-      </w:r>
-      <w:r>
-        <w:rPr>
-          <w:color w:val="000000"/>
-          <w:lang w:val="en-US"/>
-        </w:rPr>
-        <w:t xml:space="preserve">h</w:t>
-      </w:r>
-      <w:r>
-        <w:rPr>
-          <w:color w:val="000000"/>
-          <w:lang w:val="en-US"/>
-        </w:rPr>
-        <w:t xml:space="preserve">j</w:t>
-      </w:r>
-      <w:r>
-        <w:rPr>
-          <w:color w:val="000000"/>
-          <w:lang w:val="en-US"/>
-        </w:rPr>
-        <w:t xml:space="preserve">i</w:t>
-      </w:r>
-      <w:r>
-        <w:rPr>
-          <w:color w:val="000000"/>
-          <w:lang w:val="en-US"/>
-        </w:rPr>
-        <w:t xml:space="preserve">u</w:t>
-      </w:r>
-      <w:r>
-        <w:rPr>
-          <w:color w:val="000000"/>
-          <w:lang w:val="en-US"/>
-        </w:rPr>
-        <w:t xml:space="preserve">8</w:t>
-      </w:r>
-      <w:r>
-        <w:rPr>
-          <w:color w:val="000000"/>
-          <w:lang w:val="en-US"/>
-        </w:rPr>
-        <w:t xml:space="preserve">y</w:t>
-      </w:r>
-      <w:r>
-        <w:rPr>
-          <w:color w:val="000000"/>
-          <w:lang w:val="en-US"/>
-        </w:rPr>
-        <w:t xml:space="preserve">7</w:t>
-      </w:r>
-      <w:r>
-        <w:rPr>
-          <w:color w:val="000000"/>
-          <w:lang w:val="en-US"/>
-        </w:rPr>
-        <w:t xml:space="preserve">t</w:t>
-      </w:r>
-      <w:r>
-        <w:rPr>
-          <w:color w:val="000000"/>
-          <w:lang w:val="en-US"/>
-        </w:rPr>
-        <w:t xml:space="preserve">6</w:t>
-      </w:r>
-      <w:r>
-        <w:rPr>
-          <w:color w:val="000000"/>
-          <w:lang w:val="en-US"/>
-        </w:rPr>
-        <w:t xml:space="preserve">r</w:t>
-      </w:r>
-      <w:r>
-        <w:rPr>
-          <w:color w:val="000000"/>
-          <w:lang w:val="en-US"/>
-        </w:rPr>
-        <w:t xml:space="preserve">5</w:t>
-      </w:r>
-      <w:r>
-        <w:rPr>
-          <w:color w:val="000000"/>
-          <w:lang w:val="en-US"/>
-        </w:rPr>
-        <w:t xml:space="preserve">e</w:t>
-      </w:r>
-      <w:r>
-        <w:rPr>
-          <w:color w:val="000000"/>
-          <w:lang w:val="en-US"/>
-        </w:rPr>
-        <w:t xml:space="preserve">d</w:t>
-      </w:r>
-      <w:r>
-        <w:rPr>
-          <w:color w:val="000000"/>
-          <w:lang w:val="en-US"/>
-        </w:rPr>
-        <w:t xml:space="preserve">f</w:t>
-      </w:r>
-      <w:r>
-        <w:rPr>
-          <w:color w:val="000000"/>
-          <w:lang w:val="en-US"/>
-        </w:rPr>
-        <w:t xml:space="preserve">c</w:t>
-      </w:r>
-      <w:r>
-        <w:rPr>
-          <w:color w:val="000000"/>
-          <w:lang w:val="en-US"/>
-        </w:rPr>
-        <w:t xml:space="preserve">v</w:t>
-      </w:r>
-      <w:r>
-        <w:rPr>
-          <w:color w:val="000000"/>
-          <w:lang w:val="en-US"/>
-        </w:rPr>
-        <w:t xml:space="preserve">g</w:t>
-      </w:r>
-      <w:r>
-        <w:rPr>
-          <w:color w:val="000000"/>
-          <w:lang w:val="en-US"/>
-        </w:rPr>
-        <w:t xml:space="preserve">b</w:t>
-      </w:r>
-      <w:r>
-        <w:rPr>
-          <w:color w:val="000000"/>
-          <w:lang w:val="en-US"/>
-        </w:rPr>
-        <w:t xml:space="preserve">h</w:t>
-      </w:r>
-      <w:r>
-        <w:rPr>
-          <w:color w:val="000000"/>
-          <w:lang w:val="en-US"/>
-        </w:rPr>
-        <w:t xml:space="preserve">n</w:t>
-      </w:r>
-      <w:r>
-        <w:rPr>
-          <w:color w:val="000000"/>
-          <w:lang w:val="en-US"/>
-        </w:rPr>
-        <w:t xml:space="preserve">j</w:t>
-      </w:r>
-      <w:r>
-        <w:rPr>
-          <w:color w:val="000000"/>
-          <w:lang w:val="en-US"/>
-        </w:rPr>
-        <w:t xml:space="preserve">i</w:t>
-      </w:r>
-      <w:r>
-        <w:rPr>
-          <w:color w:val="000000"/>
-          <w:lang w:val="en-US"/>
-        </w:rPr>
-        <w:t xml:space="preserve">u</w:t>
-      </w:r>
-      <w:r>
-        <w:rPr>
-          <w:color w:val="000000"/>
-          <w:lang w:val="en-US"/>
-        </w:rPr>
-        <w:t xml:space="preserve">y</w:t>
-      </w:r>
-      <w:r>
-        <w:rPr>
-          <w:color w:val="000000"/>
-          <w:lang w:val="en-US"/>
-        </w:rPr>
-        <w:t xml:space="preserve">7</w:t>
-      </w:r>
-      <w:r>
-        <w:rPr>
-          <w:color w:val="000000"/>
-          <w:lang w:val="en-US"/>
-        </w:rPr>
-        <w:t xml:space="preserve">t</w:t>
-      </w:r>
-      <w:r>
-        <w:rPr>
-          <w:color w:val="000000"/>
-          <w:lang w:val="en-US"/>
-        </w:rPr>
-        <w:t xml:space="preserve">6</w:t>
-      </w:r>
-      <w:r>
-        <w:rPr>
-          <w:color w:val="000000"/>
-          <w:lang w:val="en-US"/>
-        </w:rPr>
-        <w:t xml:space="preserve">r</w:t>
-      </w:r>
-      <w:r>
-        <w:rPr>
-          <w:color w:val="000000"/>
-          <w:lang w:val="en-US"/>
-        </w:rPr>
-        <w:t xml:space="preserve">5</w:t>
-      </w:r>
-      <w:r>
-        <w:rPr>
-          <w:color w:val="000000"/>
-          <w:lang w:val="en-US"/>
-        </w:rPr>
-        <w:t xml:space="preserve">d</w:t>
-      </w:r>
-      <w:r>
-        <w:rPr>
-          <w:color w:val="000000"/>
-          <w:lang w:val="en-US"/>
-        </w:rPr>
-        <w:t xml:space="preserve">f</w:t>
-      </w:r>
-      <w:r>
-        <w:rPr>
-          <w:color w:val="000000"/>
-          <w:lang w:val="en-US"/>
-        </w:rPr>
-        <w:t xml:space="preserve">c</w:t>
-      </w:r>
-      <w:r>
-        <w:rPr>
-          <w:color w:val="000000"/>
-          <w:lang w:val="en-US"/>
-        </w:rPr>
-        <w:t xml:space="preserve">v</w:t>
-      </w:r>
-      <w:r>
-        <w:rPr>
-          <w:color w:val="000000"/>
-          <w:lang w:val="en-US"/>
-        </w:rPr>
-        <w:t xml:space="preserve">g</w:t>
-      </w:r>
-      <w:r>
-        <w:rPr>
-          <w:color w:val="000000"/>
-          <w:lang w:val="en-US"/>
-        </w:rPr>
-        <w:t xml:space="preserve">b</w:t>
-      </w:r>
-      <w:r>
-        <w:rPr>
-          <w:color w:val="000000"/>
-          <w:lang w:val="en-US"/>
-        </w:rPr>
-        <w:t xml:space="preserve">h</w:t>
-      </w:r>
-      <w:r>
-        <w:rPr>
-          <w:color w:val="000000"/>
-          <w:lang w:val="en-US"/>
-        </w:rPr>
-        <w:t xml:space="preserve">u</w:t>
-      </w:r>
-      <w:r>
-        <w:rPr>
-          <w:color w:val="000000"/>
-          <w:lang w:val="en-US"/>
-        </w:rPr>
-        <w:t xml:space="preserve">y</w:t>
-      </w:r>
-      <w:r>
-        <w:rPr>
-          <w:color w:val="000000"/>
-          <w:lang w:val="en-US"/>
-        </w:rPr>
-        <w:t xml:space="preserve">7</w:t>
-      </w:r>
-      <w:r>
-        <w:rPr>
-          <w:color w:val="000000"/>
-          <w:lang w:val="en-US"/>
-        </w:rPr>
-        <w:t xml:space="preserve">6</w:t>
-      </w:r>
-      <w:r>
-        <w:rPr>
-          <w:color w:val="000000"/>
-          <w:lang w:val="en-US"/>
-        </w:rPr>
-        <w:t xml:space="preserve">t</w:t>
-      </w:r>
-      <w:r>
-        <w:rPr>
-          <w:color w:val="000000"/>
-          <w:lang w:val="en-US"/>
-        </w:rPr>
-        <w:t xml:space="preserve">r</w:t>
-      </w:r>
-      <w:r>
-        <w:rPr>
-          <w:color w:val="000000"/>
-          <w:lang w:val="en-US"/>
-        </w:rPr>
-        <w:t xml:space="preserve">f</w:t>
-      </w:r>
-      <w:r>
-        <w:rPr>
-          <w:color w:val="000000"/>
-          <w:lang w:val="en-US"/>
-        </w:rPr>
-        <w:t xml:space="preserve">g</w:t>
-      </w:r>
-      <w:r>
-        <w:rPr>
-          <w:color w:val="000000"/>
-          <w:lang w:val="en-US"/>
-        </w:rPr>
-        <w:t xml:space="preserve">h</w:t>
-      </w:r>
-      <w:r>
-        <w:rPr>
-          <w:color w:val="000000"/>
-          <w:lang w:val="en-US"/>
-        </w:rPr>
-        <w:t xml:space="preserve">j</w:t>
-      </w:r>
-      <w:r>
-        <w:rPr>
-          <w:color w:val="000000"/>
-          <w:lang w:val="en-US"/>
-        </w:rPr>
-        <w:t xml:space="preserve">g</w:t>
-      </w:r>
-      <w:r>
-        <w:rPr>
-          <w:color w:val="000000"/>
-          <w:lang w:val="en-US"/>
-        </w:rPr>
-        <w:t xml:space="preserve">f</w:t>
-      </w:r>
-      <w:r>
-        <w:rPr>
-          <w:color w:val="000000"/>
-          <w:lang w:val="en-US"/>
-        </w:rPr>
-        <w:t xml:space="preserve">y</w:t>
-      </w:r>
-      <w:r>
-        <w:rPr>
-          <w:color w:val="000000"/>
-          <w:lang w:val="en-US"/>
-        </w:rPr>
-        <w:t xml:space="preserve">t</w:t>
-      </w:r>
-      <w:r>
-        <w:rPr>
-          <w:color w:val="000000"/>
-          <w:lang w:val="en-US"/>
-        </w:rPr>
-        <w:t xml:space="preserve">h</w:t>
-      </w:r>
-      <w:r>
-        <w:rPr>
-          <w:color w:val="000000"/>
-          <w:lang w:val="en-US"/>
-        </w:rPr>
-        <w:t xml:space="preserve">g</w:t>
-      </w:r>
-      <w:r>
-        <w:rPr>
-          <w:color w:val="000000"/>
-          <w:lang w:val="en-US"/>
-        </w:rPr>
-        <w:t xml:space="preserve">v</w:t>
-      </w:r>
-      <w:r>
-        <w:rPr>
-          <w:color w:val="000000"/>
-          <w:lang w:val="en-US"/>
-        </w:rPr>
-        <w:t xml:space="preserve">g</w:t>
-      </w:r>
-      <w:r>
-        <w:rPr>
-          <w:color w:val="000000"/>
-          <w:lang w:val="en-US"/>
-        </w:rPr>
-        <w:t xml:space="preserve">y</w:t>
-      </w:r>
-      <w:r>
-        <w:rPr>
-          <w:color w:val="000000"/>
-          <w:lang w:val="en-US"/>
-        </w:rPr>
-        <w:t xml:space="preserve">g</w:t>
-      </w:r>
-      <w:r>
-        <w:rPr>
-          <w:color w:val="000000"/>
-          <w:lang w:val="en-US"/>
-        </w:rPr>
-        <w:t xml:space="preserve">j</w:t>
-      </w:r>
-      <w:r>
-        <w:rPr>
-          <w:color w:val="000000"/>
-          <w:lang w:val="en-US"/>
-        </w:rPr>
-        <w:t xml:space="preserve">h</w:t>
-      </w:r>
-      <w:r>
-        <w:rPr>
-          <w:color w:val="000000"/>
-          <w:lang w:val="en-US"/>
-        </w:rPr>
-        <w:t xml:space="preserve">s</w:t>
-      </w:r>
-      <w:r>
-        <w:rPr>
-          <w:color w:val="000000"/>
-          <w:lang w:val="en-US"/>
-        </w:rPr>
-        <w:t xml:space="preserve">d</w:t>
-      </w:r>
-      <w:r>
-        <w:rPr>
-          <w:color w:val="000000"/>
-          <w:lang w:val="en-US"/>
-        </w:rPr>
-        <w:t xml:space="preserve">f</w:t>
-      </w:r>
-      <w:r>
-        <w:rPr>
-          <w:color w:val="000000"/>
-          <w:lang w:val="en-US"/>
-        </w:rPr>
-        <w:t xml:space="preserve">h</w:t>
-      </w:r>
-      <w:r>
-        <w:rPr>
-          <w:color w:val="000000"/>
-          <w:lang w:val="en-US"/>
-        </w:rPr>
-        <w:t xml:space="preserve">y</w:t>
-      </w:r>
-      <w:r>
-        <w:rPr>
-          <w:color w:val="000000"/>
-          <w:lang w:val="en-US"/>
-        </w:rPr>
-        <w:t xml:space="preserve">d</w:t>
-      </w:r>
-      <w:r>
-        <w:rPr>
-          <w:color w:val="000000"/>
-          <w:lang w:val="en-US"/>
-        </w:rPr>
-        <w:t xml:space="preserve">u</w:t>
-      </w:r>
-      <w:r>
-        <w:rPr>
-          <w:color w:val="000000"/>
-          <w:lang w:val="en-US"/>
-        </w:rPr>
-        <w:t xml:space="preserve">h</w:t>
-      </w:r>
-      <w:r>
-        <w:rPr>
-          <w:color w:val="000000"/>
-          <w:lang w:val="en-US"/>
-        </w:rPr>
-        <w:t xml:space="preserve">j</w:t>
-      </w:r>
-      <w:r>
-        <w:rPr>
-          <w:color w:val="000000"/>
-          <w:lang w:val="en-US"/>
-        </w:rPr>
-        <w:t xml:space="preserve">b</w:t>
-      </w:r>
-      <w:r>
-        <w:rPr>
-          <w:color w:val="000000"/>
-          <w:lang w:val="en-US"/>
-        </w:rPr>
-        <w:t xml:space="preserve">c</w:t>
-      </w:r>
-      <w:r>
-        <w:rPr>
-          <w:color w:val="000000"/>
-          <w:lang w:val="en-US"/>
-        </w:rPr>
-        <w:t xml:space="preserve">h</w:t>
-      </w:r>
-      <w:r>
-        <w:rPr>
-          <w:color w:val="000000"/>
-          <w:lang w:val="en-US"/>
-        </w:rPr>
-        <w:t xml:space="preserve">f</w:t>
-      </w:r>
-      <w:r>
-        <w:rPr>
-          <w:color w:val="000000"/>
-          <w:lang w:val="en-US"/>
-        </w:rPr>
-        <w:t xml:space="preserve">s</w:t>
-      </w:r>
-      <w:r>
-        <w:rPr>
-          <w:color w:val="000000"/>
-          <w:lang w:val="en-US"/>
-        </w:rPr>
-        <w:t xml:space="preserve">i</w:t>
-      </w:r>
-      <w:r>
-        <w:rPr>
-          <w:color w:val="000000"/>
-          <w:lang w:val="en-US"/>
-        </w:rPr>
-        <w:t xml:space="preserve">y</w:t>
-      </w:r>
-      <w:r>
-        <w:rPr>
-          <w:color w:val="000000"/>
-          <w:lang w:val="en-US"/>
-        </w:rPr>
-        <w:t xml:space="preserve">f</w:t>
-      </w:r>
-      <w:r>
-        <w:rPr>
-          <w:color w:val="000000"/>
-          <w:lang w:val="en-US"/>
-        </w:rPr>
-        <w:t xml:space="preserve">h</w:t>
-      </w:r>
-      <w:r>
-        <w:rPr>
-          <w:color w:val="000000"/>
-          <w:lang w:val="en-US"/>
-        </w:rPr>
-        <w:t xml:space="preserve">b</w:t>
-      </w:r>
-      <w:r>
-        <w:rPr>
-          <w:color w:val="000000"/>
-          <w:lang w:val="en-US"/>
-        </w:rPr>
-        <w:t xml:space="preserve">f</w:t>
-      </w:r>
-      <w:r>
-        <w:rPr>
-          <w:color w:val="000000"/>
-          <w:lang w:val="en-US"/>
-        </w:rPr>
-        <w:t xml:space="preserve">h</w:t>
-      </w:r>
-      <w:r>
-        <w:rPr>
-          <w:color w:val="000000"/>
-          <w:lang w:val="en-US"/>
-        </w:rPr>
-        <w:t xml:space="preserve">s</w:t>
-      </w:r>
-      <w:r>
-        <w:rPr>
-          <w:color w:val="000000"/>
-          <w:lang w:val="en-US"/>
-        </w:rPr>
-        <w:t xml:space="preserve">u</w:t>
-      </w:r>
-      <w:r>
-        <w:rPr>
-          <w:color w:val="000000"/>
-          <w:lang w:val="en-US"/>
-        </w:rPr>
-        <w:t xml:space="preserve">y</w:t>
-      </w:r>
-      <w:r>
-        <w:rPr>
-          <w:color w:val="000000"/>
-          <w:lang w:val="en-US"/>
-        </w:rPr>
-        <w:t xml:space="preserve">r</w:t>
-      </w:r>
-      <w:r>
-        <w:rPr>
-          <w:color w:val="000000"/>
-          <w:lang w:val="en-US"/>
-        </w:rPr>
-        <w:t xml:space="preserve">y</w:t>
-      </w:r>
-      <w:r>
-        <w:rPr>
-          <w:color w:val="000000"/>
-          <w:lang w:val="en-US"/>
-        </w:rPr>
-        <w:t xml:space="preserve">g</w:t>
-      </w:r>
-      <w:r>
-        <w:rPr>
-          <w:color w:val="000000"/>
-          <w:lang w:val="en-US"/>
-        </w:rPr>
-        <w:t xml:space="preserve">f</w:t>
-      </w:r>
-      <w:r>
-        <w:rPr>
-          <w:color w:val="000000"/>
-          <w:lang w:val="en-US"/>
-        </w:rPr>
-        <w:t xml:space="preserve">s</w:t>
-      </w:r>
-      <w:r>
-        <w:rPr>
-          <w:color w:val="000000"/>
-          <w:lang w:val="en-US"/>
-        </w:rPr>
-        <w:t xml:space="preserve">h</w:t>
-      </w:r>
-      <w:r>
-        <w:rPr>
-          <w:color w:val="000000"/>
-          <w:lang w:val="en-US"/>
-        </w:rPr>
-        <w:t xml:space="preserve">k</w:t>
-      </w:r>
-      <w:r>
-        <w:rPr>
-          <w:color w:val="000000"/>
-          <w:lang w:val="en-US"/>
-        </w:rPr>
-        <w:t xml:space="preserve">u</w:t>
-      </w:r>
-      <w:r>
-        <w:rPr>
-          <w:color w:val="000000"/>
-          <w:lang w:val="en-US"/>
-        </w:rPr>
-        <w:t xml:space="preserve">d</w:t>
-      </w:r>
-      <w:r>
-        <w:rPr>
-          <w:color w:val="000000"/>
-          <w:lang w:val="en-US"/>
-        </w:rPr>
-        <w:t xml:space="preserve">y</w:t>
-      </w:r>
-      <w:r>
-        <w:rPr>
-          <w:color w:val="000000"/>
-          <w:lang w:val="en-US"/>
-        </w:rPr>
-        <w:t xml:space="preserve">7</w:t>
-      </w:r>
-      <w:r>
-        <w:rPr>
-          <w:color w:val="000000"/>
-          <w:lang w:val="en-US"/>
-        </w:rPr>
-        <w:t xml:space="preserve">f</w:t>
-      </w:r>
-      <w:r>
-        <w:rPr>
-          <w:color w:val="000000"/>
-          <w:lang w:val="en-US"/>
-        </w:rPr>
-        <w:t xml:space="preserve">y</w:t>
-      </w:r>
-      <w:r>
-        <w:rPr>
-          <w:color w:val="000000"/>
-          <w:lang w:val="en-US"/>
-        </w:rPr>
-        <w:t xml:space="preserve">e</w:t>
-      </w:r>
-      <w:r>
-        <w:rPr>
-          <w:color w:val="000000"/>
-          <w:lang w:val="en-US"/>
-        </w:rPr>
-        <w:t xml:space="preserve">g</w:t>
-      </w:r>
-      <w:r>
-        <w:rPr>
-          <w:color w:val="000000"/>
-          <w:lang w:val="en-US"/>
-        </w:rPr>
-        <w:t xml:space="preserve">d</w:t>
-      </w:r>
-      <w:r>
-        <w:rPr>
-          <w:color w:val="000000"/>
-          <w:lang w:val="en-US"/>
-        </w:rPr>
-        <w:t xml:space="preserve">h</w:t>
-      </w:r>
-      <w:r>
-        <w:rPr>
-          <w:color w:val="000000"/>
-          <w:lang w:val="en-US"/>
-        </w:rPr>
-        <w:t xml:space="preserve">8</w:t>
-      </w:r>
-      <w:r>
-        <w:rPr>
-          <w:color w:val="000000"/>
-          <w:lang w:val="en-US"/>
-        </w:rPr>
-        <w:t xml:space="preserve">6</w:t>
-      </w:r>
-      <w:r>
-        <w:rPr>
-          <w:color w:val="000000"/>
-          <w:lang w:val="en-US"/>
-        </w:rPr>
-        <w:t xml:space="preserve">7</w:t>
-      </w:r>
-      <w:r>
-        <w:rPr>
-          <w:color w:val="000000"/>
-          <w:lang w:val="en-US"/>
-        </w:rPr>
-        <w:t xml:space="preserve">t</w:t>
-      </w:r>
-      <w:r>
-        <w:rPr>
-          <w:color w:val="000000"/>
-          <w:lang w:val="en-US"/>
-        </w:rPr>
-        <w:t xml:space="preserve">w</w:t>
-      </w:r>
-      <w:r>
-        <w:rPr>
-          <w:color w:val="000000"/>
-          <w:lang w:val="en-US"/>
-        </w:rPr>
-        <w:t xml:space="preserve">q</w:t>
-      </w:r>
-      <w:r>
-        <w:rPr>
-          <w:color w:val="000000"/>
-          <w:lang w:val="en-US"/>
-        </w:rPr>
-        <w:t xml:space="preserve">y</w:t>
-      </w:r>
-      <w:r>
-        <w:rPr>
-          <w:color w:val="000000"/>
-          <w:lang w:val="en-US"/>
-        </w:rPr>
-        <w:t xml:space="preserve">g</w:t>
-      </w:r>
-      <w:r>
-        <w:rPr>
-          <w:color w:val="000000"/>
-          <w:lang w:val="en-US"/>
-        </w:rPr>
-        <w:t xml:space="preserve">6</w:t>
-      </w:r>
-      <w:r>
-        <w:rPr>
-          <w:color w:val="000000"/>
-          <w:lang w:val="en-US"/>
-        </w:rPr>
-        <w:t xml:space="preserve">s</w:t>
-      </w:r>
-      <w:r>
-        <w:rPr>
-          <w:color w:val="000000"/>
-          <w:lang w:val="en-US"/>
-        </w:rPr>
-        <w:t xml:space="preserve">5</w:t>
-      </w:r>
-      <w:r>
-        <w:rPr>
-          <w:color w:val="000000"/>
-          <w:lang w:val="en-US"/>
-        </w:rPr>
-        <w:t xml:space="preserve">r</w:t>
-      </w:r>
-      <w:r>
-        <w:rPr>
-          <w:color w:val="000000"/>
-          <w:lang w:val="en-US"/>
-        </w:rPr>
-        <w:t xml:space="preserve">s</w:t>
-      </w:r>
-      <w:r>
-        <w:rPr>
-          <w:color w:val="000000"/>
-          <w:lang w:val="en-US"/>
-        </w:rPr>
-        <w:t xml:space="preserve">f</w:t>
-      </w:r>
-      <w:r>
-        <w:rPr>
-          <w:color w:val="000000"/>
-          <w:lang w:val="en-US"/>
-        </w:rPr>
-        <w:t xml:space="preserve">q</w:t>
-      </w:r>
-      <w:r>
-        <w:rPr>
-          <w:color w:val="000000"/>
-          <w:lang w:val="en-US"/>
-        </w:rPr>
-        <w:t xml:space="preserve">y</w:t>
-      </w:r>
-      <w:r>
-        <w:rPr>
-          <w:color w:val="000000"/>
-          <w:lang w:val="en-US"/>
-        </w:rPr>
-        <w:t xml:space="preserve">g</w:t>
-      </w:r>
-      <w:r>
-        <w:rPr>
-          <w:color w:val="000000"/>
-          <w:lang w:val="en-US"/>
-        </w:rPr>
-        <w:t xml:space="preserve">u</w:t>
-      </w:r>
-      <w:r>
-        <w:rPr>
-          <w:color w:val="000000"/>
-          <w:lang w:val="en-US"/>
-        </w:rPr>
-        <w:t xml:space="preserve">d</w:t>
-      </w:r>
-      <w:r>
-        <w:rPr>
-          <w:color w:val="000000"/>
-          <w:lang w:val="en-US"/>
-        </w:rPr>
-        <w:t xml:space="preserve">t</w:t>
-      </w:r>
-      <w:r>
-        <w:rPr>
-          <w:color w:val="000000"/>
-          <w:lang w:val="en-US"/>
-        </w:rPr>
-        <w:t xml:space="preserve">w</w:t>
-      </w:r>
-      <w:r>
-        <w:rPr>
-          <w:color w:val="000000"/>
-          <w:lang w:val="en-US"/>
-        </w:rPr>
-        <w:t xml:space="preserve">6</w:t>
-      </w:r>
-      <w:r>
-        <w:rPr>
-          <w:color w:val="000000"/>
-          <w:lang w:val="en-US"/>
-        </w:rPr>
-        <w:t xml:space="preserve">f</w:t>
-      </w:r>
-      <w:r>
-        <w:rPr>
-          <w:color w:val="000000"/>
-          <w:lang w:val="en-US"/>
-        </w:rPr>
-        <w:t xml:space="preserve">u</w:t>
-      </w:r>
-      <w:r>
-        <w:rPr>
-          <w:color w:val="000000"/>
-          <w:lang w:val="en-US"/>
-        </w:rPr>
-        <w:t xml:space="preserve">g</w:t>
-      </w:r>
-      <w:r>
-        <w:rPr>
-          <w:color w:val="000000"/>
-          <w:lang w:val="en-US"/>
-        </w:rPr>
-        <w:t xml:space="preserve">s</w:t>
-      </w:r>
-      <w:r>
-        <w:rPr>
-          <w:color w:val="000000"/>
-          <w:lang w:val="en-US"/>
-        </w:rPr>
-        <w:t xml:space="preserve">j</w:t>
-      </w:r>
-      <w:r>
-        <w:rPr>
-          <w:color w:val="000000"/>
-          <w:lang w:val="en-US"/>
-        </w:rPr>
-        <w:t xml:space="preserve">h</w:t>
-      </w:r>
-      <w:r>
-        <w:rPr>
-          <w:color w:val="000000"/>
-          <w:lang w:val="en-US"/>
-        </w:rPr>
-        <w:t xml:space="preserve">b</w:t>
-      </w:r>
-      <w:r>
-        <w:rPr>
-          <w:color w:val="000000"/>
-          <w:lang w:val="en-US"/>
-        </w:rPr>
-        <w:t xml:space="preserve">d</w:t>
-      </w:r>
-      <w:r>
-        <w:rPr>
-          <w:color w:val="000000"/>
-          <w:lang w:val="en-US"/>
-        </w:rPr>
-        <w:t xml:space="preserve">f</w:t>
-      </w:r>
-      <w:r>
-        <w:rPr>
-          <w:color w:val="000000"/>
-          <w:lang w:val="en-US"/>
-        </w:rPr>
-        <w:t xml:space="preserve">u</w:t>
-      </w:r>
-      <w:r>
-        <w:rPr>
-          <w:color w:val="000000"/>
-          <w:lang w:val="en-US"/>
-        </w:rPr>
-        <w:t xml:space="preserve">i</w:t>
-      </w:r>
-      <w:r>
-        <w:rPr>
-          <w:color w:val="000000"/>
-          <w:lang w:val="en-US"/>
-        </w:rPr>
-        <w:t xml:space="preserve">g</w:t>
-      </w:r>
-      <w:r>
-        <w:rPr>
-          <w:color w:val="000000"/>
-          <w:lang w:val="en-US"/>
-        </w:rPr>
-        <w:t xml:space="preserve">y</w:t>
-      </w:r>
-      <w:r>
-        <w:rPr>
-          <w:color w:val="000000"/>
-          <w:lang w:val="en-US"/>
-        </w:rPr>
-        <w:t xml:space="preserve">u</w:t>
-      </w:r>
-      <w:r>
-        <w:rPr>
-          <w:color w:val="000000"/>
-          <w:lang w:val="en-US"/>
-        </w:rPr>
-        <w:t xml:space="preserve">w</w:t>
-      </w:r>
-      <w:r>
-        <w:rPr>
-          <w:color w:val="000000"/>
-          <w:lang w:val="en-US"/>
-        </w:rPr>
-        <w:t xml:space="preserve">e</w:t>
-      </w:r>
-      <w:r>
-        <w:rPr>
-          <w:color w:val="000000"/>
-          <w:lang w:val="en-US"/>
-        </w:rPr>
-        <w:t xml:space="preserve">r</w:t>
-      </w:r>
-      <w:r>
-        <w:rPr>
-          <w:color w:val="000000"/>
-          <w:lang w:val="en-US"/>
-        </w:rPr>
-        <w:t xml:space="preserve">t</w:t>
-      </w:r>
-      <w:r>
-        <w:rPr>
-          <w:color w:val="000000"/>
-          <w:lang w:val="en-US"/>
-        </w:rPr>
-        <w:t xml:space="preserve">y</w:t>
-      </w:r>
-      <w:r>
-        <w:rPr>
-          <w:color w:val="000000"/>
-          <w:lang w:val="en-US"/>
-        </w:rPr>
-        <w:t xml:space="preserve">u</w:t>
-      </w:r>
-      <w:r>
-        <w:rPr>
-          <w:color w:val="000000"/>
-          <w:lang w:val="en-US"/>
-        </w:rPr>
-        <w:t xml:space="preserve">i</w:t>
-      </w:r>
-      <w:r>
-        <w:rPr>
-          <w:color w:val="000000"/>
-          <w:lang w:val="en-US"/>
-        </w:rPr>
-        <w:t xml:space="preserve">o</w:t>
-      </w:r>
-      <w:r>
-        <w:rPr>
-          <w:color w:val="000000"/>
-          <w:lang w:val="en-US"/>
-        </w:rPr>
-        <w:t xml:space="preserve">p</w:t>
-      </w:r>
-      <w:r>
-        <w:rPr>
-          <w:color w:val="000000"/>
-          <w:lang w:val="en-US"/>
-        </w:rPr>
-        <w:t xml:space="preserve">[</w:t>
-      </w:r>
-      <w:r>
-        <w:rPr>
-          <w:color w:val="000000"/>
-          <w:lang w:val="en-US"/>
-        </w:rPr>
-        <w:t xml:space="preserve">‘</w:t>
-      </w:r>
-      <w:r>
-        <w:rPr>
-          <w:color w:val="000000"/>
-          <w:lang w:val="en-US"/>
-        </w:rPr>
-        <w:t xml:space="preserve">;</w:t>
-      </w:r>
-      <w:r>
-        <w:rPr>
-          <w:color w:val="000000"/>
-          <w:lang w:val="en-US"/>
-        </w:rPr>
-        <w:t xml:space="preserve">l</w:t>
-      </w:r>
-      <w:r>
-        <w:rPr>
-          <w:color w:val="000000"/>
-          <w:lang w:val="en-US"/>
-        </w:rPr>
-        <w:t xml:space="preserve">k</w:t>
-      </w:r>
-      <w:r>
-        <w:rPr>
-          <w:color w:val="000000"/>
-          <w:lang w:val="en-US"/>
-        </w:rPr>
-        <w:t xml:space="preserve">j</w:t>
-      </w:r>
-      <w:r>
-        <w:rPr>
-          <w:color w:val="000000"/>
-          <w:lang w:val="en-US"/>
-        </w:rPr>
-        <w:t xml:space="preserve">h</w:t>
-      </w:r>
-      <w:r>
-        <w:rPr>
-          <w:color w:val="000000"/>
-          <w:lang w:val="en-US"/>
-        </w:rPr>
-        <w:t xml:space="preserve">g</w:t>
-      </w:r>
-      <w:r>
-        <w:rPr>
-          <w:color w:val="000000"/>
-          <w:lang w:val="en-US"/>
-        </w:rPr>
-        <w:t xml:space="preserve">f</w:t>
-      </w:r>
-      <w:r>
-        <w:rPr>
-          <w:color w:val="000000"/>
-          <w:lang w:val="en-US"/>
-        </w:rPr>
-        <w:t xml:space="preserve">d</w:t>
-      </w:r>
-      <w:r>
-        <w:rPr>
-          <w:color w:val="000000"/>
-          <w:lang w:val="en-US"/>
-        </w:rPr>
-        <w:t xml:space="preserve">s</w:t>
-      </w:r>
-      <w:r>
-        <w:rPr>
-          <w:color w:val="000000"/>
-          <w:lang w:val="en-US"/>
-        </w:rPr>
-        <w:t xml:space="preserve">a</w:t>
-      </w:r>
-      <w:r>
-        <w:rPr>
-          <w:color w:val="000000"/>
-          <w:lang w:val="en-US"/>
-        </w:rPr>
-        <w:t xml:space="preserve">z</w:t>
-      </w:r>
-      <w:r>
-        <w:rPr>
-          <w:color w:val="000000"/>
-          <w:lang w:val="en-US"/>
-        </w:rPr>
-        <w:t xml:space="preserve">x</w:t>
-      </w:r>
-      <w:r>
-        <w:rPr>
-          <w:color w:val="000000"/>
-          <w:lang w:val="en-US"/>
-        </w:rPr>
-        <w:t xml:space="preserve">c</w:t>
-      </w:r>
-      <w:r>
-        <w:rPr>
-          <w:color w:val="000000"/>
-          <w:lang w:val="en-US"/>
-        </w:rPr>
-        <w:t xml:space="preserve">v</w:t>
-      </w:r>
-      <w:r>
-        <w:rPr>
-          <w:color w:val="000000"/>
-          <w:lang w:val="en-US"/>
-        </w:rPr>
-        <w:t xml:space="preserve">b</w:t>
-      </w:r>
-      <w:r>
-        <w:rPr>
-          <w:color w:val="000000"/>
-          <w:lang w:val="en-US"/>
-        </w:rPr>
-        <w:t xml:space="preserve">n</w:t>
-      </w:r>
-      <w:r>
-        <w:rPr>
-          <w:color w:val="000000"/>
-          <w:lang w:val="en-US"/>
-        </w:rPr>
-        <w:t xml:space="preserve">m</w:t>
-      </w:r>
-      <w:r>
-        <w:rPr>
-          <w:color w:val="000000"/>
-          <w:lang w:val="en-US"/>
-        </w:rPr>
-        <w:t xml:space="preserve">,</w:t>
-      </w:r>
-      <w:r>
-        <w:rPr>
-          <w:color w:val="000000"/>
-          <w:lang w:val="en-US"/>
-        </w:rPr>
-        <w:t xml:space="preserve">.</w:t>
-      </w:r>
-      <w:r>
-        <w:rPr>
-          <w:color w:val="000000"/>
-          <w:lang w:val="en-US"/>
-        </w:rPr>
-        <w:t xml:space="preserve">/</w:t>
-      </w:r>
-      <w:r>
-        <w:rPr>
-          <w:color w:val="000000"/>
-          <w:lang w:val="en-US"/>
-        </w:rPr>
-        <w:t xml:space="preserve">.</w:t>
-      </w:r>
-      <w:r>
-        <w:rPr>
-          <w:color w:val="000000"/>
-          <w:lang w:val="en-US"/>
-        </w:rPr>
-        <w:t xml:space="preserve">;</w:t>
-      </w:r>
-      <w:r>
-        <w:rPr>
-          <w:color w:val="000000"/>
-          <w:lang w:val="en-US"/>
-        </w:rPr>
-        <w:t xml:space="preserve">p</w:t>
-      </w:r>
-      <w:r>
-        <w:rPr>
-          <w:color w:val="000000"/>
-          <w:lang w:val="en-US"/>
-        </w:rPr>
-        <w:t xml:space="preserve">o</w:t>
-      </w:r>
-      <w:r>
-        <w:rPr>
-          <w:color w:val="000000"/>
-          <w:lang w:val="en-US"/>
-        </w:rPr>
-        <w:t xml:space="preserve">k</w:t>
-      </w:r>
-      <w:r>
-        <w:rPr>
-          <w:color w:val="000000"/>
-          <w:lang w:val="en-US"/>
-        </w:rPr>
-        <w:t xml:space="preserve">m</w:t>
-      </w:r>
-      <w:r>
-        <w:rPr>
-          <w:color w:val="000000"/>
-          <w:lang w:val="en-US"/>
-        </w:rPr>
-        <w:t xml:space="preserve">i</w:t>
-      </w:r>
-      <w:r>
-        <w:rPr>
-          <w:color w:val="000000"/>
-          <w:lang w:val="en-US"/>
-        </w:rPr>
-        <w:t xml:space="preserve">j</w:t>
-      </w:r>
-      <w:r>
-        <w:rPr>
-          <w:color w:val="000000"/>
-          <w:lang w:val="en-US"/>
-        </w:rPr>
-        <w:t xml:space="preserve">n</w:t>
-      </w:r>
-      <w:r>
-        <w:rPr>
-          <w:color w:val="000000"/>
-          <w:lang w:val="en-US"/>
-        </w:rPr>
-        <w:t xml:space="preserve">j</w:t>
-      </w:r>
-      <w:r>
-        <w:rPr>
-          <w:color w:val="000000"/>
-          <w:lang w:val="en-US"/>
-        </w:rPr>
-        <w:t xml:space="preserve">u</w:t>
-      </w:r>
-      <w:r>
-        <w:rPr>
-          <w:color w:val="000000"/>
-          <w:lang w:val="en-US"/>
-        </w:rPr>
-        <w:t xml:space="preserve">h</w:t>
-      </w:r>
-      <w:r>
-        <w:rPr>
-          <w:color w:val="000000"/>
-          <w:lang w:val="en-US"/>
-        </w:rPr>
-        <w:t xml:space="preserve">b</w:t>
-      </w:r>
-      <w:r>
-        <w:rPr>
-          <w:color w:val="000000"/>
-          <w:lang w:val="en-US"/>
-        </w:rPr>
-        <w:t xml:space="preserve">b</w:t>
-      </w:r>
-      <w:r>
-        <w:rPr>
-          <w:color w:val="000000"/>
-          <w:lang w:val="en-US"/>
-        </w:rPr>
-        <w:t xml:space="preserve">h</w:t>
-      </w:r>
-      <w:r>
-        <w:rPr>
-          <w:color w:val="000000"/>
-          <w:lang w:val="en-US"/>
-        </w:rPr>
-        <w:t xml:space="preserve">y</w:t>
-      </w:r>
-      <w:r>
-        <w:rPr>
-          <w:color w:val="000000"/>
-          <w:lang w:val="en-US"/>
-        </w:rPr>
-        <w:t xml:space="preserve">u</w:t>
-      </w:r>
-      <w:r>
-        <w:rPr>
-          <w:color w:val="000000"/>
-          <w:lang w:val="en-US"/>
         </w:rPr>
         <w:t xml:space="preserve">g</w:t>
       </w:r>

--- a/9 семестр/Математические методы сокрытия и маскирования информации/Лабораторная 1/Документы/ForLab (3).docx
+++ b/9 семестр/Математические методы сокрытия и маскирования информации/Лабораторная 1/Документы/ForLab (3).docx
@@ -12,15 +12,463 @@
       <w:r>
         <w:rPr>
           <w:lang w:val="en-US"/>
+          <w:color w:val="000000"/>
+        </w:rPr>
+        <w:t xml:space="preserve">Q</w:t>
+      </w:r>
+      <w:r>
+        <w:rPr>
+          <w:lang w:val="en-US"/>
           <w:color w:val="FF0000"/>
         </w:rPr>
-        <w:t xml:space="preserve">Q</w:t>
+        <w:t xml:space="preserve">w</w:t>
       </w:r>
       <w:r>
         <w:rPr>
           <w:lang w:val="en-US"/>
           <w:color w:val="FF0000"/>
         </w:rPr>
+        <w:t xml:space="preserve">e</w:t>
+      </w:r>
+      <w:r>
+        <w:rPr>
+          <w:lang w:val="en-US"/>
+          <w:color w:val="000000"/>
+        </w:rPr>
+        <w:t xml:space="preserve">r</w:t>
+      </w:r>
+      <w:r>
+        <w:rPr>
+          <w:lang w:val="en-US"/>
+          <w:color w:val="000000"/>
+        </w:rPr>
+        <w:t xml:space="preserve">t</w:t>
+      </w:r>
+      <w:r>
+        <w:rPr>
+          <w:lang w:val="en-US"/>
+          <w:color w:val="000000"/>
+        </w:rPr>
+        <w:t xml:space="preserve">y</w:t>
+      </w:r>
+      <w:r>
+        <w:rPr>
+          <w:lang w:val="en-US"/>
+          <w:color w:val="000000"/>
+        </w:rPr>
+        <w:t xml:space="preserve">u</w:t>
+      </w:r>
+      <w:r>
+        <w:rPr>
+          <w:lang w:val="en-US"/>
+          <w:color w:val="FF0000"/>
+        </w:rPr>
+        <w:t xml:space="preserve">i</w:t>
+      </w:r>
+      <w:r>
+        <w:rPr>
+          <w:lang w:val="en-US"/>
+          <w:color w:val="FF0000"/>
+        </w:rPr>
+        <w:t xml:space="preserve">o</w:t>
+      </w:r>
+      <w:r>
+        <w:rPr>
+          <w:lang w:val="en-US"/>
+          <w:color w:val="FF0000"/>
+        </w:rPr>
+        <w:t xml:space="preserve">p</w:t>
+      </w:r>
+      <w:r>
+        <w:rPr>
+          <w:lang w:val="en-US"/>
+          <w:color w:val="000000"/>
+        </w:rPr>
+        <w:t xml:space="preserve">[</w:t>
+      </w:r>
+      <w:r>
+        <w:rPr>
+          <w:lang w:val="en-US"/>
+          <w:color w:val="000000"/>
+        </w:rPr>
+        <w:t xml:space="preserve">‘</w:t>
+      </w:r>
+      <w:r>
+        <w:rPr>
+          <w:lang w:val="en-US"/>
+          <w:color w:val="FF0000"/>
+        </w:rPr>
+        <w:t xml:space="preserve">;</w:t>
+      </w:r>
+      <w:r>
+        <w:rPr>
+          <w:lang w:val="en-US"/>
+          <w:color w:val="000000"/>
+        </w:rPr>
+        <w:t xml:space="preserve">l</w:t>
+      </w:r>
+      <w:r>
+        <w:rPr>
+          <w:lang w:val="en-US"/>
+          <w:color w:val="000000"/>
+        </w:rPr>
+        <w:t xml:space="preserve">k</w:t>
+      </w:r>
+      <w:r>
+        <w:rPr>
+          <w:lang w:val="en-US"/>
+          <w:color w:val="000000"/>
+        </w:rPr>
+        <w:t xml:space="preserve">j</w:t>
+      </w:r>
+      <w:r>
+        <w:rPr>
+          <w:lang w:val="en-US"/>
+          <w:color w:val="FF0000"/>
+        </w:rPr>
+        <w:t xml:space="preserve">h</w:t>
+      </w:r>
+      <w:r>
+        <w:rPr>
+          <w:lang w:val="en-US"/>
+          <w:color w:val="000000"/>
+        </w:rPr>
+        <w:t xml:space="preserve">g</w:t>
+      </w:r>
+      <w:r>
+        <w:rPr>
+          <w:lang w:val="en-US"/>
+          <w:color w:val="000000"/>
+        </w:rPr>
+        <w:t xml:space="preserve">f</w:t>
+      </w:r>
+      <w:r>
+        <w:rPr>
+          <w:lang w:val="en-US"/>
+          <w:color w:val="FF0000"/>
+        </w:rPr>
+        <w:t xml:space="preserve">d</w:t>
+      </w:r>
+      <w:r>
+        <w:rPr>
+          <w:lang w:val="en-US"/>
+          <w:color w:val="FF0000"/>
+        </w:rPr>
+        <w:t xml:space="preserve">s</w:t>
+      </w:r>
+      <w:r>
+        <w:rPr>
+          <w:lang w:val="en-US"/>
+          <w:color w:val="FF0000"/>
+        </w:rPr>
+        <w:t xml:space="preserve">a</w:t>
+      </w:r>
+      <w:r>
+        <w:rPr>
+          <w:lang w:val="en-US"/>
+          <w:color w:val="000000"/>
+        </w:rPr>
+        <w:t xml:space="preserve">z</w:t>
+      </w:r>
+      <w:r>
+        <w:rPr>
+          <w:lang w:val="en-US"/>
+          <w:color w:val="000000"/>
+        </w:rPr>
+        <w:t xml:space="preserve">x</w:t>
+      </w:r>
+      <w:r>
+        <w:rPr>
+          <w:lang w:val="en-US"/>
+          <w:color w:val="000000"/>
+        </w:rPr>
+        <w:t xml:space="preserve">c</w:t>
+      </w:r>
+      <w:r>
+        <w:rPr>
+          <w:lang w:val="en-US"/>
+          <w:color w:val="FF0000"/>
+        </w:rPr>
+        <w:t xml:space="preserve">v</w:t>
+      </w:r>
+      <w:r>
+        <w:rPr>
+          <w:lang w:val="en-US"/>
+          <w:color w:val="000000"/>
+        </w:rPr>
+        <w:t xml:space="preserve">b</w:t>
+      </w:r>
+      <w:r>
+        <w:rPr>
+          <w:lang w:val="en-US"/>
+          <w:color w:val="FF0000"/>
+        </w:rPr>
+        <w:t xml:space="preserve">n</w:t>
+      </w:r>
+      <w:r>
+        <w:rPr>
+          <w:lang w:val="en-US"/>
+          <w:color w:val="FF0000"/>
+        </w:rPr>
+        <w:t xml:space="preserve">m</w:t>
+      </w:r>
+      <w:r>
+        <w:rPr>
+          <w:lang w:val="en-US"/>
+          <w:color w:val="000000"/>
+        </w:rPr>
+        <w:t xml:space="preserve">,</w:t>
+      </w:r>
+      <w:r>
+        <w:rPr>
+          <w:lang w:val="en-US"/>
+          <w:color w:val="000000"/>
+        </w:rPr>
+        <w:t xml:space="preserve">.</w:t>
+      </w:r>
+      <w:r>
+        <w:rPr>
+          <w:lang w:val="en-US"/>
+          <w:color w:val="000000"/>
+        </w:rPr>
+        <w:t xml:space="preserve">/</w:t>
+      </w:r>
+      <w:r>
+        <w:rPr>
+          <w:lang w:val="en-US"/>
+          <w:color w:val="FF0000"/>
+        </w:rPr>
+        <w:t xml:space="preserve">.</w:t>
+      </w:r>
+      <w:r>
+        <w:rPr>
+          <w:lang w:val="en-US"/>
+          <w:color w:val="FF0000"/>
+        </w:rPr>
+        <w:t xml:space="preserve">;</w:t>
+      </w:r>
+      <w:r>
+        <w:rPr>
+          <w:lang w:val="en-US"/>
+          <w:color w:val="FF0000"/>
+        </w:rPr>
+        <w:t xml:space="preserve">p</w:t>
+      </w:r>
+      <w:r>
+        <w:rPr>
+          <w:lang w:val="en-US"/>
+          <w:color w:val="000000"/>
+        </w:rPr>
+        <w:t xml:space="preserve">o</w:t>
+      </w:r>
+      <w:r>
+        <w:rPr>
+          <w:lang w:val="en-US"/>
+          <w:color w:val="000000"/>
+        </w:rPr>
+        <w:t xml:space="preserve">k</w:t>
+      </w:r>
+      <w:r>
+        <w:rPr>
+          <w:lang w:val="en-US"/>
+          <w:color w:val="FF0000"/>
+        </w:rPr>
+        <w:t xml:space="preserve">m</w:t>
+      </w:r>
+      <w:r>
+        <w:rPr>
+          <w:lang w:val="en-US"/>
+          <w:color w:val="000000"/>
+        </w:rPr>
+        <w:t xml:space="preserve">i</w:t>
+      </w:r>
+      <w:r>
+        <w:rPr>
+          <w:lang w:val="en-US"/>
+          <w:color w:val="FF0000"/>
+        </w:rPr>
+        <w:t xml:space="preserve">j</w:t>
+      </w:r>
+      <w:r>
+        <w:rPr>
+          <w:lang w:val="en-US"/>
+          <w:color w:val="FF0000"/>
+        </w:rPr>
+        <w:t xml:space="preserve">n</w:t>
+      </w:r>
+      <w:r>
+        <w:rPr>
+          <w:lang w:val="en-US"/>
+          <w:color w:val="000000"/>
+        </w:rPr>
+        <w:t xml:space="preserve">j</w:t>
+      </w:r>
+      <w:r>
+        <w:rPr>
+          <w:lang w:val="en-US"/>
+          <w:color w:val="000000"/>
+        </w:rPr>
+        <w:t xml:space="preserve">u</w:t>
+      </w:r>
+      <w:r>
+        <w:rPr>
+          <w:lang w:val="en-US"/>
+          <w:color w:val="000000"/>
+        </w:rPr>
+        <w:t xml:space="preserve">h</w:t>
+      </w:r>
+      <w:r>
+        <w:rPr>
+          <w:lang w:val="en-US"/>
+          <w:color w:val="000000"/>
+        </w:rPr>
+        <w:t xml:space="preserve">b</w:t>
+      </w:r>
+      <w:r>
+        <w:rPr>
+          <w:lang w:val="en-US"/>
+          <w:color w:val="000000"/>
+        </w:rPr>
+        <w:t xml:space="preserve">b</w:t>
+      </w:r>
+      <w:r>
+        <w:rPr>
+          <w:lang w:val="en-US"/>
+          <w:color w:val="000000"/>
+        </w:rPr>
+        <w:t xml:space="preserve">h</w:t>
+      </w:r>
+      <w:r>
+        <w:rPr>
+          <w:lang w:val="en-US"/>
+          <w:color w:val="FF0000"/>
+        </w:rPr>
+        <w:t xml:space="preserve">y</w:t>
+      </w:r>
+      <w:r>
+        <w:rPr>
+          <w:lang w:val="en-US"/>
+          <w:color w:val="FF0000"/>
+        </w:rPr>
+        <w:t xml:space="preserve">u</w:t>
+      </w:r>
+      <w:r>
+        <w:rPr>
+          <w:lang w:val="en-US"/>
+          <w:color w:val="000000"/>
+        </w:rPr>
+        <w:t xml:space="preserve">g</w:t>
+      </w:r>
+      <w:r>
+        <w:rPr>
+          <w:lang w:val="en-US"/>
+          <w:color w:val="FF0000"/>
+        </w:rPr>
+        <w:t xml:space="preserve">v</w:t>
+      </w:r>
+      <w:r>
+        <w:rPr>
+          <w:lang w:val="en-US"/>
+          <w:color w:val="FF0000"/>
+        </w:rPr>
+        <w:t xml:space="preserve">v</w:t>
+      </w:r>
+      <w:r>
+        <w:rPr>
+          <w:lang w:val="en-US"/>
+          <w:color w:val="FF0000"/>
+        </w:rPr>
+        <w:t xml:space="preserve">g</w:t>
+      </w:r>
+      <w:r>
+        <w:rPr>
+          <w:lang w:val="en-US"/>
+          <w:color w:val="000000"/>
+        </w:rPr>
+        <w:t xml:space="preserve">t</w:t>
+      </w:r>
+      <w:r>
+        <w:rPr>
+          <w:lang w:val="en-US"/>
+          <w:color w:val="000000"/>
+        </w:rPr>
+        <w:t xml:space="preserve">f</w:t>
+      </w:r>
+      <w:r>
+        <w:rPr>
+          <w:lang w:val="en-US"/>
+          <w:color w:val="000000"/>
+        </w:rPr>
+        <w:t xml:space="preserve">c</w:t>
+      </w:r>
+      <w:r>
+        <w:rPr>
+          <w:lang w:val="en-US"/>
+          <w:color w:val="000000"/>
+        </w:rPr>
+        <w:t xml:space="preserve">u</w:t>
+      </w:r>
+      <w:r>
+        <w:rPr>
+          <w:lang w:val="en-US"/>
+          <w:color w:val="FF0000"/>
+        </w:rPr>
+        <w:t xml:space="preserve">y</w:t>
+      </w:r>
+      <w:r>
+        <w:rPr>
+          <w:lang w:val="en-US"/>
+          <w:color w:val="000000"/>
+        </w:rPr>
+        <w:t xml:space="preserve">7</w:t>
+      </w:r>
+      <w:r>
+        <w:rPr>
+          <w:lang w:val="en-US"/>
+          <w:color w:val="000000"/>
+        </w:rPr>
+        <w:t xml:space="preserve">6</w:t>
+      </w:r>
+      <w:r>
+        <w:rPr>
+          <w:lang w:val="en-US"/>
+          <w:color w:val="FF0000"/>
+        </w:rPr>
+        <w:t xml:space="preserve">5</w:t>
+      </w:r>
+      <w:r>
+        <w:rPr>
+          <w:lang w:val="en-US"/>
+          <w:color w:val="000000"/>
+        </w:rPr>
+        <w:t xml:space="preserve">4</w:t>
+      </w:r>
+      <w:r>
+        <w:rPr>
+          <w:lang w:val="en-US"/>
+          <w:color w:val="FF0000"/>
+        </w:rPr>
+        <w:t xml:space="preserve">3</w:t>
+      </w:r>
+      <w:r>
+        <w:rPr>
+          <w:lang w:val="en-US"/>
+          <w:color w:val="FF0000"/>
+        </w:rPr>
+        <w:t xml:space="preserve">2</w:t>
+      </w:r>
+      <w:r>
+        <w:rPr>
+          <w:lang w:val="en-US"/>
+          <w:color w:val="000000"/>
+        </w:rPr>
+        <w:t xml:space="preserve">q</w:t>
+      </w:r>
+      <w:r>
+        <w:rPr>
+          <w:lang w:val="en-US"/>
+          <w:color w:val="000000"/>
+        </w:rPr>
         <w:t xml:space="preserve">w</w:t>
       </w:r>
       <w:r>
@@ -28,11 +476,102 @@
           <w:lang w:val="en-US"/>
           <w:color w:val="FF0000"/>
         </w:rPr>
+        <w:t xml:space="preserve">s</w:t>
+      </w:r>
+      <w:r>
+        <w:rPr>
+          <w:lang w:val="en-US"/>
+          <w:color w:val="000000"/>
+        </w:rPr>
         <w:t xml:space="preserve">e</w:t>
       </w:r>
       <w:r>
         <w:rPr>
           <w:lang w:val="en-US"/>
+          <w:color w:val="FF0000"/>
+        </w:rPr>
+        <w:t xml:space="preserve">d</w:t>
+      </w:r>
+      <w:r>
+        <w:rPr>
+          <w:lang w:val="en-US"/>
+          <w:color w:val="000000"/>
+        </w:rPr>
+        <w:t xml:space="preserve">f</w:t>
+      </w:r>
+      <w:r>
+        <w:rPr>
+          <w:lang w:val="en-US"/>
+          <w:color w:val="FF0000"/>
+        </w:rPr>
+        <w:t xml:space="preserve">g</w:t>
+      </w:r>
+      <w:r>
+        <w:rPr>
+          <w:lang w:val="en-US"/>
+          <w:color w:val="FF0000"/>
+        </w:rPr>
+        <w:t xml:space="preserve">h</w:t>
+      </w:r>
+      <w:r>
+        <w:rPr>
+          <w:lang w:val="en-US"/>
+          <w:color w:val="000000"/>
+        </w:rPr>
+        <w:t xml:space="preserve">j</w:t>
+      </w:r>
+      <w:r>
+        <w:rPr>
+          <w:lang w:val="en-US"/>
+          <w:color w:val="000000"/>
+        </w:rPr>
+        <w:t xml:space="preserve">i</w:t>
+      </w:r>
+      <w:r>
+        <w:rPr>
+          <w:lang w:val="en-US"/>
+          <w:color w:val="000000"/>
+        </w:rPr>
+        <w:t xml:space="preserve">u</w:t>
+      </w:r>
+      <w:r>
+        <w:rPr>
+          <w:lang w:val="en-US"/>
+          <w:color w:val="FF0000"/>
+        </w:rPr>
+        <w:t xml:space="preserve">8</w:t>
+      </w:r>
+      <w:r>
+        <w:rPr>
+          <w:lang w:val="en-US"/>
+          <w:color w:val="000000"/>
+        </w:rPr>
+        <w:t xml:space="preserve">y</w:t>
+      </w:r>
+      <w:r>
+        <w:rPr>
+          <w:lang w:val="en-US"/>
+          <w:color w:val="000000"/>
+        </w:rPr>
+        <w:t xml:space="preserve">7</w:t>
+      </w:r>
+      <w:r>
+        <w:rPr>
+          <w:lang w:val="en-US"/>
+          <w:color w:val="FF0000"/>
+        </w:rPr>
+        <w:t xml:space="preserve">t</w:t>
+      </w:r>
+      <w:r>
+        <w:rPr>
+          <w:lang w:val="en-US"/>
+          <w:color w:val="FF0000"/>
+        </w:rPr>
+        <w:t xml:space="preserve">6</w:t>
+      </w:r>
+      <w:r>
+        <w:rPr>
+          <w:lang w:val="en-US"/>
           <w:color w:val="000000"/>
         </w:rPr>
         <w:t xml:space="preserve">r</w:t>
@@ -40,1757 +579,1218 @@
       <w:r>
         <w:rPr>
           <w:lang w:val="en-US"/>
+          <w:color w:val="000000"/>
+        </w:rPr>
+        <w:t xml:space="preserve">5</w:t>
+      </w:r>
+      <w:r>
+        <w:rPr>
+          <w:lang w:val="en-US"/>
+          <w:color w:val="000000"/>
+        </w:rPr>
+        <w:t xml:space="preserve">e</w:t>
+      </w:r>
+      <w:r>
+        <w:rPr>
+          <w:lang w:val="en-US"/>
+          <w:color w:val="000000"/>
+        </w:rPr>
+        <w:t xml:space="preserve">d</w:t>
+      </w:r>
+      <w:r>
+        <w:rPr>
+          <w:lang w:val="en-US"/>
           <w:color w:val="FF0000"/>
         </w:rPr>
+        <w:t xml:space="preserve">f</w:t>
+      </w:r>
+      <w:r>
+        <w:rPr>
+          <w:lang w:val="en-US"/>
+          <w:color w:val="000000"/>
+        </w:rPr>
+        <w:t xml:space="preserve">c</w:t>
+      </w:r>
+      <w:r>
+        <w:rPr>
+          <w:lang w:val="en-US"/>
+          <w:color w:val="FF0000"/>
+        </w:rPr>
+        <w:t xml:space="preserve">v</w:t>
+      </w:r>
+      <w:r>
+        <w:rPr>
+          <w:lang w:val="en-US"/>
+          <w:color w:val="000000"/>
+        </w:rPr>
+        <w:t xml:space="preserve">g</w:t>
+      </w:r>
+      <w:r>
+        <w:rPr>
+          <w:lang w:val="en-US"/>
+          <w:color w:val="FF0000"/>
+        </w:rPr>
+        <w:t xml:space="preserve">b</w:t>
+      </w:r>
+      <w:r>
+        <w:rPr>
+          <w:lang w:val="en-US"/>
+          <w:color w:val="000000"/>
+        </w:rPr>
+        <w:t xml:space="preserve">h</w:t>
+      </w:r>
+      <w:r>
+        <w:rPr>
+          <w:lang w:val="en-US"/>
+          <w:color w:val="000000"/>
+        </w:rPr>
+        <w:t xml:space="preserve">n</w:t>
+      </w:r>
+      <w:r>
+        <w:rPr>
+          <w:lang w:val="en-US"/>
+          <w:color w:val="FF0000"/>
+        </w:rPr>
+        <w:t xml:space="preserve">j</w:t>
+      </w:r>
+      <w:r>
+        <w:rPr>
+          <w:lang w:val="en-US"/>
+          <w:color w:val="FF0000"/>
+        </w:rPr>
+        <w:t xml:space="preserve">i</w:t>
+      </w:r>
+      <w:r>
+        <w:rPr>
+          <w:lang w:val="en-US"/>
+          <w:color w:val="FF0000"/>
+        </w:rPr>
+        <w:t xml:space="preserve">u</w:t>
+      </w:r>
+      <w:r>
+        <w:rPr>
+          <w:lang w:val="en-US"/>
+          <w:color w:val="FF0000"/>
+        </w:rPr>
+        <w:t xml:space="preserve">y</w:t>
+      </w:r>
+      <w:r>
+        <w:rPr>
+          <w:lang w:val="en-US"/>
+          <w:color w:val="000000"/>
+        </w:rPr>
+        <w:t xml:space="preserve">7</w:t>
+      </w:r>
+      <w:r>
+        <w:rPr>
+          <w:lang w:val="en-US"/>
+          <w:color w:val="000000"/>
+        </w:rPr>
         <w:t xml:space="preserve">t</w:t>
       </w:r>
       <w:r>
         <w:rPr>
           <w:lang w:val="en-US"/>
+          <w:color w:val="000000"/>
+        </w:rPr>
+        <w:t xml:space="preserve">6</w:t>
+      </w:r>
+      <w:r>
+        <w:rPr>
+          <w:lang w:val="en-US"/>
           <w:color w:val="FF0000"/>
         </w:rPr>
-        <w:t xml:space="preserve">y</w:t>
-      </w:r>
-      <w:r>
-        <w:rPr>
-          <w:lang w:val="en-US"/>
-          <w:color w:val="000000"/>
+        <w:t xml:space="preserve">r</w:t>
+      </w:r>
+      <w:r>
+        <w:rPr>
+          <w:lang w:val="en-US"/>
+          <w:color w:val="FF0000"/>
+        </w:rPr>
+        <w:t xml:space="preserve">5</w:t>
+      </w:r>
+      <w:r>
+        <w:rPr>
+          <w:color w:val="000000"/>
+          <w:lang w:val="en-US"/>
+        </w:rPr>
+        <w:t xml:space="preserve">d</w:t>
+      </w:r>
+      <w:r>
+        <w:rPr>
+          <w:color w:val="000000"/>
+          <w:lang w:val="en-US"/>
+        </w:rPr>
+        <w:t xml:space="preserve">f</w:t>
+      </w:r>
+      <w:r>
+        <w:rPr>
+          <w:color w:val="000000"/>
+          <w:lang w:val="en-US"/>
+        </w:rPr>
+        <w:t xml:space="preserve">c</w:t>
+      </w:r>
+      <w:r>
+        <w:rPr>
+          <w:color w:val="000000"/>
+          <w:lang w:val="en-US"/>
+        </w:rPr>
+        <w:t xml:space="preserve">v</w:t>
+      </w:r>
+      <w:r>
+        <w:rPr>
+          <w:color w:val="000000"/>
+          <w:lang w:val="en-US"/>
+        </w:rPr>
+        <w:t xml:space="preserve">g</w:t>
+      </w:r>
+      <w:r>
+        <w:rPr>
+          <w:color w:val="000000"/>
+          <w:lang w:val="en-US"/>
+        </w:rPr>
+        <w:t xml:space="preserve">b</w:t>
+      </w:r>
+      <w:r>
+        <w:rPr>
+          <w:color w:val="000000"/>
+          <w:lang w:val="en-US"/>
+        </w:rPr>
+        <w:t xml:space="preserve">h</w:t>
+      </w:r>
+      <w:r>
+        <w:rPr>
+          <w:color w:val="000000"/>
+          <w:lang w:val="en-US"/>
         </w:rPr>
         <w:t xml:space="preserve">u</w:t>
       </w:r>
       <w:r>
         <w:rPr>
-          <w:lang w:val="en-US"/>
-          <w:color w:val="000000"/>
+          <w:color w:val="000000"/>
+          <w:lang w:val="en-US"/>
+        </w:rPr>
+        <w:t xml:space="preserve">y</w:t>
+      </w:r>
+      <w:r>
+        <w:rPr>
+          <w:color w:val="000000"/>
+          <w:lang w:val="en-US"/>
+        </w:rPr>
+        <w:t xml:space="preserve">7</w:t>
+      </w:r>
+      <w:r>
+        <w:rPr>
+          <w:color w:val="000000"/>
+          <w:lang w:val="en-US"/>
+        </w:rPr>
+        <w:t xml:space="preserve">6</w:t>
+      </w:r>
+      <w:r>
+        <w:rPr>
+          <w:color w:val="000000"/>
+          <w:lang w:val="en-US"/>
+        </w:rPr>
+        <w:t xml:space="preserve">t</w:t>
+      </w:r>
+      <w:r>
+        <w:rPr>
+          <w:color w:val="000000"/>
+          <w:lang w:val="en-US"/>
+        </w:rPr>
+        <w:t xml:space="preserve">r</w:t>
+      </w:r>
+      <w:r>
+        <w:rPr>
+          <w:color w:val="000000"/>
+          <w:lang w:val="en-US"/>
+        </w:rPr>
+        <w:t xml:space="preserve">f</w:t>
+      </w:r>
+      <w:r>
+        <w:rPr>
+          <w:color w:val="000000"/>
+          <w:lang w:val="en-US"/>
+        </w:rPr>
+        <w:t xml:space="preserve">g</w:t>
+      </w:r>
+      <w:r>
+        <w:rPr>
+          <w:color w:val="000000"/>
+          <w:lang w:val="en-US"/>
+        </w:rPr>
+        <w:t xml:space="preserve">h</w:t>
+      </w:r>
+      <w:r>
+        <w:rPr>
+          <w:color w:val="000000"/>
+          <w:lang w:val="en-US"/>
+        </w:rPr>
+        <w:t xml:space="preserve">j</w:t>
+      </w:r>
+      <w:r>
+        <w:rPr>
+          <w:color w:val="000000"/>
+          <w:lang w:val="en-US"/>
+        </w:rPr>
+        <w:t xml:space="preserve">g</w:t>
+      </w:r>
+      <w:r>
+        <w:rPr>
+          <w:color w:val="000000"/>
+          <w:lang w:val="en-US"/>
+        </w:rPr>
+        <w:t xml:space="preserve">f</w:t>
+      </w:r>
+      <w:r>
+        <w:rPr>
+          <w:color w:val="000000"/>
+          <w:lang w:val="en-US"/>
+        </w:rPr>
+        <w:t xml:space="preserve">y</w:t>
+      </w:r>
+      <w:r>
+        <w:rPr>
+          <w:color w:val="000000"/>
+          <w:lang w:val="en-US"/>
+        </w:rPr>
+        <w:t xml:space="preserve">t</w:t>
+      </w:r>
+      <w:r>
+        <w:rPr>
+          <w:color w:val="000000"/>
+          <w:lang w:val="en-US"/>
+        </w:rPr>
+        <w:t xml:space="preserve">h</w:t>
+      </w:r>
+      <w:r>
+        <w:rPr>
+          <w:color w:val="000000"/>
+          <w:lang w:val="en-US"/>
+        </w:rPr>
+        <w:t xml:space="preserve">g</w:t>
+      </w:r>
+      <w:r>
+        <w:rPr>
+          <w:color w:val="000000"/>
+          <w:lang w:val="en-US"/>
+        </w:rPr>
+        <w:t xml:space="preserve">v</w:t>
+      </w:r>
+      <w:r>
+        <w:rPr>
+          <w:color w:val="000000"/>
+          <w:lang w:val="en-US"/>
+        </w:rPr>
+        <w:t xml:space="preserve">g</w:t>
+      </w:r>
+      <w:r>
+        <w:rPr>
+          <w:color w:val="000000"/>
+          <w:lang w:val="en-US"/>
+        </w:rPr>
+        <w:t xml:space="preserve">y</w:t>
+      </w:r>
+      <w:r>
+        <w:rPr>
+          <w:color w:val="000000"/>
+          <w:lang w:val="en-US"/>
+        </w:rPr>
+        <w:t xml:space="preserve">g</w:t>
+      </w:r>
+      <w:r>
+        <w:rPr>
+          <w:color w:val="000000"/>
+          <w:lang w:val="en-US"/>
+        </w:rPr>
+        <w:t xml:space="preserve">j</w:t>
+      </w:r>
+      <w:r>
+        <w:rPr>
+          <w:color w:val="000000"/>
+          <w:lang w:val="en-US"/>
+        </w:rPr>
+        <w:t xml:space="preserve">h</w:t>
+      </w:r>
+      <w:r>
+        <w:rPr>
+          <w:color w:val="000000"/>
+          <w:lang w:val="en-US"/>
+        </w:rPr>
+        <w:t xml:space="preserve">s</w:t>
+      </w:r>
+      <w:r>
+        <w:rPr>
+          <w:color w:val="000000"/>
+          <w:lang w:val="en-US"/>
+        </w:rPr>
+        <w:t xml:space="preserve">d</w:t>
+      </w:r>
+      <w:r>
+        <w:rPr>
+          <w:color w:val="000000"/>
+          <w:lang w:val="en-US"/>
+        </w:rPr>
+        <w:t xml:space="preserve">f</w:t>
+      </w:r>
+      <w:r>
+        <w:rPr>
+          <w:color w:val="000000"/>
+          <w:lang w:val="en-US"/>
+        </w:rPr>
+        <w:t xml:space="preserve">h</w:t>
+      </w:r>
+      <w:r>
+        <w:rPr>
+          <w:color w:val="000000"/>
+          <w:lang w:val="en-US"/>
+        </w:rPr>
+        <w:t xml:space="preserve">y</w:t>
+      </w:r>
+      <w:r>
+        <w:rPr>
+          <w:color w:val="000000"/>
+          <w:lang w:val="en-US"/>
+        </w:rPr>
+        <w:t xml:space="preserve">d</w:t>
+      </w:r>
+      <w:r>
+        <w:rPr>
+          <w:color w:val="000000"/>
+          <w:lang w:val="en-US"/>
+        </w:rPr>
+        <w:t xml:space="preserve">u</w:t>
+      </w:r>
+      <w:r>
+        <w:rPr>
+          <w:color w:val="000000"/>
+          <w:lang w:val="en-US"/>
+        </w:rPr>
+        <w:t xml:space="preserve">h</w:t>
+      </w:r>
+      <w:r>
+        <w:rPr>
+          <w:color w:val="000000"/>
+          <w:lang w:val="en-US"/>
+        </w:rPr>
+        <w:t xml:space="preserve">j</w:t>
+      </w:r>
+      <w:r>
+        <w:rPr>
+          <w:color w:val="000000"/>
+          <w:lang w:val="en-US"/>
+        </w:rPr>
+        <w:t xml:space="preserve">b</w:t>
+      </w:r>
+      <w:r>
+        <w:rPr>
+          <w:color w:val="000000"/>
+          <w:lang w:val="en-US"/>
+        </w:rPr>
+        <w:t xml:space="preserve">c</w:t>
+      </w:r>
+      <w:r>
+        <w:rPr>
+          <w:color w:val="000000"/>
+          <w:lang w:val="en-US"/>
+        </w:rPr>
+        <w:t xml:space="preserve">h</w:t>
+      </w:r>
+      <w:r>
+        <w:rPr>
+          <w:color w:val="000000"/>
+          <w:lang w:val="en-US"/>
+        </w:rPr>
+        <w:t xml:space="preserve">f</w:t>
+      </w:r>
+      <w:r>
+        <w:rPr>
+          <w:color w:val="000000"/>
+          <w:lang w:val="en-US"/>
+        </w:rPr>
+        <w:t xml:space="preserve">s</w:t>
+      </w:r>
+      <w:r>
+        <w:rPr>
+          <w:color w:val="000000"/>
+          <w:lang w:val="en-US"/>
         </w:rPr>
         <w:t xml:space="preserve">i</w:t>
       </w:r>
       <w:r>
         <w:rPr>
-          <w:lang w:val="en-US"/>
-          <w:color w:val="FF0000"/>
+          <w:color w:val="000000"/>
+          <w:lang w:val="en-US"/>
+        </w:rPr>
+        <w:t xml:space="preserve">y</w:t>
+      </w:r>
+      <w:r>
+        <w:rPr>
+          <w:color w:val="000000"/>
+          <w:lang w:val="en-US"/>
+        </w:rPr>
+        <w:t xml:space="preserve">f</w:t>
+      </w:r>
+      <w:r>
+        <w:rPr>
+          <w:color w:val="000000"/>
+          <w:lang w:val="en-US"/>
+        </w:rPr>
+        <w:t xml:space="preserve">h</w:t>
+      </w:r>
+      <w:r>
+        <w:rPr>
+          <w:color w:val="000000"/>
+          <w:lang w:val="en-US"/>
+        </w:rPr>
+        <w:t xml:space="preserve">b</w:t>
+      </w:r>
+      <w:r>
+        <w:rPr>
+          <w:color w:val="000000"/>
+          <w:lang w:val="en-US"/>
+        </w:rPr>
+        <w:t xml:space="preserve">f</w:t>
+      </w:r>
+      <w:r>
+        <w:rPr>
+          <w:color w:val="000000"/>
+          <w:lang w:val="en-US"/>
+        </w:rPr>
+        <w:t xml:space="preserve">h</w:t>
+      </w:r>
+      <w:r>
+        <w:rPr>
+          <w:color w:val="000000"/>
+          <w:lang w:val="en-US"/>
+        </w:rPr>
+        <w:t xml:space="preserve">s</w:t>
+      </w:r>
+      <w:r>
+        <w:rPr>
+          <w:color w:val="000000"/>
+          <w:lang w:val="en-US"/>
+        </w:rPr>
+        <w:t xml:space="preserve">u</w:t>
+      </w:r>
+      <w:r>
+        <w:rPr>
+          <w:color w:val="000000"/>
+          <w:lang w:val="en-US"/>
+        </w:rPr>
+        <w:t xml:space="preserve">y</w:t>
+      </w:r>
+      <w:r>
+        <w:rPr>
+          <w:color w:val="000000"/>
+          <w:lang w:val="en-US"/>
+        </w:rPr>
+        <w:t xml:space="preserve">r</w:t>
+      </w:r>
+      <w:r>
+        <w:rPr>
+          <w:color w:val="000000"/>
+          <w:lang w:val="en-US"/>
+        </w:rPr>
+        <w:t xml:space="preserve">y</w:t>
+      </w:r>
+      <w:r>
+        <w:rPr>
+          <w:color w:val="000000"/>
+          <w:lang w:val="en-US"/>
+        </w:rPr>
+        <w:t xml:space="preserve">g</w:t>
+      </w:r>
+      <w:r>
+        <w:rPr>
+          <w:color w:val="000000"/>
+          <w:lang w:val="en-US"/>
+        </w:rPr>
+        <w:t xml:space="preserve">f</w:t>
+      </w:r>
+      <w:r>
+        <w:rPr>
+          <w:color w:val="000000"/>
+          <w:lang w:val="en-US"/>
+        </w:rPr>
+        <w:t xml:space="preserve">s</w:t>
+      </w:r>
+      <w:r>
+        <w:rPr>
+          <w:color w:val="000000"/>
+          <w:lang w:val="en-US"/>
+        </w:rPr>
+        <w:t xml:space="preserve">h</w:t>
+      </w:r>
+      <w:r>
+        <w:rPr>
+          <w:color w:val="000000"/>
+          <w:lang w:val="en-US"/>
+        </w:rPr>
+        <w:t xml:space="preserve">k</w:t>
+      </w:r>
+      <w:r>
+        <w:rPr>
+          <w:color w:val="000000"/>
+          <w:lang w:val="en-US"/>
+        </w:rPr>
+        <w:t xml:space="preserve">u</w:t>
+      </w:r>
+      <w:r>
+        <w:rPr>
+          <w:color w:val="000000"/>
+          <w:lang w:val="en-US"/>
+        </w:rPr>
+        <w:t xml:space="preserve">d</w:t>
+      </w:r>
+      <w:r>
+        <w:rPr>
+          <w:color w:val="000000"/>
+          <w:lang w:val="en-US"/>
+        </w:rPr>
+        <w:t xml:space="preserve">y</w:t>
+      </w:r>
+      <w:r>
+        <w:rPr>
+          <w:color w:val="000000"/>
+          <w:lang w:val="en-US"/>
+        </w:rPr>
+        <w:t xml:space="preserve">7</w:t>
+      </w:r>
+      <w:r>
+        <w:rPr>
+          <w:color w:val="000000"/>
+          <w:lang w:val="en-US"/>
+        </w:rPr>
+        <w:t xml:space="preserve">f</w:t>
+      </w:r>
+      <w:r>
+        <w:rPr>
+          <w:color w:val="000000"/>
+          <w:lang w:val="en-US"/>
+        </w:rPr>
+        <w:t xml:space="preserve">y</w:t>
+      </w:r>
+      <w:r>
+        <w:rPr>
+          <w:color w:val="000000"/>
+          <w:lang w:val="en-US"/>
+        </w:rPr>
+        <w:t xml:space="preserve">e</w:t>
+      </w:r>
+      <w:r>
+        <w:rPr>
+          <w:color w:val="000000"/>
+          <w:lang w:val="en-US"/>
+        </w:rPr>
+        <w:t xml:space="preserve">g</w:t>
+      </w:r>
+      <w:r>
+        <w:rPr>
+          <w:color w:val="000000"/>
+          <w:lang w:val="en-US"/>
+        </w:rPr>
+        <w:t xml:space="preserve">d</w:t>
+      </w:r>
+      <w:r>
+        <w:rPr>
+          <w:color w:val="000000"/>
+          <w:lang w:val="en-US"/>
+        </w:rPr>
+        <w:t xml:space="preserve">h</w:t>
+      </w:r>
+      <w:r>
+        <w:rPr>
+          <w:color w:val="000000"/>
+          <w:lang w:val="en-US"/>
+        </w:rPr>
+        <w:t xml:space="preserve">8</w:t>
+      </w:r>
+      <w:r>
+        <w:rPr>
+          <w:color w:val="000000"/>
+          <w:lang w:val="en-US"/>
+        </w:rPr>
+        <w:t xml:space="preserve">6</w:t>
+      </w:r>
+      <w:r>
+        <w:rPr>
+          <w:color w:val="000000"/>
+          <w:lang w:val="en-US"/>
+        </w:rPr>
+        <w:t xml:space="preserve">7</w:t>
+      </w:r>
+      <w:r>
+        <w:rPr>
+          <w:color w:val="000000"/>
+          <w:lang w:val="en-US"/>
+        </w:rPr>
+        <w:t xml:space="preserve">t</w:t>
+      </w:r>
+      <w:r>
+        <w:rPr>
+          <w:color w:val="000000"/>
+          <w:lang w:val="en-US"/>
+        </w:rPr>
+        <w:t xml:space="preserve">w</w:t>
+      </w:r>
+      <w:r>
+        <w:rPr>
+          <w:color w:val="000000"/>
+          <w:lang w:val="en-US"/>
+        </w:rPr>
+        <w:t xml:space="preserve">q</w:t>
+      </w:r>
+      <w:r>
+        <w:rPr>
+          <w:color w:val="000000"/>
+          <w:lang w:val="en-US"/>
+        </w:rPr>
+        <w:t xml:space="preserve">y</w:t>
+      </w:r>
+      <w:r>
+        <w:rPr>
+          <w:color w:val="000000"/>
+          <w:lang w:val="en-US"/>
+        </w:rPr>
+        <w:t xml:space="preserve">g</w:t>
+      </w:r>
+      <w:r>
+        <w:rPr>
+          <w:color w:val="000000"/>
+          <w:lang w:val="en-US"/>
+        </w:rPr>
+        <w:t xml:space="preserve">6</w:t>
+      </w:r>
+      <w:r>
+        <w:rPr>
+          <w:color w:val="000000"/>
+          <w:lang w:val="en-US"/>
+        </w:rPr>
+        <w:t xml:space="preserve">s</w:t>
+      </w:r>
+      <w:r>
+        <w:rPr>
+          <w:color w:val="000000"/>
+          <w:lang w:val="en-US"/>
+        </w:rPr>
+        <w:t xml:space="preserve">5</w:t>
+      </w:r>
+      <w:r>
+        <w:rPr>
+          <w:color w:val="000000"/>
+          <w:lang w:val="en-US"/>
+        </w:rPr>
+        <w:t xml:space="preserve">r</w:t>
+      </w:r>
+      <w:r>
+        <w:rPr>
+          <w:color w:val="000000"/>
+          <w:lang w:val="en-US"/>
+        </w:rPr>
+        <w:t xml:space="preserve">s</w:t>
+      </w:r>
+      <w:r>
+        <w:rPr>
+          <w:color w:val="000000"/>
+          <w:lang w:val="en-US"/>
+        </w:rPr>
+        <w:t xml:space="preserve">f</w:t>
+      </w:r>
+      <w:r>
+        <w:rPr>
+          <w:color w:val="000000"/>
+          <w:lang w:val="en-US"/>
+        </w:rPr>
+        <w:t xml:space="preserve">q</w:t>
+      </w:r>
+      <w:r>
+        <w:rPr>
+          <w:color w:val="000000"/>
+          <w:lang w:val="en-US"/>
+        </w:rPr>
+        <w:t xml:space="preserve">y</w:t>
+      </w:r>
+      <w:r>
+        <w:rPr>
+          <w:color w:val="000000"/>
+          <w:lang w:val="en-US"/>
+        </w:rPr>
+        <w:t xml:space="preserve">g</w:t>
+      </w:r>
+      <w:r>
+        <w:rPr>
+          <w:color w:val="000000"/>
+          <w:lang w:val="en-US"/>
+        </w:rPr>
+        <w:t xml:space="preserve">u</w:t>
+      </w:r>
+      <w:r>
+        <w:rPr>
+          <w:color w:val="000000"/>
+          <w:lang w:val="en-US"/>
+        </w:rPr>
+        <w:t xml:space="preserve">d</w:t>
+      </w:r>
+      <w:r>
+        <w:rPr>
+          <w:color w:val="000000"/>
+          <w:lang w:val="en-US"/>
+        </w:rPr>
+        <w:t xml:space="preserve">t</w:t>
+      </w:r>
+      <w:r>
+        <w:rPr>
+          <w:color w:val="000000"/>
+          <w:lang w:val="en-US"/>
+        </w:rPr>
+        <w:t xml:space="preserve">w</w:t>
+      </w:r>
+      <w:r>
+        <w:rPr>
+          <w:color w:val="000000"/>
+          <w:lang w:val="en-US"/>
+        </w:rPr>
+        <w:t xml:space="preserve">6</w:t>
+      </w:r>
+      <w:r>
+        <w:rPr>
+          <w:color w:val="000000"/>
+          <w:lang w:val="en-US"/>
+        </w:rPr>
+        <w:t xml:space="preserve">f</w:t>
+      </w:r>
+      <w:r>
+        <w:rPr>
+          <w:color w:val="000000"/>
+          <w:lang w:val="en-US"/>
+        </w:rPr>
+        <w:t xml:space="preserve">u</w:t>
+      </w:r>
+      <w:r>
+        <w:rPr>
+          <w:color w:val="000000"/>
+          <w:lang w:val="en-US"/>
+        </w:rPr>
+        <w:t xml:space="preserve">g</w:t>
+      </w:r>
+      <w:r>
+        <w:rPr>
+          <w:color w:val="000000"/>
+          <w:lang w:val="en-US"/>
+        </w:rPr>
+        <w:t xml:space="preserve">s</w:t>
+      </w:r>
+      <w:r>
+        <w:rPr>
+          <w:color w:val="000000"/>
+          <w:lang w:val="en-US"/>
+        </w:rPr>
+        <w:t xml:space="preserve">j</w:t>
+      </w:r>
+      <w:r>
+        <w:rPr>
+          <w:color w:val="000000"/>
+          <w:lang w:val="en-US"/>
+        </w:rPr>
+        <w:t xml:space="preserve">h</w:t>
+      </w:r>
+      <w:r>
+        <w:rPr>
+          <w:color w:val="000000"/>
+          <w:lang w:val="en-US"/>
+        </w:rPr>
+        <w:t xml:space="preserve">b</w:t>
+      </w:r>
+      <w:r>
+        <w:rPr>
+          <w:color w:val="000000"/>
+          <w:lang w:val="en-US"/>
+        </w:rPr>
+        <w:t xml:space="preserve">d</w:t>
+      </w:r>
+      <w:r>
+        <w:rPr>
+          <w:color w:val="000000"/>
+          <w:lang w:val="en-US"/>
+        </w:rPr>
+        <w:t xml:space="preserve">f</w:t>
+      </w:r>
+      <w:r>
+        <w:rPr>
+          <w:color w:val="000000"/>
+          <w:lang w:val="en-US"/>
+        </w:rPr>
+        <w:t xml:space="preserve">u</w:t>
+      </w:r>
+      <w:r>
+        <w:rPr>
+          <w:color w:val="000000"/>
+          <w:lang w:val="en-US"/>
+        </w:rPr>
+        <w:t xml:space="preserve">i</w:t>
+      </w:r>
+      <w:r>
+        <w:rPr>
+          <w:color w:val="000000"/>
+          <w:lang w:val="en-US"/>
+        </w:rPr>
+        <w:t xml:space="preserve">g</w:t>
+      </w:r>
+      <w:r>
+        <w:rPr>
+          <w:color w:val="000000"/>
+          <w:lang w:val="en-US"/>
+        </w:rPr>
+        <w:t xml:space="preserve">y</w:t>
+      </w:r>
+      <w:r>
+        <w:rPr>
+          <w:color w:val="000000"/>
+          <w:lang w:val="en-US"/>
+        </w:rPr>
+        <w:t xml:space="preserve">u</w:t>
+      </w:r>
+      <w:r>
+        <w:rPr>
+          <w:color w:val="000000"/>
+          <w:lang w:val="en-US"/>
+        </w:rPr>
+        <w:t xml:space="preserve">w</w:t>
+      </w:r>
+      <w:r>
+        <w:rPr>
+          <w:color w:val="000000"/>
+          <w:lang w:val="en-US"/>
+        </w:rPr>
+        <w:t xml:space="preserve">e</w:t>
+      </w:r>
+      <w:r>
+        <w:rPr>
+          <w:color w:val="000000"/>
+          <w:lang w:val="en-US"/>
+        </w:rPr>
+        <w:t xml:space="preserve">r</w:t>
+      </w:r>
+      <w:r>
+        <w:rPr>
+          <w:color w:val="000000"/>
+          <w:lang w:val="en-US"/>
+        </w:rPr>
+        <w:t xml:space="preserve">t</w:t>
+      </w:r>
+      <w:r>
+        <w:rPr>
+          <w:color w:val="000000"/>
+          <w:lang w:val="en-US"/>
+        </w:rPr>
+        <w:t xml:space="preserve">y</w:t>
+      </w:r>
+      <w:r>
+        <w:rPr>
+          <w:color w:val="000000"/>
+          <w:lang w:val="en-US"/>
+        </w:rPr>
+        <w:t xml:space="preserve">u</w:t>
+      </w:r>
+      <w:r>
+        <w:rPr>
+          <w:color w:val="000000"/>
+          <w:lang w:val="en-US"/>
+        </w:rPr>
+        <w:t xml:space="preserve">i</w:t>
+      </w:r>
+      <w:r>
+        <w:rPr>
+          <w:color w:val="000000"/>
+          <w:lang w:val="en-US"/>
         </w:rPr>
         <w:t xml:space="preserve">o</w:t>
       </w:r>
       <w:r>
         <w:rPr>
-          <w:lang w:val="en-US"/>
-          <w:color w:val="000000"/>
+          <w:color w:val="000000"/>
+          <w:lang w:val="en-US"/>
         </w:rPr>
         <w:t xml:space="preserve">p</w:t>
       </w:r>
       <w:r>
         <w:rPr>
-          <w:lang w:val="en-US"/>
-          <w:color w:val="FF0000"/>
+          <w:color w:val="000000"/>
+          <w:lang w:val="en-US"/>
         </w:rPr>
         <w:t xml:space="preserve">[</w:t>
       </w:r>
       <w:r>
         <w:rPr>
-          <w:lang w:val="en-US"/>
-          <w:color w:val="FF0000"/>
+          <w:color w:val="000000"/>
+          <w:lang w:val="en-US"/>
         </w:rPr>
         <w:t xml:space="preserve">‘</w:t>
       </w:r>
       <w:r>
         <w:rPr>
-          <w:lang w:val="en-US"/>
-          <w:color w:val="000000"/>
+          <w:color w:val="000000"/>
+          <w:lang w:val="en-US"/>
         </w:rPr>
         <w:t xml:space="preserve">;</w:t>
       </w:r>
       <w:r>
         <w:rPr>
-          <w:lang w:val="en-US"/>
-          <w:color w:val="000000"/>
+          <w:color w:val="000000"/>
+          <w:lang w:val="en-US"/>
         </w:rPr>
         <w:t xml:space="preserve">l</w:t>
       </w:r>
       <w:r>
         <w:rPr>
-          <w:lang w:val="en-US"/>
-          <w:color w:val="000000"/>
+          <w:color w:val="000000"/>
+          <w:lang w:val="en-US"/>
         </w:rPr>
         <w:t xml:space="preserve">k</w:t>
       </w:r>
       <w:r>
         <w:rPr>
-          <w:lang w:val="en-US"/>
-          <w:color w:val="FF0000"/>
+          <w:color w:val="000000"/>
+          <w:lang w:val="en-US"/>
         </w:rPr>
         <w:t xml:space="preserve">j</w:t>
       </w:r>
       <w:r>
         <w:rPr>
-          <w:lang w:val="en-US"/>
-          <w:color w:val="000000"/>
-        </w:rPr>
-        <w:t xml:space="preserve">h</w:t>
-      </w:r>
-      <w:r>
-        <w:rPr>
-          <w:lang w:val="en-US"/>
-          <w:color w:val="000000"/>
-        </w:rPr>
-        <w:t xml:space="preserve">g</w:t>
-      </w:r>
-      <w:r>
-        <w:rPr>
-          <w:lang w:val="en-US"/>
-          <w:color w:val="000000"/>
-        </w:rPr>
-        <w:t xml:space="preserve">f</w:t>
-      </w:r>
-      <w:r>
-        <w:rPr>
-          <w:lang w:val="en-US"/>
-          <w:color w:val="000000"/>
+          <w:color w:val="000000"/>
+          <w:lang w:val="en-US"/>
+        </w:rPr>
+        <w:t xml:space="preserve">h</w:t>
+      </w:r>
+      <w:r>
+        <w:rPr>
+          <w:color w:val="000000"/>
+          <w:lang w:val="en-US"/>
+        </w:rPr>
+        <w:t xml:space="preserve">g</w:t>
+      </w:r>
+      <w:r>
+        <w:rPr>
+          <w:color w:val="000000"/>
+          <w:lang w:val="en-US"/>
+        </w:rPr>
+        <w:t xml:space="preserve">f</w:t>
+      </w:r>
+      <w:r>
+        <w:rPr>
+          <w:color w:val="000000"/>
+          <w:lang w:val="en-US"/>
         </w:rPr>
         <w:t xml:space="preserve">d</w:t>
       </w:r>
       <w:r>
         <w:rPr>
-          <w:lang w:val="en-US"/>
-          <w:color w:val="000000"/>
+          <w:color w:val="000000"/>
+          <w:lang w:val="en-US"/>
         </w:rPr>
         <w:t xml:space="preserve">s</w:t>
       </w:r>
       <w:r>
         <w:rPr>
-          <w:lang w:val="en-US"/>
-          <w:color w:val="000000"/>
+          <w:color w:val="000000"/>
+          <w:lang w:val="en-US"/>
         </w:rPr>
         <w:t xml:space="preserve">a</w:t>
       </w:r>
       <w:r>
         <w:rPr>
-          <w:lang w:val="en-US"/>
-          <w:color w:val="FF0000"/>
+          <w:color w:val="000000"/>
+          <w:lang w:val="en-US"/>
         </w:rPr>
         <w:t xml:space="preserve">z</w:t>
       </w:r>
       <w:r>
         <w:rPr>
-          <w:lang w:val="en-US"/>
-          <w:color w:val="FF0000"/>
+          <w:color w:val="000000"/>
+          <w:lang w:val="en-US"/>
         </w:rPr>
         <w:t xml:space="preserve">x</w:t>
       </w:r>
       <w:r>
         <w:rPr>
-          <w:lang w:val="en-US"/>
-          <w:color w:val="000000"/>
+          <w:color w:val="000000"/>
+          <w:lang w:val="en-US"/>
         </w:rPr>
         <w:t xml:space="preserve">c</w:t>
       </w:r>
       <w:r>
         <w:rPr>
-          <w:lang w:val="en-US"/>
-          <w:color w:val="000000"/>
+          <w:color w:val="000000"/>
+          <w:lang w:val="en-US"/>
         </w:rPr>
         <w:t xml:space="preserve">v</w:t>
       </w:r>
       <w:r>
         <w:rPr>
-          <w:lang w:val="en-US"/>
-          <w:color w:val="FF0000"/>
+          <w:color w:val="000000"/>
+          <w:lang w:val="en-US"/>
         </w:rPr>
         <w:t xml:space="preserve">b</w:t>
       </w:r>
       <w:r>
         <w:rPr>
-          <w:lang w:val="en-US"/>
-          <w:color w:val="000000"/>
+          <w:color w:val="000000"/>
+          <w:lang w:val="en-US"/>
         </w:rPr>
         <w:t xml:space="preserve">n</w:t>
       </w:r>
       <w:r>
         <w:rPr>
-          <w:lang w:val="en-US"/>
-          <w:color w:val="FF0000"/>
+          <w:color w:val="000000"/>
+          <w:lang w:val="en-US"/>
         </w:rPr>
         <w:t xml:space="preserve">m</w:t>
       </w:r>
       <w:r>
         <w:rPr>
-          <w:lang w:val="en-US"/>
-          <w:color w:val="000000"/>
+          <w:color w:val="000000"/>
+          <w:lang w:val="en-US"/>
         </w:rPr>
         <w:t xml:space="preserve">,</w:t>
       </w:r>
       <w:r>
         <w:rPr>
-          <w:lang w:val="en-US"/>
-          <w:color w:val="FF0000"/>
+          <w:color w:val="000000"/>
+          <w:lang w:val="en-US"/>
         </w:rPr>
         <w:t xml:space="preserve">.</w:t>
       </w:r>
       <w:r>
         <w:rPr>
-          <w:lang w:val="en-US"/>
-          <w:color w:val="FF0000"/>
+          <w:color w:val="000000"/>
+          <w:lang w:val="en-US"/>
         </w:rPr>
         <w:t xml:space="preserve">/</w:t>
       </w:r>
       <w:r>
         <w:rPr>
-          <w:lang w:val="en-US"/>
-          <w:color w:val="FF0000"/>
+          <w:color w:val="000000"/>
+          <w:lang w:val="en-US"/>
         </w:rPr>
         <w:t xml:space="preserve">.</w:t>
       </w:r>
       <w:r>
         <w:rPr>
-          <w:lang w:val="en-US"/>
-          <w:color w:val="000000"/>
+          <w:color w:val="000000"/>
+          <w:lang w:val="en-US"/>
         </w:rPr>
         <w:t xml:space="preserve">;</w:t>
       </w:r>
       <w:r>
         <w:rPr>
-          <w:lang w:val="en-US"/>
-          <w:color w:val="000000"/>
+          <w:color w:val="000000"/>
+          <w:lang w:val="en-US"/>
         </w:rPr>
         <w:t xml:space="preserve">p</w:t>
       </w:r>
       <w:r>
         <w:rPr>
-          <w:lang w:val="en-US"/>
-          <w:color w:val="FF0000"/>
+          <w:color w:val="000000"/>
+          <w:lang w:val="en-US"/>
         </w:rPr>
         <w:t xml:space="preserve">o</w:t>
       </w:r>
       <w:r>
         <w:rPr>
-          <w:lang w:val="en-US"/>
-          <w:color w:val="000000"/>
+          <w:color w:val="000000"/>
+          <w:lang w:val="en-US"/>
         </w:rPr>
         <w:t xml:space="preserve">k</w:t>
       </w:r>
       <w:r>
         <w:rPr>
-          <w:lang w:val="en-US"/>
-          <w:color w:val="FF0000"/>
+          <w:color w:val="000000"/>
+          <w:lang w:val="en-US"/>
         </w:rPr>
         <w:t xml:space="preserve">m</w:t>
       </w:r>
       <w:r>
         <w:rPr>
-          <w:lang w:val="en-US"/>
-          <w:color w:val="FF0000"/>
+          <w:color w:val="000000"/>
+          <w:lang w:val="en-US"/>
         </w:rPr>
         <w:t xml:space="preserve">i</w:t>
       </w:r>
       <w:r>
         <w:rPr>
-          <w:lang w:val="en-US"/>
-          <w:color w:val="000000"/>
+          <w:color w:val="000000"/>
+          <w:lang w:val="en-US"/>
         </w:rPr>
         <w:t xml:space="preserve">j</w:t>
       </w:r>
       <w:r>
         <w:rPr>
-          <w:lang w:val="en-US"/>
-          <w:color w:val="000000"/>
+          <w:color w:val="000000"/>
+          <w:lang w:val="en-US"/>
         </w:rPr>
         <w:t xml:space="preserve">n</w:t>
       </w:r>
       <w:r>
         <w:rPr>
-          <w:lang w:val="en-US"/>
-          <w:color w:val="000000"/>
+          <w:color w:val="000000"/>
+          <w:lang w:val="en-US"/>
         </w:rPr>
         <w:t xml:space="preserve">j</w:t>
       </w:r>
       <w:r>
         <w:rPr>
-          <w:lang w:val="en-US"/>
-          <w:color w:val="FF0000"/>
+          <w:color w:val="000000"/>
+          <w:lang w:val="en-US"/>
         </w:rPr>
         <w:t xml:space="preserve">u</w:t>
       </w:r>
       <w:r>
         <w:rPr>
-          <w:lang w:val="en-US"/>
-          <w:color w:val="000000"/>
-        </w:rPr>
-        <w:t xml:space="preserve">h</w:t>
-      </w:r>
-      <w:r>
-        <w:rPr>
-          <w:lang w:val="en-US"/>
-          <w:color w:val="FF0000"/>
+          <w:color w:val="000000"/>
+          <w:lang w:val="en-US"/>
+        </w:rPr>
+        <w:t xml:space="preserve">h</w:t>
+      </w:r>
+      <w:r>
+        <w:rPr>
+          <w:color w:val="000000"/>
+          <w:lang w:val="en-US"/>
         </w:rPr>
         <w:t xml:space="preserve">b</w:t>
       </w:r>
       <w:r>
         <w:rPr>
-          <w:lang w:val="en-US"/>
-          <w:color w:val="000000"/>
+          <w:color w:val="000000"/>
+          <w:lang w:val="en-US"/>
         </w:rPr>
         <w:t xml:space="preserve">b</w:t>
       </w:r>
       <w:r>
         <w:rPr>
-          <w:lang w:val="en-US"/>
-          <w:color w:val="000000"/>
-        </w:rPr>
-        <w:t xml:space="preserve">h</w:t>
-      </w:r>
-      <w:r>
-        <w:rPr>
-          <w:lang w:val="en-US"/>
-          <w:color w:val="000000"/>
-        </w:rPr>
-        <w:t xml:space="preserve">y</w:t>
-      </w:r>
-      <w:r>
-        <w:rPr>
-          <w:lang w:val="en-US"/>
-          <w:color w:val="FF0000"/>
+          <w:color w:val="000000"/>
+          <w:lang w:val="en-US"/>
+        </w:rPr>
+        <w:t xml:space="preserve">h</w:t>
+      </w:r>
+      <w:r>
+        <w:rPr>
+          <w:color w:val="000000"/>
+          <w:lang w:val="en-US"/>
+        </w:rPr>
+        <w:t xml:space="preserve">y</w:t>
+      </w:r>
+      <w:r>
+        <w:rPr>
+          <w:color w:val="000000"/>
+          <w:lang w:val="en-US"/>
         </w:rPr>
         <w:t xml:space="preserve">u</w:t>
       </w:r>
       <w:r>
         <w:rPr>
-          <w:lang w:val="en-US"/>
-          <w:color w:val="FF0000"/>
-        </w:rPr>
-        <w:t xml:space="preserve">g</w:t>
-      </w:r>
-      <w:r>
-        <w:rPr>
-          <w:lang w:val="en-US"/>
-          <w:color w:val="000000"/>
-        </w:rPr>
-        <w:t xml:space="preserve">v</w:t>
-      </w:r>
-      <w:r>
-        <w:rPr>
-          <w:lang w:val="en-US"/>
-          <w:color w:val="000000"/>
-        </w:rPr>
-        <w:t xml:space="preserve">v</w:t>
-      </w:r>
-      <w:r>
-        <w:rPr>
-          <w:lang w:val="en-US"/>
-          <w:color w:val="000000"/>
-        </w:rPr>
-        <w:t xml:space="preserve">g</w:t>
-      </w:r>
-      <w:r>
-        <w:rPr>
-          <w:lang w:val="en-US"/>
-          <w:color w:val="000000"/>
-        </w:rPr>
-        <w:t xml:space="preserve">t</w:t>
-      </w:r>
-      <w:r>
-        <w:rPr>
-          <w:lang w:val="en-US"/>
-          <w:color w:val="FF0000"/>
-        </w:rPr>
-        <w:t xml:space="preserve">f</w:t>
-      </w:r>
-      <w:r>
-        <w:rPr>
-          <w:lang w:val="en-US"/>
-          <w:color w:val="FF0000"/>
-        </w:rPr>
-        <w:t xml:space="preserve">c</w:t>
-      </w:r>
-      <w:r>
-        <w:rPr>
-          <w:lang w:val="en-US"/>
-          <w:color w:val="000000"/>
-        </w:rPr>
-        <w:t xml:space="preserve">u</w:t>
-      </w:r>
-      <w:r>
-        <w:rPr>
-          <w:lang w:val="en-US"/>
-          <w:color w:val="000000"/>
-        </w:rPr>
-        <w:t xml:space="preserve">y</w:t>
-      </w:r>
-      <w:r>
-        <w:rPr>
-          <w:lang w:val="en-US"/>
-          <w:color w:val="FF0000"/>
-        </w:rPr>
-        <w:t xml:space="preserve">7</w:t>
-      </w:r>
-      <w:r>
-        <w:rPr>
-          <w:lang w:val="en-US"/>
-          <w:color w:val="FF0000"/>
-        </w:rPr>
-        <w:t xml:space="preserve">6</w:t>
-      </w:r>
-      <w:r>
-        <w:rPr>
-          <w:lang w:val="en-US"/>
-          <w:color w:val="000000"/>
-        </w:rPr>
-        <w:t xml:space="preserve">5</w:t>
-      </w:r>
-      <w:r>
-        <w:rPr>
-          <w:lang w:val="en-US"/>
-          <w:color w:val="000000"/>
-        </w:rPr>
-        <w:t xml:space="preserve">4</w:t>
-      </w:r>
-      <w:r>
-        <w:rPr>
-          <w:lang w:val="en-US"/>
-          <w:color w:val="FF0000"/>
-        </w:rPr>
-        <w:t xml:space="preserve">3</w:t>
-      </w:r>
-      <w:r>
-        <w:rPr>
-          <w:lang w:val="en-US"/>
-          <w:color w:val="000000"/>
-        </w:rPr>
-        <w:t xml:space="preserve">2</w:t>
-      </w:r>
-      <w:r>
-        <w:rPr>
-          <w:lang w:val="en-US"/>
-          <w:color w:val="FF0000"/>
-        </w:rPr>
-        <w:t xml:space="preserve">q</w:t>
-      </w:r>
-      <w:r>
-        <w:rPr>
-          <w:lang w:val="en-US"/>
-          <w:color w:val="000000"/>
-        </w:rPr>
-        <w:t xml:space="preserve">w</w:t>
-      </w:r>
-      <w:r>
-        <w:rPr>
-          <w:lang w:val="en-US"/>
-          <w:color w:val="000000"/>
-        </w:rPr>
-        <w:t xml:space="preserve">s</w:t>
-      </w:r>
-      <w:r>
-        <w:rPr>
-          <w:lang w:val="en-US"/>
-          <w:color w:val="FF0000"/>
-        </w:rPr>
-        <w:t xml:space="preserve">e</w:t>
-      </w:r>
-      <w:r>
-        <w:rPr>
-          <w:lang w:val="en-US"/>
-          <w:color w:val="000000"/>
-        </w:rPr>
-        <w:t xml:space="preserve">d</w:t>
-      </w:r>
-      <w:r>
-        <w:rPr>
-          <w:lang w:val="en-US"/>
-          <w:color w:val="000000"/>
-        </w:rPr>
-        <w:t xml:space="preserve">f</w:t>
-      </w:r>
-      <w:r>
-        <w:rPr>
-          <w:lang w:val="en-US"/>
-          <w:color w:val="FF0000"/>
-        </w:rPr>
-        <w:t xml:space="preserve">g</w:t>
-      </w:r>
-      <w:r>
-        <w:rPr>
-          <w:lang w:val="en-US"/>
-          <w:color w:val="FF0000"/>
-        </w:rPr>
-        <w:t xml:space="preserve">h</w:t>
-      </w:r>
-      <w:r>
-        <w:rPr>
-          <w:lang w:val="en-US"/>
-          <w:color w:val="FF0000"/>
-        </w:rPr>
-        <w:t xml:space="preserve">j</w:t>
-      </w:r>
-      <w:r>
-        <w:rPr>
-          <w:lang w:val="en-US"/>
-          <w:color w:val="FF0000"/>
-        </w:rPr>
-        <w:t xml:space="preserve">i</w:t>
-      </w:r>
-      <w:r>
-        <w:rPr>
-          <w:lang w:val="en-US"/>
-          <w:color w:val="FF0000"/>
-        </w:rPr>
-        <w:t xml:space="preserve">u</w:t>
-      </w:r>
-      <w:r>
-        <w:rPr>
-          <w:lang w:val="en-US"/>
-          <w:color w:val="FF0000"/>
-        </w:rPr>
-        <w:t xml:space="preserve">8</w:t>
-      </w:r>
-      <w:r>
-        <w:rPr>
-          <w:lang w:val="en-US"/>
-          <w:color w:val="000000"/>
-        </w:rPr>
-        <w:t xml:space="preserve">y</w:t>
-      </w:r>
-      <w:r>
-        <w:rPr>
-          <w:lang w:val="en-US"/>
-          <w:color w:val="FF0000"/>
-        </w:rPr>
-        <w:t xml:space="preserve">7</w:t>
-      </w:r>
-      <w:r>
-        <w:rPr>
-          <w:lang w:val="en-US"/>
-          <w:color w:val="000000"/>
-        </w:rPr>
-        <w:t xml:space="preserve">t</w:t>
-      </w:r>
-      <w:r>
-        <w:rPr>
-          <w:lang w:val="en-US"/>
-          <w:color w:val="000000"/>
-        </w:rPr>
-        <w:t xml:space="preserve">6</w:t>
-      </w:r>
-      <w:r>
-        <w:rPr>
-          <w:lang w:val="en-US"/>
-          <w:color w:val="000000"/>
-        </w:rPr>
-        <w:t xml:space="preserve">r</w:t>
-      </w:r>
-      <w:r>
-        <w:rPr>
-          <w:lang w:val="en-US"/>
-          <w:color w:val="000000"/>
-        </w:rPr>
-        <w:t xml:space="preserve">5</w:t>
-      </w:r>
-      <w:r>
-        <w:rPr>
-          <w:lang w:val="en-US"/>
-          <w:color w:val="FF0000"/>
-        </w:rPr>
-        <w:t xml:space="preserve">e</w:t>
-      </w:r>
-      <w:r>
-        <w:rPr>
-          <w:lang w:val="en-US"/>
-          <w:color w:val="FF0000"/>
-        </w:rPr>
-        <w:t xml:space="preserve">d</w:t>
-      </w:r>
-      <w:r>
-        <w:rPr>
-          <w:lang w:val="en-US"/>
-          <w:color w:val="000000"/>
-        </w:rPr>
-        <w:t xml:space="preserve">f</w:t>
-      </w:r>
-      <w:r>
-        <w:rPr>
-          <w:lang w:val="en-US"/>
-          <w:color w:val="000000"/>
-        </w:rPr>
-        <w:t xml:space="preserve">c</w:t>
-      </w:r>
-      <w:r>
-        <w:rPr>
-          <w:lang w:val="en-US"/>
-          <w:color w:val="FF0000"/>
-        </w:rPr>
-        <w:t xml:space="preserve">v</w:t>
-      </w:r>
-      <w:r>
-        <w:rPr>
-          <w:lang w:val="en-US"/>
-          <w:color w:val="000000"/>
-        </w:rPr>
-        <w:t xml:space="preserve">g</w:t>
-      </w:r>
-      <w:r>
-        <w:rPr>
-          <w:lang w:val="en-US"/>
-          <w:color w:val="FF0000"/>
-        </w:rPr>
-        <w:t xml:space="preserve">b</w:t>
-      </w:r>
-      <w:r>
-        <w:rPr>
-          <w:lang w:val="en-US"/>
-          <w:color w:val="FF0000"/>
-        </w:rPr>
-        <w:t xml:space="preserve">h</w:t>
-      </w:r>
-      <w:r>
-        <w:rPr>
-          <w:lang w:val="en-US"/>
-          <w:color w:val="000000"/>
-        </w:rPr>
-        <w:t xml:space="preserve">n</w:t>
-      </w:r>
-      <w:r>
-        <w:rPr>
-          <w:lang w:val="en-US"/>
-          <w:color w:val="000000"/>
-        </w:rPr>
-        <w:t xml:space="preserve">j</w:t>
-      </w:r>
-      <w:r>
-        <w:rPr>
-          <w:lang w:val="en-US"/>
-          <w:color w:val="FF0000"/>
-        </w:rPr>
-        <w:t xml:space="preserve">i</w:t>
-      </w:r>
-      <w:r>
-        <w:rPr>
-          <w:lang w:val="en-US"/>
-          <w:color w:val="FF0000"/>
-        </w:rPr>
-        <w:t xml:space="preserve">u</w:t>
-      </w:r>
-      <w:r>
-        <w:rPr>
-          <w:lang w:val="en-US"/>
-          <w:color w:val="FF0000"/>
-        </w:rPr>
-        <w:t xml:space="preserve">y</w:t>
-      </w:r>
-      <w:r>
-        <w:rPr>
-          <w:lang w:val="en-US"/>
-          <w:color w:val="FF0000"/>
-        </w:rPr>
-        <w:t xml:space="preserve">7</w:t>
-      </w:r>
-      <w:r>
-        <w:rPr>
-          <w:lang w:val="en-US"/>
-          <w:color w:val="000000"/>
-        </w:rPr>
-        <w:t xml:space="preserve">t</w:t>
-      </w:r>
-      <w:r>
-        <w:rPr>
-          <w:lang w:val="en-US"/>
-          <w:color w:val="FF0000"/>
-        </w:rPr>
-        <w:t xml:space="preserve">6</w:t>
-      </w:r>
-      <w:r>
-        <w:rPr>
-          <w:lang w:val="en-US"/>
-          <w:color w:val="000000"/>
-        </w:rPr>
-        <w:t xml:space="preserve">r</w:t>
-      </w:r>
-      <w:r>
-        <w:rPr>
-          <w:lang w:val="en-US"/>
-          <w:color w:val="000000"/>
-        </w:rPr>
-        <w:t xml:space="preserve">5</w:t>
-      </w:r>
-      <w:r>
-        <w:rPr>
-          <w:lang w:val="en-US"/>
-          <w:color w:val="000000"/>
-        </w:rPr>
-        <w:t xml:space="preserve">d</w:t>
-      </w:r>
-      <w:r>
-        <w:rPr>
-          <w:lang w:val="en-US"/>
-          <w:color w:val="000000"/>
-        </w:rPr>
-        <w:t xml:space="preserve">f</w:t>
-      </w:r>
-      <w:r>
-        <w:rPr>
-          <w:lang w:val="en-US"/>
-          <w:color w:val="FF0000"/>
-        </w:rPr>
-        <w:t xml:space="preserve">c</w:t>
-      </w:r>
-      <w:r>
-        <w:rPr>
-          <w:lang w:val="en-US"/>
-          <w:color w:val="FF0000"/>
-        </w:rPr>
-        <w:t xml:space="preserve">v</w:t>
-      </w:r>
-      <w:r>
-        <w:rPr>
-          <w:lang w:val="en-US"/>
-          <w:color w:val="000000"/>
-        </w:rPr>
-        <w:t xml:space="preserve">g</w:t>
-      </w:r>
-      <w:r>
-        <w:rPr>
-          <w:lang w:val="en-US"/>
-          <w:color w:val="FF0000"/>
-        </w:rPr>
-        <w:t xml:space="preserve">b</w:t>
-      </w:r>
-      <w:r>
-        <w:rPr>
-          <w:lang w:val="en-US"/>
-          <w:color w:val="000000"/>
-        </w:rPr>
-        <w:t xml:space="preserve">h</w:t>
-      </w:r>
-      <w:r>
-        <w:rPr>
-          <w:lang w:val="en-US"/>
-          <w:color w:val="FF0000"/>
-        </w:rPr>
-        <w:t xml:space="preserve">u</w:t>
-      </w:r>
-      <w:r>
-        <w:rPr>
-          <w:lang w:val="en-US"/>
-          <w:color w:val="000000"/>
-        </w:rPr>
-        <w:t xml:space="preserve">y</w:t>
-      </w:r>
-      <w:r>
-        <w:rPr>
-          <w:lang w:val="en-US"/>
-          <w:color w:val="FF0000"/>
-        </w:rPr>
-        <w:t xml:space="preserve">7</w:t>
-      </w:r>
-      <w:r>
-        <w:rPr>
-          <w:lang w:val="en-US"/>
-          <w:color w:val="FF0000"/>
-        </w:rPr>
-        <w:t xml:space="preserve">6</w:t>
-      </w:r>
-      <w:r>
-        <w:rPr>
-          <w:lang w:val="en-US"/>
-          <w:color w:val="FF0000"/>
-        </w:rPr>
-        <w:t xml:space="preserve">t</w:t>
-      </w:r>
-      <w:r>
-        <w:rPr>
-          <w:lang w:val="en-US"/>
-          <w:color w:val="000000"/>
-        </w:rPr>
-        <w:t xml:space="preserve">r</w:t>
-      </w:r>
-      <w:r>
-        <w:rPr>
-          <w:lang w:val="en-US"/>
-          <w:color w:val="FF0000"/>
-        </w:rPr>
-        <w:t xml:space="preserve">f</w:t>
-      </w:r>
-      <w:r>
-        <w:rPr>
-          <w:lang w:val="en-US"/>
-          <w:color w:val="000000"/>
-        </w:rPr>
-        <w:t xml:space="preserve">g</w:t>
-      </w:r>
-      <w:r>
-        <w:rPr>
-          <w:lang w:val="en-US"/>
-          <w:color w:val="000000"/>
-        </w:rPr>
-        <w:t xml:space="preserve">h</w:t>
-      </w:r>
-      <w:r>
-        <w:rPr>
-          <w:lang w:val="en-US"/>
-          <w:color w:val="000000"/>
-        </w:rPr>
-        <w:t xml:space="preserve">j</w:t>
-      </w:r>
-      <w:r>
-        <w:rPr>
-          <w:lang w:val="en-US"/>
-          <w:color w:val="FF0000"/>
-        </w:rPr>
-        <w:t xml:space="preserve">g</w:t>
-      </w:r>
-      <w:r>
-        <w:rPr>
-          <w:lang w:val="en-US"/>
-          <w:color w:val="FF0000"/>
-        </w:rPr>
-        <w:t xml:space="preserve">f</w:t>
-      </w:r>
-      <w:r>
-        <w:rPr>
-          <w:lang w:val="en-US"/>
-          <w:color w:val="FF0000"/>
-        </w:rPr>
-        <w:t xml:space="preserve">y</w:t>
-      </w:r>
-      <w:r>
-        <w:rPr>
-          <w:lang w:val="en-US"/>
-          <w:color w:val="FF0000"/>
-        </w:rPr>
-        <w:t xml:space="preserve">t</w:t>
-      </w:r>
-      <w:r>
-        <w:rPr>
-          <w:lang w:val="en-US"/>
-          <w:color w:val="000000"/>
-        </w:rPr>
-        <w:t xml:space="preserve">h</w:t>
-      </w:r>
-      <w:r>
-        <w:rPr>
-          <w:lang w:val="en-US"/>
-          <w:color w:val="000000"/>
-        </w:rPr>
-        <w:t xml:space="preserve">g</w:t>
-      </w:r>
-      <w:r>
-        <w:rPr>
-          <w:lang w:val="en-US"/>
-          <w:color w:val="000000"/>
-        </w:rPr>
-        <w:t xml:space="preserve">v</w:t>
-      </w:r>
-      <w:r>
-        <w:rPr>
-          <w:lang w:val="en-US"/>
-          <w:color w:val="000000"/>
-        </w:rPr>
-        <w:t xml:space="preserve">g</w:t>
-      </w:r>
-      <w:r>
-        <w:rPr>
-          <w:lang w:val="en-US"/>
-          <w:color w:val="000000"/>
-        </w:rPr>
-        <w:t xml:space="preserve">y</w:t>
-      </w:r>
-      <w:r>
-        <w:rPr>
-          <w:lang w:val="en-US"/>
-          <w:color w:val="FF0000"/>
-        </w:rPr>
-        <w:t xml:space="preserve">g</w:t>
-      </w:r>
-      <w:r>
-        <w:rPr>
-          <w:lang w:val="en-US"/>
-          <w:color w:val="FF0000"/>
-        </w:rPr>
-        <w:t xml:space="preserve">j</w:t>
-      </w:r>
-      <w:r>
-        <w:rPr>
-          <w:lang w:val="en-US"/>
-          <w:color w:val="000000"/>
-        </w:rPr>
-        <w:t xml:space="preserve">h</w:t>
-      </w:r>
-      <w:r>
-        <w:rPr>
-          <w:lang w:val="en-US"/>
-          <w:color w:val="FF0000"/>
-        </w:rPr>
-        <w:t xml:space="preserve">s</w:t>
-      </w:r>
-      <w:r>
-        <w:rPr>
-          <w:lang w:val="en-US"/>
-          <w:color w:val="FF0000"/>
-        </w:rPr>
-        <w:t xml:space="preserve">d</w:t>
-      </w:r>
-      <w:r>
-        <w:rPr>
-          <w:lang w:val="en-US"/>
-          <w:color w:val="000000"/>
-        </w:rPr>
-        <w:t xml:space="preserve">f</w:t>
-      </w:r>
-      <w:r>
-        <w:rPr>
-          <w:lang w:val="en-US"/>
-          <w:color w:val="FF0000"/>
-        </w:rPr>
-        <w:t xml:space="preserve">h</w:t>
-      </w:r>
-      <w:r>
-        <w:rPr>
-          <w:lang w:val="en-US"/>
-          <w:color w:val="000000"/>
-        </w:rPr>
-        <w:t xml:space="preserve">y</w:t>
-      </w:r>
-      <w:r>
-        <w:rPr>
-          <w:lang w:val="en-US"/>
-          <w:color w:val="FF0000"/>
-        </w:rPr>
-        <w:t xml:space="preserve">d</w:t>
-      </w:r>
-      <w:r>
-        <w:rPr>
-          <w:lang w:val="en-US"/>
-          <w:color w:val="000000"/>
-        </w:rPr>
-        <w:t xml:space="preserve">u</w:t>
-      </w:r>
-      <w:r>
-        <w:rPr>
-          <w:lang w:val="en-US"/>
-          <w:color w:val="FF0000"/>
-        </w:rPr>
-        <w:t xml:space="preserve">h</w:t>
-      </w:r>
-      <w:r>
-        <w:rPr>
-          <w:lang w:val="en-US"/>
-          <w:color w:val="000000"/>
-        </w:rPr>
-        <w:t xml:space="preserve">j</w:t>
-      </w:r>
-      <w:r>
-        <w:rPr>
-          <w:lang w:val="en-US"/>
-          <w:color w:val="FF0000"/>
-        </w:rPr>
-        <w:t xml:space="preserve">b</w:t>
-      </w:r>
-      <w:r>
-        <w:rPr>
-          <w:lang w:val="en-US"/>
-          <w:color w:val="000000"/>
-        </w:rPr>
-        <w:t xml:space="preserve">c</w:t>
-      </w:r>
-      <w:r>
-        <w:rPr>
-          <w:lang w:val="en-US"/>
-          <w:color w:val="000000"/>
-        </w:rPr>
-        <w:t xml:space="preserve">h</w:t>
-      </w:r>
-      <w:r>
-        <w:rPr>
-          <w:lang w:val="en-US"/>
-          <w:color w:val="000000"/>
-        </w:rPr>
-        <w:t xml:space="preserve">f</w:t>
-      </w:r>
-      <w:r>
-        <w:rPr>
-          <w:lang w:val="en-US"/>
-          <w:color w:val="FF0000"/>
-        </w:rPr>
-        <w:t xml:space="preserve">s</w:t>
-      </w:r>
-      <w:r>
-        <w:rPr>
-          <w:lang w:val="en-US"/>
-          <w:color w:val="000000"/>
-        </w:rPr>
-        <w:t xml:space="preserve">i</w:t>
-      </w:r>
-      <w:r>
-        <w:rPr>
-          <w:lang w:val="en-US"/>
-          <w:color w:val="000000"/>
-        </w:rPr>
-        <w:t xml:space="preserve">y</w:t>
-      </w:r>
-      <w:r>
-        <w:rPr>
-          <w:lang w:val="en-US"/>
-          <w:color w:val="FF0000"/>
-        </w:rPr>
-        <w:t xml:space="preserve">f</w:t>
-      </w:r>
-      <w:r>
-        <w:rPr>
-          <w:lang w:val="en-US"/>
-          <w:color w:val="FF0000"/>
-        </w:rPr>
-        <w:t xml:space="preserve">h</w:t>
-      </w:r>
-      <w:r>
-        <w:rPr>
-          <w:lang w:val="en-US"/>
-          <w:color w:val="000000"/>
-        </w:rPr>
-        <w:t xml:space="preserve">b</w:t>
-      </w:r>
-      <w:r>
-        <w:rPr>
-          <w:lang w:val="en-US"/>
-          <w:color w:val="FF0000"/>
-        </w:rPr>
-        <w:t xml:space="preserve">f</w:t>
-      </w:r>
-      <w:r>
-        <w:rPr>
-          <w:lang w:val="en-US"/>
-          <w:color w:val="FF0000"/>
-        </w:rPr>
-        <w:t xml:space="preserve">h</w:t>
-      </w:r>
-      <w:r>
-        <w:rPr>
-          <w:lang w:val="en-US"/>
-          <w:color w:val="000000"/>
-        </w:rPr>
-        <w:t xml:space="preserve">s</w:t>
-      </w:r>
-      <w:r>
-        <w:rPr>
-          <w:lang w:val="en-US"/>
-          <w:color w:val="000000"/>
-        </w:rPr>
-        <w:t xml:space="preserve">u</w:t>
-      </w:r>
-      <w:r>
-        <w:rPr>
-          <w:lang w:val="en-US"/>
-          <w:color w:val="000000"/>
-        </w:rPr>
-        <w:t xml:space="preserve">y</w:t>
-      </w:r>
-      <w:r>
-        <w:rPr>
-          <w:lang w:val="en-US"/>
-          <w:color w:val="000000"/>
-        </w:rPr>
-        <w:t xml:space="preserve">r</w:t>
-      </w:r>
-      <w:r>
-        <w:rPr>
-          <w:lang w:val="en-US"/>
-          <w:color w:val="FF0000"/>
-        </w:rPr>
-        <w:t xml:space="preserve">y</w:t>
-      </w:r>
-      <w:r>
-        <w:rPr>
-          <w:lang w:val="en-US"/>
-          <w:color w:val="000000"/>
-        </w:rPr>
-        <w:t xml:space="preserve">g</w:t>
-      </w:r>
-      <w:r>
-        <w:rPr>
-          <w:lang w:val="en-US"/>
-          <w:color w:val="FF0000"/>
-        </w:rPr>
-        <w:t xml:space="preserve">f</w:t>
-      </w:r>
-      <w:r>
-        <w:rPr>
-          <w:lang w:val="en-US"/>
-          <w:color w:val="000000"/>
-        </w:rPr>
-        <w:t xml:space="preserve">s</w:t>
-      </w:r>
-      <w:r>
-        <w:rPr>
-          <w:lang w:val="en-US"/>
-          <w:color w:val="FF0000"/>
-        </w:rPr>
-        <w:t xml:space="preserve">h</w:t>
-      </w:r>
-      <w:r>
-        <w:rPr>
-          <w:lang w:val="en-US"/>
-          <w:color w:val="000000"/>
-        </w:rPr>
-        <w:t xml:space="preserve">k</w:t>
-      </w:r>
-      <w:r>
-        <w:rPr>
-          <w:lang w:val="en-US"/>
-          <w:color w:val="FF0000"/>
-        </w:rPr>
-        <w:t xml:space="preserve">u</w:t>
-      </w:r>
-      <w:r>
-        <w:rPr>
-          <w:lang w:val="en-US"/>
-          <w:color w:val="000000"/>
-        </w:rPr>
-        <w:t xml:space="preserve">d</w:t>
-      </w:r>
-      <w:r>
-        <w:rPr>
-          <w:lang w:val="en-US"/>
-          <w:color w:val="000000"/>
-        </w:rPr>
-        <w:t xml:space="preserve">y</w:t>
-      </w:r>
-      <w:r>
-        <w:rPr>
-          <w:lang w:val="en-US"/>
-          <w:color w:val="000000"/>
-        </w:rPr>
-        <w:t xml:space="preserve">7</w:t>
-      </w:r>
-      <w:r>
-        <w:rPr>
-          <w:lang w:val="en-US"/>
-          <w:color w:val="000000"/>
-        </w:rPr>
-        <w:t xml:space="preserve">f</w:t>
-      </w:r>
-      <w:r>
-        <w:rPr>
-          <w:lang w:val="en-US"/>
-          <w:color w:val="FF0000"/>
-        </w:rPr>
-        <w:t xml:space="preserve">y</w:t>
-      </w:r>
-      <w:r>
-        <w:rPr>
-          <w:lang w:val="en-US"/>
-          <w:color w:val="000000"/>
-        </w:rPr>
-        <w:t xml:space="preserve">e</w:t>
-      </w:r>
-      <w:r>
-        <w:rPr>
-          <w:lang w:val="en-US"/>
-          <w:color w:val="FF0000"/>
-        </w:rPr>
-        <w:t xml:space="preserve">g</w:t>
-      </w:r>
-      <w:r>
-        <w:rPr>
-          <w:lang w:val="en-US"/>
-          <w:color w:val="000000"/>
-        </w:rPr>
-        <w:t xml:space="preserve">d</w:t>
-      </w:r>
-      <w:r>
-        <w:rPr>
-          <w:lang w:val="en-US"/>
-          <w:color w:val="FF0000"/>
-        </w:rPr>
-        <w:t xml:space="preserve">h</w:t>
-      </w:r>
-      <w:r>
-        <w:rPr>
-          <w:lang w:val="en-US"/>
-          <w:color w:val="000000"/>
-        </w:rPr>
-        <w:t xml:space="preserve">8</w:t>
-      </w:r>
-      <w:r>
-        <w:rPr>
-          <w:lang w:val="en-US"/>
-          <w:color w:val="000000"/>
-        </w:rPr>
-        <w:t xml:space="preserve">6</w:t>
-      </w:r>
-      <w:r>
-        <w:rPr>
-          <w:lang w:val="en-US"/>
-          <w:color w:val="FF0000"/>
-        </w:rPr>
-        <w:t xml:space="preserve">7</w:t>
-      </w:r>
-      <w:r>
-        <w:rPr>
-          <w:lang w:val="en-US"/>
-          <w:color w:val="000000"/>
-        </w:rPr>
-        <w:t xml:space="preserve">t</w:t>
-      </w:r>
-      <w:r>
-        <w:rPr>
-          <w:lang w:val="en-US"/>
-          <w:color w:val="000000"/>
-        </w:rPr>
-        <w:t xml:space="preserve">w</w:t>
-      </w:r>
-      <w:r>
-        <w:rPr>
-          <w:lang w:val="en-US"/>
-          <w:color w:val="000000"/>
-        </w:rPr>
-        <w:t xml:space="preserve">q</w:t>
-      </w:r>
-      <w:r>
-        <w:rPr>
-          <w:lang w:val="en-US"/>
-          <w:color w:val="000000"/>
-        </w:rPr>
-        <w:t xml:space="preserve">y</w:t>
-      </w:r>
-      <w:r>
-        <w:rPr>
-          <w:lang w:val="en-US"/>
-          <w:color w:val="000000"/>
-        </w:rPr>
-        <w:t xml:space="preserve">g</w:t>
-      </w:r>
-      <w:r>
-        <w:rPr>
-          <w:lang w:val="en-US"/>
-          <w:color w:val="000000"/>
-        </w:rPr>
-        <w:t xml:space="preserve">6</w:t>
-      </w:r>
-      <w:r>
-        <w:rPr>
-          <w:lang w:val="en-US"/>
-          <w:color w:val="000000"/>
-        </w:rPr>
-        <w:t xml:space="preserve">s</w:t>
-      </w:r>
-      <w:r>
-        <w:rPr>
-          <w:lang w:val="en-US"/>
-          <w:color w:val="000000"/>
-        </w:rPr>
-        <w:t xml:space="preserve">5</w:t>
-      </w:r>
-      <w:r>
-        <w:rPr>
-          <w:lang w:val="en-US"/>
-          <w:color w:val="FF0000"/>
-        </w:rPr>
-        <w:t xml:space="preserve">r</w:t>
-      </w:r>
-      <w:r>
-        <w:rPr>
-          <w:lang w:val="en-US"/>
-          <w:color w:val="FF0000"/>
-        </w:rPr>
-        <w:t xml:space="preserve">s</w:t>
-      </w:r>
-      <w:r>
-        <w:rPr>
-          <w:lang w:val="en-US"/>
-          <w:color w:val="000000"/>
-        </w:rPr>
-        <w:t xml:space="preserve">f</w:t>
-      </w:r>
-      <w:r>
-        <w:rPr>
-          <w:lang w:val="en-US"/>
-          <w:color w:val="000000"/>
-        </w:rPr>
-        <w:t xml:space="preserve">q</w:t>
-      </w:r>
-      <w:r>
-        <w:rPr>
-          <w:lang w:val="en-US"/>
-          <w:color w:val="FF0000"/>
-        </w:rPr>
-        <w:t xml:space="preserve">y</w:t>
-      </w:r>
-      <w:r>
-        <w:rPr>
-          <w:lang w:val="en-US"/>
-          <w:color w:val="000000"/>
-        </w:rPr>
-        <w:t xml:space="preserve">g</w:t>
-      </w:r>
-      <w:r>
-        <w:rPr>
-          <w:lang w:val="en-US"/>
-          <w:color w:val="FF0000"/>
-        </w:rPr>
-        <w:t xml:space="preserve">u</w:t>
-      </w:r>
-      <w:r>
-        <w:rPr>
-          <w:lang w:val="en-US"/>
-          <w:color w:val="FF0000"/>
-        </w:rPr>
-        <w:t xml:space="preserve">d</w:t>
-      </w:r>
-      <w:r>
-        <w:rPr>
-          <w:lang w:val="en-US"/>
-          <w:color w:val="000000"/>
-        </w:rPr>
-        <w:t xml:space="preserve">t</w:t>
-      </w:r>
-      <w:r>
-        <w:rPr>
-          <w:lang w:val="en-US"/>
-          <w:color w:val="FF0000"/>
-        </w:rPr>
-        <w:t xml:space="preserve">w</w:t>
-      </w:r>
-      <w:r>
-        <w:rPr>
-          <w:lang w:val="en-US"/>
-          <w:color w:val="FF0000"/>
-        </w:rPr>
-        <w:t xml:space="preserve">6</w:t>
-      </w:r>
-      <w:r>
-        <w:rPr>
-          <w:lang w:val="en-US"/>
-          <w:color w:val="000000"/>
-        </w:rPr>
-        <w:t xml:space="preserve">f</w:t>
-      </w:r>
-      <w:r>
-        <w:rPr>
-          <w:lang w:val="en-US"/>
-          <w:color w:val="FF0000"/>
-        </w:rPr>
-        <w:t xml:space="preserve">u</w:t>
-      </w:r>
-      <w:r>
-        <w:rPr>
-          <w:lang w:val="en-US"/>
-          <w:color w:val="000000"/>
-        </w:rPr>
-        <w:t xml:space="preserve">g</w:t>
-      </w:r>
-      <w:r>
-        <w:rPr>
-          <w:lang w:val="en-US"/>
-          <w:color w:val="000000"/>
-        </w:rPr>
-        <w:t xml:space="preserve">s</w:t>
-      </w:r>
-      <w:r>
-        <w:rPr>
-          <w:lang w:val="en-US"/>
-          <w:color w:val="FF0000"/>
-        </w:rPr>
-        <w:t xml:space="preserve">j</w:t>
-      </w:r>
-      <w:r>
-        <w:rPr>
-          <w:lang w:val="en-US"/>
-          <w:color w:val="000000"/>
-        </w:rPr>
-        <w:t xml:space="preserve">h</w:t>
-      </w:r>
-      <w:r>
-        <w:rPr>
-          <w:lang w:val="en-US"/>
-          <w:color w:val="FF0000"/>
-        </w:rPr>
-        <w:t xml:space="preserve">b</w:t>
-      </w:r>
-      <w:r>
-        <w:rPr>
-          <w:lang w:val="en-US"/>
-          <w:color w:val="000000"/>
-        </w:rPr>
-        <w:t xml:space="preserve">d</w:t>
-      </w:r>
-      <w:r>
-        <w:rPr>
-          <w:lang w:val="en-US"/>
-          <w:color w:val="000000"/>
-        </w:rPr>
-        <w:t xml:space="preserve">f</w:t>
-      </w:r>
-      <w:r>
-        <w:rPr>
-          <w:lang w:val="en-US"/>
-          <w:color w:val="000000"/>
-        </w:rPr>
-        <w:t xml:space="preserve">u</w:t>
-      </w:r>
-      <w:r>
-        <w:rPr>
-          <w:lang w:val="en-US"/>
-          <w:color w:val="FF0000"/>
-        </w:rPr>
-        <w:t xml:space="preserve">i</w:t>
-      </w:r>
-      <w:r>
-        <w:rPr>
-          <w:lang w:val="en-US"/>
-          <w:color w:val="FF0000"/>
-        </w:rPr>
-        <w:t xml:space="preserve">g</w:t>
-      </w:r>
-      <w:r>
-        <w:rPr>
-          <w:lang w:val="en-US"/>
-          <w:color w:val="000000"/>
-        </w:rPr>
-        <w:t xml:space="preserve">y</w:t>
-      </w:r>
-      <w:r>
-        <w:rPr>
-          <w:lang w:val="en-US"/>
-          <w:color w:val="FF0000"/>
-        </w:rPr>
-        <w:t xml:space="preserve">u</w:t>
-      </w:r>
-      <w:r>
-        <w:rPr>
-          <w:lang w:val="en-US"/>
-          <w:color w:val="000000"/>
-        </w:rPr>
-        <w:t xml:space="preserve">w</w:t>
-      </w:r>
-      <w:r>
-        <w:rPr>
-          <w:lang w:val="en-US"/>
-          <w:color w:val="000000"/>
-        </w:rPr>
-        <w:t xml:space="preserve">e</w:t>
-      </w:r>
-      <w:r>
-        <w:rPr>
-          <w:lang w:val="en-US"/>
-          <w:color w:val="FF0000"/>
-        </w:rPr>
-        <w:t xml:space="preserve">r</w:t>
-      </w:r>
-      <w:r>
-        <w:rPr>
-          <w:lang w:val="en-US"/>
-          <w:color w:val="000000"/>
-        </w:rPr>
-        <w:t xml:space="preserve">t</w:t>
-      </w:r>
-      <w:r>
-        <w:rPr>
-          <w:lang w:val="en-US"/>
-          <w:color w:val="FF0000"/>
-        </w:rPr>
-        <w:t xml:space="preserve">y</w:t>
-      </w:r>
-      <w:r>
-        <w:rPr>
-          <w:lang w:val="en-US"/>
-          <w:color w:val="000000"/>
-        </w:rPr>
-        <w:t xml:space="preserve">u</w:t>
-      </w:r>
-      <w:r>
-        <w:rPr>
-          <w:lang w:val="en-US"/>
-          <w:color w:val="000000"/>
-        </w:rPr>
-        <w:t xml:space="preserve">i</w:t>
-      </w:r>
-      <w:r>
-        <w:rPr>
-          <w:lang w:val="en-US"/>
-          <w:color w:val="000000"/>
-        </w:rPr>
-        <w:t xml:space="preserve">o</w:t>
-      </w:r>
-      <w:r>
-        <w:rPr>
-          <w:lang w:val="en-US"/>
-          <w:color w:val="000000"/>
-        </w:rPr>
-        <w:t xml:space="preserve">p</w:t>
-      </w:r>
-      <w:r>
-        <w:rPr>
-          <w:lang w:val="en-US"/>
-          <w:color w:val="FF0000"/>
-        </w:rPr>
-        <w:t xml:space="preserve">[</w:t>
-      </w:r>
-      <w:r>
-        <w:rPr>
-          <w:lang w:val="en-US"/>
-          <w:color w:val="FF0000"/>
-        </w:rPr>
-        <w:t xml:space="preserve">‘</w:t>
-      </w:r>
-      <w:r>
-        <w:rPr>
-          <w:lang w:val="en-US"/>
-          <w:color w:val="FF0000"/>
-        </w:rPr>
-        <w:t xml:space="preserve">;</w:t>
-      </w:r>
-      <w:r>
-        <w:rPr>
-          <w:lang w:val="en-US"/>
-          <w:color w:val="FF0000"/>
-        </w:rPr>
-        <w:t xml:space="preserve">l</w:t>
-      </w:r>
-      <w:r>
-        <w:rPr>
-          <w:lang w:val="en-US"/>
-          <w:color w:val="FF0000"/>
-        </w:rPr>
-        <w:t xml:space="preserve">k</w:t>
-      </w:r>
-      <w:r>
-        <w:rPr>
-          <w:lang w:val="en-US"/>
-          <w:color w:val="FF0000"/>
-        </w:rPr>
-        <w:t xml:space="preserve">j</w:t>
-      </w:r>
-      <w:r>
-        <w:rPr>
-          <w:lang w:val="en-US"/>
-          <w:color w:val="000000"/>
-        </w:rPr>
-        <w:t xml:space="preserve">h</w:t>
-      </w:r>
-      <w:r>
-        <w:rPr>
-          <w:lang w:val="en-US"/>
-          <w:color w:val="FF0000"/>
-        </w:rPr>
-        <w:t xml:space="preserve">g</w:t>
-      </w:r>
-      <w:r>
-        <w:rPr>
-          <w:lang w:val="en-US"/>
-          <w:color w:val="000000"/>
-        </w:rPr>
-        <w:t xml:space="preserve">f</w:t>
-      </w:r>
-      <w:r>
-        <w:rPr>
-          <w:lang w:val="en-US"/>
-          <w:color w:val="FF0000"/>
-        </w:rPr>
-        <w:t xml:space="preserve">d</w:t>
-      </w:r>
-      <w:r>
-        <w:rPr>
-          <w:lang w:val="en-US"/>
-          <w:color w:val="000000"/>
-        </w:rPr>
-        <w:t xml:space="preserve">s</w:t>
-      </w:r>
-      <w:r>
-        <w:rPr>
-          <w:lang w:val="en-US"/>
-          <w:color w:val="FF0000"/>
-        </w:rPr>
-        <w:t xml:space="preserve">a</w:t>
-      </w:r>
-      <w:r>
-        <w:rPr>
-          <w:lang w:val="en-US"/>
-          <w:color w:val="FF0000"/>
-        </w:rPr>
-        <w:t xml:space="preserve">z</w:t>
-      </w:r>
-      <w:r>
-        <w:rPr>
-          <w:lang w:val="en-US"/>
-          <w:color w:val="000000"/>
-        </w:rPr>
-        <w:t xml:space="preserve">x</w:t>
-      </w:r>
-      <w:r>
-        <w:rPr>
-          <w:lang w:val="en-US"/>
-          <w:color w:val="FF0000"/>
-        </w:rPr>
-        <w:t xml:space="preserve">c</w:t>
-      </w:r>
-      <w:r>
-        <w:rPr>
-          <w:lang w:val="en-US"/>
-          <w:color w:val="FF0000"/>
-        </w:rPr>
-        <w:t xml:space="preserve">v</w:t>
-      </w:r>
-      <w:r>
-        <w:rPr>
-          <w:lang w:val="en-US"/>
-          <w:color w:val="000000"/>
-        </w:rPr>
-        <w:t xml:space="preserve">b</w:t>
-      </w:r>
-      <w:r>
-        <w:rPr>
-          <w:lang w:val="en-US"/>
-          <w:color w:val="000000"/>
-        </w:rPr>
-        <w:t xml:space="preserve">n</w:t>
-      </w:r>
-      <w:r>
-        <w:rPr>
-          <w:lang w:val="en-US"/>
-          <w:color w:val="000000"/>
-        </w:rPr>
-        <w:t xml:space="preserve">m</w:t>
-      </w:r>
-      <w:r>
-        <w:rPr>
-          <w:lang w:val="en-US"/>
-          <w:color w:val="000000"/>
-        </w:rPr>
-        <w:t xml:space="preserve">,</w:t>
-      </w:r>
-      <w:r>
-        <w:rPr>
-          <w:lang w:val="en-US"/>
-          <w:color w:val="FF0000"/>
-        </w:rPr>
-        <w:t xml:space="preserve">.</w:t>
-      </w:r>
-      <w:r>
-        <w:rPr>
-          <w:lang w:val="en-US"/>
-          <w:color w:val="FF0000"/>
-        </w:rPr>
-        <w:t xml:space="preserve">/</w:t>
-      </w:r>
-      <w:r>
-        <w:rPr>
-          <w:lang w:val="en-US"/>
-          <w:color w:val="000000"/>
-        </w:rPr>
-        <w:t xml:space="preserve">.</w:t>
-      </w:r>
-      <w:r>
-        <w:rPr>
-          <w:lang w:val="en-US"/>
-          <w:color w:val="FF0000"/>
-        </w:rPr>
-        <w:t xml:space="preserve">;</w:t>
-      </w:r>
-      <w:r>
-        <w:rPr>
-          <w:lang w:val="en-US"/>
-          <w:color w:val="000000"/>
-        </w:rPr>
-        <w:t xml:space="preserve">p</w:t>
-      </w:r>
-      <w:r>
-        <w:rPr>
-          <w:lang w:val="en-US"/>
-          <w:color w:val="000000"/>
-        </w:rPr>
-        <w:t xml:space="preserve">o</w:t>
-      </w:r>
-      <w:r>
-        <w:rPr>
-          <w:lang w:val="en-US"/>
-          <w:color w:val="000000"/>
-        </w:rPr>
-        <w:t xml:space="preserve">k</w:t>
-      </w:r>
-      <w:r>
-        <w:rPr>
-          <w:lang w:val="en-US"/>
-          <w:color w:val="FF0000"/>
-        </w:rPr>
-        <w:t xml:space="preserve">m</w:t>
-      </w:r>
-      <w:r>
-        <w:rPr>
-          <w:lang w:val="en-US"/>
-          <w:color w:val="FF0000"/>
-        </w:rPr>
-        <w:t xml:space="preserve">i</w:t>
-      </w:r>
-      <w:r>
-        <w:rPr>
-          <w:lang w:val="en-US"/>
-          <w:color w:val="FF0000"/>
-        </w:rPr>
-        <w:t xml:space="preserve">j</w:t>
-      </w:r>
-      <w:r>
-        <w:rPr>
-          <w:lang w:val="en-US"/>
-          <w:color w:val="FF0000"/>
-        </w:rPr>
-        <w:t xml:space="preserve">n</w:t>
-      </w:r>
-      <w:r>
-        <w:rPr>
-          <w:lang w:val="en-US"/>
-          <w:color w:val="000000"/>
-        </w:rPr>
-        <w:t xml:space="preserve">j</w:t>
-      </w:r>
-      <w:r>
-        <w:rPr>
-          <w:lang w:val="en-US"/>
-          <w:color w:val="FF0000"/>
-        </w:rPr>
-        <w:t xml:space="preserve">u</w:t>
-      </w:r>
-      <w:r>
-        <w:rPr>
-          <w:lang w:val="en-US"/>
-          <w:color w:val="000000"/>
-        </w:rPr>
-        <w:t xml:space="preserve">h</w:t>
-      </w:r>
-      <w:r>
-        <w:rPr>
-          <w:lang w:val="en-US"/>
-          <w:color w:val="000000"/>
-        </w:rPr>
-        <w:t xml:space="preserve">b</w:t>
-      </w:r>
-      <w:r>
-        <w:rPr>
-          <w:lang w:val="en-US"/>
-          <w:color w:val="000000"/>
-        </w:rPr>
-        <w:t xml:space="preserve">b</w:t>
-      </w:r>
-      <w:r>
-        <w:rPr>
-          <w:lang w:val="en-US"/>
-          <w:color w:val="000000"/>
-        </w:rPr>
-        <w:t xml:space="preserve">h</w:t>
-      </w:r>
-      <w:r>
-        <w:rPr>
-          <w:lang w:val="en-US"/>
-          <w:color w:val="FF0000"/>
-        </w:rPr>
-        <w:t xml:space="preserve">y</w:t>
-      </w:r>
-      <w:r>
-        <w:rPr>
-          <w:lang w:val="en-US"/>
-          <w:color w:val="FF0000"/>
-        </w:rPr>
-        <w:t xml:space="preserve">u</w:t>
-      </w:r>
-      <w:r>
-        <w:rPr>
-          <w:lang w:val="en-US"/>
-          <w:color w:val="000000"/>
+          <w:color w:val="000000"/>
+          <w:lang w:val="en-US"/>
         </w:rPr>
         <w:t xml:space="preserve">g</w:t>
       </w:r>
